--- a/Лаба 1 - ETL.docx
+++ b/Лаба 1 - ETL.docx
@@ -4,7 +4,7 @@
   <w:body>
     <w:p>
       <w:pPr>
-        <w:pStyle w:val="910"/>
+        <w:pStyle w:val="918"/>
         <w:pBdr/>
         <w:spacing/>
         <w:ind/>
@@ -63,7 +63,7 @@
     </w:p>
     <w:p>
       <w:pPr>
-        <w:pStyle w:val="894"/>
+        <w:pStyle w:val="902"/>
         <w:pBdr/>
         <w:spacing/>
         <w:ind/>
@@ -88,7 +88,7 @@
     </w:p>
     <w:p>
       <w:pPr>
-        <w:pStyle w:val="894"/>
+        <w:pStyle w:val="902"/>
         <w:pBdr/>
         <w:spacing/>
         <w:ind/>
@@ -101,7 +101,7 @@
     </w:p>
     <w:p>
       <w:pPr>
-        <w:pStyle w:val="924"/>
+        <w:pStyle w:val="932"/>
         <w:pBdr/>
         <w:spacing/>
         <w:ind w:hanging="113" w:left="340"/>
@@ -117,7 +117,7 @@
     </w:p>
     <w:p>
       <w:pPr>
-        <w:pStyle w:val="924"/>
+        <w:pStyle w:val="932"/>
         <w:pBdr/>
         <w:spacing/>
         <w:ind w:hanging="113" w:left="340"/>
@@ -133,7 +133,7 @@
     </w:p>
     <w:p>
       <w:pPr>
-        <w:pStyle w:val="924"/>
+        <w:pStyle w:val="932"/>
         <w:pBdr/>
         <w:spacing/>
         <w:ind w:hanging="113" w:left="340"/>
@@ -161,7 +161,7 @@
     </w:p>
     <w:p>
       <w:pPr>
-        <w:pStyle w:val="894"/>
+        <w:pStyle w:val="902"/>
         <w:pBdr/>
         <w:spacing/>
         <w:ind/>
@@ -174,7 +174,7 @@
     </w:p>
     <w:p>
       <w:pPr>
-        <w:pStyle w:val="895"/>
+        <w:pStyle w:val="903"/>
         <w:pBdr/>
         <w:spacing/>
         <w:ind/>
@@ -199,7 +199,7 @@
     </w:p>
     <w:p>
       <w:pPr>
-        <w:pStyle w:val="895"/>
+        <w:pStyle w:val="903"/>
         <w:pBdr/>
         <w:spacing/>
         <w:ind/>
@@ -224,7 +224,7 @@
     </w:p>
     <w:p>
       <w:pPr>
-        <w:pStyle w:val="895"/>
+        <w:pStyle w:val="903"/>
         <w:pBdr/>
         <w:spacing/>
         <w:ind/>
@@ -237,7 +237,7 @@
     </w:p>
     <w:p>
       <w:pPr>
-        <w:pStyle w:val="924"/>
+        <w:pStyle w:val="932"/>
         <w:pBdr/>
         <w:spacing/>
         <w:ind w:hanging="113" w:left="340"/>
@@ -253,7 +253,7 @@
     </w:p>
     <w:p>
       <w:pPr>
-        <w:pStyle w:val="924"/>
+        <w:pStyle w:val="932"/>
         <w:pBdr/>
         <w:spacing/>
         <w:ind w:hanging="113" w:left="340"/>
@@ -269,7 +269,7 @@
     </w:p>
     <w:p>
       <w:pPr>
-        <w:pStyle w:val="924"/>
+        <w:pStyle w:val="932"/>
         <w:pBdr/>
         <w:spacing/>
         <w:ind w:hanging="113" w:left="340"/>
@@ -285,7 +285,7 @@
     </w:p>
     <w:p>
       <w:pPr>
-        <w:pStyle w:val="895"/>
+        <w:pStyle w:val="903"/>
         <w:pBdr/>
         <w:spacing/>
         <w:ind/>
@@ -310,7 +310,7 @@
     </w:p>
     <w:tbl>
       <w:tblPr>
-        <w:tblStyle w:val="954"/>
+        <w:tblStyle w:val="962"/>
         <w:jc w:val="center"/>
         <w:tblW w:w="0" w:type="auto"/>
         <w:tblBorders/>
@@ -370,7 +370,7 @@
     </w:p>
     <w:p>
       <w:pPr>
-        <w:pStyle w:val="894"/>
+        <w:pStyle w:val="902"/>
         <w:pBdr/>
         <w:spacing/>
         <w:ind/>
@@ -407,7 +407,7 @@
     </w:p>
     <w:tbl>
       <w:tblPr>
-        <w:tblStyle w:val="954"/>
+        <w:tblStyle w:val="962"/>
         <w:jc w:val="center"/>
         <w:tblW w:w="0" w:type="auto"/>
         <w:tblBorders/>
@@ -467,7 +467,7 @@
     </w:p>
     <w:p>
       <w:pPr>
-        <w:pStyle w:val="894"/>
+        <w:pStyle w:val="902"/>
         <w:pBdr/>
         <w:spacing/>
         <w:ind/>
@@ -480,7 +480,7 @@
     </w:p>
     <w:p>
       <w:pPr>
-        <w:pStyle w:val="895"/>
+        <w:pStyle w:val="903"/>
         <w:pBdr/>
         <w:spacing/>
         <w:ind/>
@@ -493,7 +493,7 @@
     </w:p>
     <w:tbl>
       <w:tblPr>
-        <w:tblStyle w:val="954"/>
+        <w:tblStyle w:val="962"/>
         <w:jc w:val="center"/>
         <w:tblW w:w="0" w:type="auto"/>
         <w:tblBorders/>
@@ -1265,7 +1265,7 @@
     </w:p>
     <w:p>
       <w:pPr>
-        <w:pStyle w:val="895"/>
+        <w:pStyle w:val="903"/>
         <w:pBdr/>
         <w:spacing/>
         <w:ind/>
@@ -1278,7 +1278,7 @@
     </w:p>
     <w:tbl>
       <w:tblPr>
-        <w:tblStyle w:val="954"/>
+        <w:tblStyle w:val="962"/>
         <w:jc w:val="center"/>
         <w:tblW w:w="0" w:type="auto"/>
         <w:tblBorders/>
@@ -1929,7 +1929,7 @@
     </w:p>
     <w:p>
       <w:pPr>
-        <w:pStyle w:val="895"/>
+        <w:pStyle w:val="903"/>
         <w:pBdr/>
         <w:spacing/>
         <w:ind/>
@@ -1942,7 +1942,7 @@
     </w:p>
     <w:tbl>
       <w:tblPr>
-        <w:tblStyle w:val="954"/>
+        <w:tblStyle w:val="962"/>
         <w:jc w:val="center"/>
         <w:tblW w:w="0" w:type="auto"/>
         <w:tblBorders/>
@@ -2472,7 +2472,7 @@
     </w:p>
     <w:p>
       <w:pPr>
-        <w:pStyle w:val="895"/>
+        <w:pStyle w:val="903"/>
         <w:pBdr/>
         <w:spacing/>
         <w:ind/>
@@ -2485,7 +2485,7 @@
     </w:p>
     <w:tbl>
       <w:tblPr>
-        <w:tblStyle w:val="954"/>
+        <w:tblStyle w:val="962"/>
         <w:jc w:val="center"/>
         <w:tblW w:w="0" w:type="auto"/>
         <w:tblBorders/>
@@ -3257,7 +3257,7 @@
     </w:p>
     <w:tbl>
       <w:tblPr>
-        <w:tblStyle w:val="954"/>
+        <w:tblStyle w:val="962"/>
         <w:jc w:val="center"/>
         <w:tblW w:w="0" w:type="auto"/>
         <w:tblBorders/>
@@ -3317,7 +3317,7 @@
     </w:p>
     <w:p>
       <w:pPr>
-        <w:pStyle w:val="894"/>
+        <w:pStyle w:val="902"/>
         <w:pBdr/>
         <w:spacing/>
         <w:ind/>
@@ -3330,7 +3330,7 @@
     </w:p>
     <w:p>
       <w:pPr>
-        <w:pStyle w:val="895"/>
+        <w:pStyle w:val="903"/>
         <w:pBdr/>
         <w:spacing/>
         <w:ind/>
@@ -3343,7 +3343,7 @@
     </w:p>
     <w:tbl>
       <w:tblPr>
-        <w:tblStyle w:val="954"/>
+        <w:tblStyle w:val="962"/>
         <w:jc w:val="center"/>
         <w:tblW w:w="0" w:type="auto"/>
         <w:tblBorders/>
@@ -4115,7 +4115,7 @@
     </w:p>
     <w:p>
       <w:pPr>
-        <w:pStyle w:val="895"/>
+        <w:pStyle w:val="903"/>
         <w:pBdr/>
         <w:spacing/>
         <w:ind/>
@@ -4128,7 +4128,7 @@
     </w:p>
     <w:tbl>
       <w:tblPr>
-        <w:tblStyle w:val="954"/>
+        <w:tblStyle w:val="962"/>
         <w:jc w:val="center"/>
         <w:tblW w:w="0" w:type="auto"/>
         <w:tblBorders/>
@@ -4779,7 +4779,7 @@
     </w:p>
     <w:p>
       <w:pPr>
-        <w:pStyle w:val="895"/>
+        <w:pStyle w:val="903"/>
         <w:pBdr/>
         <w:spacing/>
         <w:ind/>
@@ -4792,7 +4792,7 @@
     </w:p>
     <w:tbl>
       <w:tblPr>
-        <w:tblStyle w:val="954"/>
+        <w:tblStyle w:val="962"/>
         <w:jc w:val="center"/>
         <w:tblW w:w="0" w:type="auto"/>
         <w:tblBorders/>
@@ -5019,20 +5019,7 @@
                 <w:rFonts w:ascii="DejaVu Sans" w:hAnsi="DejaVu Sans"/>
                 <w:sz w:val="16"/>
               </w:rPr>
-              <w:t xml:space="preserve">PRIMARY KEY; </w:t>
-            </w:r>
-            <w:r>
-              <w:rPr>
-                <w:rFonts w:ascii="DejaVu Sans" w:hAnsi="DejaVu Sans"/>
-                <w:sz w:val="16"/>
-              </w:rPr>
-              <w:t xml:space="preserve">IDENTITY(1,1)</w:t>
-            </w:r>
-            <w:r>
-              <w:rPr>
-                <w:rFonts w:ascii="DejaVu Sans" w:hAnsi="DejaVu Sans"/>
-                <w:sz w:val="16"/>
-              </w:rPr>
+              <w:t xml:space="preserve">PRIMARY KEY</w:t>
             </w:r>
             <w:r/>
           </w:p>
@@ -5806,7 +5793,7 @@
     </w:p>
     <w:p>
       <w:pPr>
-        <w:pStyle w:val="895"/>
+        <w:pStyle w:val="903"/>
         <w:pBdr/>
         <w:spacing/>
         <w:ind/>
@@ -5819,7 +5806,7 @@
     </w:p>
     <w:tbl>
       <w:tblPr>
-        <w:tblStyle w:val="954"/>
+        <w:tblStyle w:val="962"/>
         <w:jc w:val="center"/>
         <w:tblW w:w="0" w:type="auto"/>
         <w:tblBorders/>
@@ -6966,7 +6953,7 @@
     </w:p>
     <w:p>
       <w:pPr>
-        <w:pStyle w:val="894"/>
+        <w:pStyle w:val="902"/>
         <w:pBdr/>
         <w:spacing/>
         <w:ind/>
@@ -6979,7 +6966,7 @@
     </w:p>
     <w:p>
       <w:pPr>
-        <w:pStyle w:val="895"/>
+        <w:pStyle w:val="903"/>
         <w:pBdr/>
         <w:spacing/>
         <w:ind/>
@@ -7004,7 +6991,7 @@
     </w:p>
     <w:p>
       <w:pPr>
-        <w:pStyle w:val="895"/>
+        <w:pStyle w:val="903"/>
         <w:pBdr/>
         <w:spacing/>
         <w:ind/>
@@ -7029,7 +7016,7 @@
     </w:p>
     <w:p>
       <w:pPr>
-        <w:pStyle w:val="895"/>
+        <w:pStyle w:val="903"/>
         <w:pBdr/>
         <w:spacing/>
         <w:ind/>
@@ -7054,7 +7041,7 @@
     </w:p>
     <w:p>
       <w:pPr>
-        <w:pStyle w:val="895"/>
+        <w:pStyle w:val="903"/>
         <w:pBdr/>
         <w:spacing/>
         <w:ind/>
@@ -7079,7 +7066,7 @@
     </w:p>
     <w:p>
       <w:pPr>
-        <w:pStyle w:val="895"/>
+        <w:pStyle w:val="903"/>
         <w:pBdr/>
         <w:spacing/>
         <w:ind/>
@@ -7104,7 +7091,7 @@
     </w:p>
     <w:p>
       <w:pPr>
-        <w:pStyle w:val="895"/>
+        <w:pStyle w:val="903"/>
         <w:pBdr/>
         <w:spacing/>
         <w:ind/>
@@ -7129,7 +7116,7 @@
     </w:p>
     <w:p>
       <w:pPr>
-        <w:pStyle w:val="895"/>
+        <w:pStyle w:val="903"/>
         <w:pBdr/>
         <w:spacing/>
         <w:ind/>
@@ -7154,7 +7141,7 @@
     </w:p>
     <w:p>
       <w:pPr>
-        <w:pStyle w:val="895"/>
+        <w:pStyle w:val="903"/>
         <w:pBdr/>
         <w:spacing/>
         <w:ind/>
@@ -7179,7 +7166,7 @@
     </w:p>
     <w:p>
       <w:pPr>
-        <w:pStyle w:val="895"/>
+        <w:pStyle w:val="903"/>
         <w:pBdr/>
         <w:spacing/>
         <w:ind/>
@@ -7207,7 +7194,7 @@
     </w:p>
     <w:p>
       <w:pPr>
-        <w:pStyle w:val="895"/>
+        <w:pStyle w:val="903"/>
         <w:pBdr/>
         <w:spacing/>
         <w:ind/>
@@ -7220,7 +7207,7 @@
     </w:p>
     <w:tbl>
       <w:tblPr>
-        <w:tblStyle w:val="954"/>
+        <w:tblStyle w:val="962"/>
         <w:jc w:val="center"/>
         <w:tblW w:w="0" w:type="auto"/>
         <w:tblBorders/>
@@ -7688,7 +7675,7 @@
     </w:p>
     <w:tbl>
       <w:tblPr>
-        <w:tblStyle w:val="954"/>
+        <w:tblStyle w:val="962"/>
         <w:jc w:val="center"/>
         <w:tblW w:w="0" w:type="auto"/>
         <w:tblBorders/>
@@ -7748,7 +7735,7 @@
     </w:p>
     <w:p>
       <w:pPr>
-        <w:pStyle w:val="894"/>
+        <w:pStyle w:val="902"/>
         <w:pBdr/>
         <w:spacing/>
         <w:ind/>
@@ -7761,7 +7748,7 @@
     </w:p>
     <w:p>
       <w:pPr>
-        <w:pStyle w:val="927"/>
+        <w:pStyle w:val="935"/>
         <w:pBdr/>
         <w:spacing/>
         <w:ind/>
@@ -7774,7 +7761,7 @@
     </w:p>
     <w:p>
       <w:pPr>
-        <w:pStyle w:val="927"/>
+        <w:pStyle w:val="935"/>
         <w:pBdr/>
         <w:spacing/>
         <w:ind/>
@@ -7787,7 +7774,7 @@
     </w:p>
     <w:p>
       <w:pPr>
-        <w:pStyle w:val="927"/>
+        <w:pStyle w:val="935"/>
         <w:pBdr/>
         <w:spacing/>
         <w:ind/>
@@ -7800,7 +7787,7 @@
     </w:p>
     <w:p>
       <w:pPr>
-        <w:pStyle w:val="927"/>
+        <w:pStyle w:val="935"/>
         <w:pBdr/>
         <w:spacing/>
         <w:ind/>
@@ -7813,7 +7800,7 @@
     </w:p>
     <w:tbl>
       <w:tblPr>
-        <w:tblStyle w:val="954"/>
+        <w:tblStyle w:val="962"/>
         <w:jc w:val="center"/>
         <w:tblW w:w="0" w:type="auto"/>
         <w:tblBorders/>
@@ -7873,7 +7860,7 @@
     </w:p>
     <w:p>
       <w:pPr>
-        <w:pStyle w:val="894"/>
+        <w:pStyle w:val="902"/>
         <w:pBdr/>
         <w:spacing/>
         <w:ind/>
@@ -7886,7 +7873,7 @@
     </w:p>
     <w:p>
       <w:pPr>
-        <w:pStyle w:val="924"/>
+        <w:pStyle w:val="932"/>
         <w:pBdr/>
         <w:spacing/>
         <w:ind w:hanging="113" w:left="340"/>
@@ -7909,7 +7896,7 @@
     </w:p>
     <w:p>
       <w:pPr>
-        <w:pStyle w:val="924"/>
+        <w:pStyle w:val="932"/>
         <w:pBdr/>
         <w:spacing/>
         <w:ind w:hanging="113" w:left="340"/>
@@ -7976,7 +7963,7 @@
     </w:p>
     <w:p>
       <w:pPr>
-        <w:pStyle w:val="924"/>
+        <w:pStyle w:val="932"/>
         <w:numPr>
           <w:ilvl w:val="0"/>
           <w:numId w:val="0"/>
@@ -7998,16 +7985,11 @@
           <w:highlight w:val="none"/>
         </w:rPr>
       </w:r>
-      <w:r>
-        <w:rPr>
-          <w:rFonts w:ascii="DejaVu Sans" w:hAnsi="DejaVu Sans"/>
-          <w:highlight w:val="none"/>
-        </w:rPr>
-      </w:r>
+      <w:r/>
     </w:p>
     <w:p>
       <w:pPr>
-        <w:pStyle w:val="924"/>
+        <w:pStyle w:val="932"/>
         <w:numPr>
           <w:ilvl w:val="0"/>
           <w:numId w:val="0"/>
@@ -8042,7 +8024,12 @@
       <w:r>
         <w:t xml:space="preserve">.</w:t>
       </w:r>
-      <w:r/>
+      <w:r>
+        <w:rPr>
+          <w:rFonts w:ascii="DejaVu Sans" w:hAnsi="DejaVu Sans"/>
+          <w:highlight w:val="none"/>
+        </w:rPr>
+      </w:r>
     </w:p>
     <w:p>
       <w:pPr>
@@ -8065,8 +8052,11 @@
       <w:r>
         <w:t xml:space="preserve"> запросы выполняются из DWH.</w:t>
       </w:r>
-      <w:r/>
-      <w:r/>
+      <w:r>
+        <w:rPr>
+          <w:highlight w:val="none"/>
+        </w:rPr>
+      </w:r>
     </w:p>
     <w:p>
       <w:pPr>
@@ -8082,7 +8072,7 @@
     </w:p>
     <w:p>
       <w:pPr>
-        <w:pStyle w:val="894"/>
+        <w:pStyle w:val="902"/>
         <w:pBdr/>
         <w:spacing/>
         <w:ind/>
@@ -8107,7 +8097,7 @@
     </w:p>
     <w:p>
       <w:pPr>
-        <w:pStyle w:val="1053"/>
+        <w:pStyle w:val="1061"/>
         <w:pBdr/>
         <w:shd w:val="clear" w:color="auto" w:fill="f3f4f6"/>
         <w:spacing/>
@@ -8124,7 +8114,7 @@
     </w:p>
     <w:p>
       <w:pPr>
-        <w:pStyle w:val="1053"/>
+        <w:pStyle w:val="1061"/>
         <w:pBdr/>
         <w:shd w:val="clear" w:color="auto" w:fill="f3f4f6"/>
         <w:spacing/>
@@ -8141,7 +8131,7 @@
     </w:p>
     <w:p>
       <w:pPr>
-        <w:pStyle w:val="1053"/>
+        <w:pStyle w:val="1061"/>
         <w:pBdr/>
         <w:shd w:val="clear" w:color="auto" w:fill="f3f4f6"/>
         <w:spacing/>
@@ -8158,7 +8148,7 @@
     </w:p>
     <w:p>
       <w:pPr>
-        <w:pStyle w:val="1053"/>
+        <w:pStyle w:val="1061"/>
         <w:pBdr/>
         <w:shd w:val="clear" w:color="auto" w:fill="f3f4f6"/>
         <w:spacing/>
@@ -8175,7 +8165,7 @@
     </w:p>
     <w:p>
       <w:pPr>
-        <w:pStyle w:val="1053"/>
+        <w:pStyle w:val="1061"/>
         <w:pBdr/>
         <w:shd w:val="clear" w:color="auto" w:fill="f3f4f6"/>
         <w:spacing/>
@@ -8192,7 +8182,7 @@
     </w:p>
     <w:p>
       <w:pPr>
-        <w:pStyle w:val="1053"/>
+        <w:pStyle w:val="1061"/>
         <w:pBdr/>
         <w:shd w:val="clear" w:color="auto" w:fill="f3f4f6"/>
         <w:spacing/>
@@ -8209,7 +8199,7 @@
     </w:p>
     <w:p>
       <w:pPr>
-        <w:pStyle w:val="1053"/>
+        <w:pStyle w:val="1061"/>
         <w:pBdr/>
         <w:shd w:val="clear" w:color="auto" w:fill="f3f4f6"/>
         <w:spacing/>
@@ -8226,7 +8216,7 @@
     </w:p>
     <w:p>
       <w:pPr>
-        <w:pStyle w:val="1053"/>
+        <w:pStyle w:val="1061"/>
         <w:pBdr/>
         <w:shd w:val="clear" w:color="auto" w:fill="f3f4f6"/>
         <w:spacing/>
@@ -8243,7 +8233,7 @@
     </w:p>
     <w:p>
       <w:pPr>
-        <w:pStyle w:val="1053"/>
+        <w:pStyle w:val="1061"/>
         <w:pBdr/>
         <w:shd w:val="clear" w:color="auto" w:fill="f3f4f6"/>
         <w:spacing/>
@@ -8260,7 +8250,7 @@
     </w:p>
     <w:p>
       <w:pPr>
-        <w:pStyle w:val="1053"/>
+        <w:pStyle w:val="1061"/>
         <w:pBdr/>
         <w:shd w:val="clear" w:color="auto" w:fill="f3f4f6"/>
         <w:spacing/>
@@ -8277,7 +8267,7 @@
     </w:p>
     <w:p>
       <w:pPr>
-        <w:pStyle w:val="1053"/>
+        <w:pStyle w:val="1061"/>
         <w:pBdr/>
         <w:shd w:val="clear" w:color="auto" w:fill="f3f4f6"/>
         <w:spacing/>
@@ -8294,7 +8284,7 @@
     </w:p>
     <w:p>
       <w:pPr>
-        <w:pStyle w:val="1053"/>
+        <w:pStyle w:val="1061"/>
         <w:pBdr/>
         <w:shd w:val="clear" w:color="auto" w:fill="f3f4f6"/>
         <w:spacing/>
@@ -8311,7 +8301,7 @@
     </w:p>
     <w:p>
       <w:pPr>
-        <w:pStyle w:val="1053"/>
+        <w:pStyle w:val="1061"/>
         <w:pBdr/>
         <w:shd w:val="clear" w:color="auto" w:fill="f3f4f6"/>
         <w:spacing/>
@@ -8328,7 +8318,7 @@
     </w:p>
     <w:p>
       <w:pPr>
-        <w:pStyle w:val="1053"/>
+        <w:pStyle w:val="1061"/>
         <w:pBdr/>
         <w:shd w:val="clear" w:color="auto" w:fill="f3f4f6"/>
         <w:spacing/>
@@ -8345,7 +8335,7 @@
     </w:p>
     <w:p>
       <w:pPr>
-        <w:pStyle w:val="1053"/>
+        <w:pStyle w:val="1061"/>
         <w:pBdr/>
         <w:shd w:val="clear" w:color="auto" w:fill="f3f4f6"/>
         <w:spacing/>
@@ -8362,7 +8352,7 @@
     </w:p>
     <w:p>
       <w:pPr>
-        <w:pStyle w:val="1053"/>
+        <w:pStyle w:val="1061"/>
         <w:pBdr/>
         <w:shd w:val="clear" w:color="auto" w:fill="f3f4f6"/>
         <w:spacing/>
@@ -8379,7 +8369,7 @@
     </w:p>
     <w:p>
       <w:pPr>
-        <w:pStyle w:val="1053"/>
+        <w:pStyle w:val="1061"/>
         <w:pBdr/>
         <w:shd w:val="clear" w:color="auto" w:fill="f3f4f6"/>
         <w:spacing/>
@@ -8396,7 +8386,7 @@
     </w:p>
     <w:p>
       <w:pPr>
-        <w:pStyle w:val="1053"/>
+        <w:pStyle w:val="1061"/>
         <w:pBdr/>
         <w:shd w:val="clear" w:color="auto" w:fill="f3f4f6"/>
         <w:spacing/>
@@ -8413,7 +8403,7 @@
     </w:p>
     <w:p>
       <w:pPr>
-        <w:pStyle w:val="1053"/>
+        <w:pStyle w:val="1061"/>
         <w:pBdr/>
         <w:shd w:val="clear" w:color="auto" w:fill="f3f4f6"/>
         <w:spacing/>
@@ -8430,7 +8420,7 @@
     </w:p>
     <w:p>
       <w:pPr>
-        <w:pStyle w:val="1053"/>
+        <w:pStyle w:val="1061"/>
         <w:pBdr/>
         <w:shd w:val="clear" w:color="auto" w:fill="f3f4f6"/>
         <w:spacing/>
@@ -8447,7 +8437,7 @@
     </w:p>
     <w:p>
       <w:pPr>
-        <w:pStyle w:val="1053"/>
+        <w:pStyle w:val="1061"/>
         <w:pBdr/>
         <w:shd w:val="clear" w:color="auto" w:fill="f3f4f6"/>
         <w:spacing/>
@@ -8464,7 +8454,7 @@
     </w:p>
     <w:p>
       <w:pPr>
-        <w:pStyle w:val="1053"/>
+        <w:pStyle w:val="1061"/>
         <w:pBdr/>
         <w:shd w:val="clear" w:color="auto" w:fill="f3f4f6"/>
         <w:spacing/>
@@ -8481,7 +8471,7 @@
     </w:p>
     <w:p>
       <w:pPr>
-        <w:pStyle w:val="1053"/>
+        <w:pStyle w:val="1061"/>
         <w:pBdr/>
         <w:shd w:val="clear" w:color="auto" w:fill="f3f4f6"/>
         <w:spacing/>
@@ -8498,7 +8488,7 @@
     </w:p>
     <w:p>
       <w:pPr>
-        <w:pStyle w:val="1053"/>
+        <w:pStyle w:val="1061"/>
         <w:pBdr/>
         <w:shd w:val="clear" w:color="auto" w:fill="f3f4f6"/>
         <w:spacing/>
@@ -8515,7 +8505,7 @@
     </w:p>
     <w:p>
       <w:pPr>
-        <w:pStyle w:val="1053"/>
+        <w:pStyle w:val="1061"/>
         <w:pBdr/>
         <w:shd w:val="clear" w:color="auto" w:fill="f3f4f6"/>
         <w:spacing/>
@@ -8532,7 +8522,7 @@
     </w:p>
     <w:p>
       <w:pPr>
-        <w:pStyle w:val="1053"/>
+        <w:pStyle w:val="1061"/>
         <w:pBdr/>
         <w:shd w:val="clear" w:color="auto" w:fill="f3f4f6"/>
         <w:spacing/>
@@ -8549,7 +8539,7 @@
     </w:p>
     <w:p>
       <w:pPr>
-        <w:pStyle w:val="1053"/>
+        <w:pStyle w:val="1061"/>
         <w:pBdr/>
         <w:shd w:val="clear" w:color="auto" w:fill="f3f4f6"/>
         <w:spacing/>
@@ -8566,7 +8556,7 @@
     </w:p>
     <w:p>
       <w:pPr>
-        <w:pStyle w:val="1053"/>
+        <w:pStyle w:val="1061"/>
         <w:pBdr/>
         <w:shd w:val="clear" w:color="auto" w:fill="f3f4f6"/>
         <w:spacing/>
@@ -8583,7 +8573,7 @@
     </w:p>
     <w:p>
       <w:pPr>
-        <w:pStyle w:val="1053"/>
+        <w:pStyle w:val="1061"/>
         <w:pBdr/>
         <w:shd w:val="clear" w:color="auto" w:fill="f3f4f6"/>
         <w:spacing/>
@@ -8600,7 +8590,7 @@
     </w:p>
     <w:p>
       <w:pPr>
-        <w:pStyle w:val="1053"/>
+        <w:pStyle w:val="1061"/>
         <w:pBdr/>
         <w:shd w:val="clear" w:color="auto" w:fill="f3f4f6"/>
         <w:spacing/>
@@ -8617,7 +8607,7 @@
     </w:p>
     <w:p>
       <w:pPr>
-        <w:pStyle w:val="1053"/>
+        <w:pStyle w:val="1061"/>
         <w:pBdr/>
         <w:shd w:val="clear" w:color="auto" w:fill="f3f4f6"/>
         <w:spacing/>
@@ -8634,7 +8624,7 @@
     </w:p>
     <w:p>
       <w:pPr>
-        <w:pStyle w:val="1053"/>
+        <w:pStyle w:val="1061"/>
         <w:pBdr/>
         <w:shd w:val="clear" w:color="auto" w:fill="f3f4f6"/>
         <w:spacing/>
@@ -8651,7 +8641,7 @@
     </w:p>
     <w:p>
       <w:pPr>
-        <w:pStyle w:val="1053"/>
+        <w:pStyle w:val="1061"/>
         <w:pBdr/>
         <w:shd w:val="clear" w:color="auto" w:fill="f3f4f6"/>
         <w:spacing/>
@@ -8668,7 +8658,7 @@
     </w:p>
     <w:p>
       <w:pPr>
-        <w:pStyle w:val="1053"/>
+        <w:pStyle w:val="1061"/>
         <w:pBdr/>
         <w:shd w:val="clear" w:color="auto" w:fill="f3f4f6"/>
         <w:spacing/>
@@ -8685,7 +8675,7 @@
     </w:p>
     <w:p>
       <w:pPr>
-        <w:pStyle w:val="1053"/>
+        <w:pStyle w:val="1061"/>
         <w:pBdr/>
         <w:shd w:val="clear" w:color="auto" w:fill="f3f4f6"/>
         <w:spacing/>
@@ -8702,7 +8692,7 @@
     </w:p>
     <w:p>
       <w:pPr>
-        <w:pStyle w:val="1053"/>
+        <w:pStyle w:val="1061"/>
         <w:pBdr/>
         <w:shd w:val="clear" w:color="auto" w:fill="f3f4f6"/>
         <w:spacing/>
@@ -8719,7 +8709,7 @@
     </w:p>
     <w:p>
       <w:pPr>
-        <w:pStyle w:val="1053"/>
+        <w:pStyle w:val="1061"/>
         <w:pBdr/>
         <w:shd w:val="clear" w:color="auto" w:fill="f3f4f6"/>
         <w:spacing/>
@@ -8736,7 +8726,7 @@
     </w:p>
     <w:p>
       <w:pPr>
-        <w:pStyle w:val="1053"/>
+        <w:pStyle w:val="1061"/>
         <w:pBdr/>
         <w:shd w:val="clear" w:color="auto" w:fill="f3f4f6"/>
         <w:spacing/>
@@ -8753,7 +8743,7 @@
     </w:p>
     <w:p>
       <w:pPr>
-        <w:pStyle w:val="1053"/>
+        <w:pStyle w:val="1061"/>
         <w:pBdr/>
         <w:shd w:val="clear" w:color="auto" w:fill="f3f4f6"/>
         <w:spacing/>
@@ -8770,7 +8760,7 @@
     </w:p>
     <w:p>
       <w:pPr>
-        <w:pStyle w:val="1053"/>
+        <w:pStyle w:val="1061"/>
         <w:pBdr/>
         <w:shd w:val="clear" w:color="auto" w:fill="f3f4f6"/>
         <w:spacing/>
@@ -8787,7 +8777,7 @@
     </w:p>
     <w:p>
       <w:pPr>
-        <w:pStyle w:val="1053"/>
+        <w:pStyle w:val="1061"/>
         <w:pBdr/>
         <w:shd w:val="clear" w:color="auto" w:fill="f3f4f6"/>
         <w:spacing/>
@@ -8804,7 +8794,7 @@
     </w:p>
     <w:p>
       <w:pPr>
-        <w:pStyle w:val="1053"/>
+        <w:pStyle w:val="1061"/>
         <w:pBdr/>
         <w:shd w:val="clear" w:color="auto" w:fill="f3f4f6"/>
         <w:spacing/>
@@ -8821,7 +8811,7 @@
     </w:p>
     <w:p>
       <w:pPr>
-        <w:pStyle w:val="1053"/>
+        <w:pStyle w:val="1061"/>
         <w:pBdr/>
         <w:shd w:val="clear" w:color="auto" w:fill="f3f4f6"/>
         <w:spacing/>
@@ -8838,7 +8828,7 @@
     </w:p>
     <w:p>
       <w:pPr>
-        <w:pStyle w:val="1053"/>
+        <w:pStyle w:val="1061"/>
         <w:pBdr/>
         <w:shd w:val="clear" w:color="auto" w:fill="f3f4f6"/>
         <w:spacing/>
@@ -8855,7 +8845,7 @@
     </w:p>
     <w:p>
       <w:pPr>
-        <w:pStyle w:val="1053"/>
+        <w:pStyle w:val="1061"/>
         <w:pBdr/>
         <w:shd w:val="clear" w:color="auto" w:fill="f3f4f6"/>
         <w:spacing/>
@@ -8872,7 +8862,7 @@
     </w:p>
     <w:p>
       <w:pPr>
-        <w:pStyle w:val="1053"/>
+        <w:pStyle w:val="1061"/>
         <w:pBdr/>
         <w:shd w:val="clear" w:color="auto" w:fill="f3f4f6"/>
         <w:spacing/>
@@ -8889,7 +8879,7 @@
     </w:p>
     <w:p>
       <w:pPr>
-        <w:pStyle w:val="1053"/>
+        <w:pStyle w:val="1061"/>
         <w:pBdr/>
         <w:shd w:val="clear" w:color="auto" w:fill="f3f4f6"/>
         <w:spacing/>
@@ -8906,7 +8896,7 @@
     </w:p>
     <w:p>
       <w:pPr>
-        <w:pStyle w:val="1053"/>
+        <w:pStyle w:val="1061"/>
         <w:pBdr/>
         <w:shd w:val="clear" w:color="auto" w:fill="f3f4f6"/>
         <w:spacing/>
@@ -8923,7 +8913,7 @@
     </w:p>
     <w:p>
       <w:pPr>
-        <w:pStyle w:val="1053"/>
+        <w:pStyle w:val="1061"/>
         <w:pBdr/>
         <w:shd w:val="clear" w:color="auto" w:fill="f3f4f6"/>
         <w:spacing/>
@@ -8940,7 +8930,7 @@
     </w:p>
     <w:p>
       <w:pPr>
-        <w:pStyle w:val="1053"/>
+        <w:pStyle w:val="1061"/>
         <w:pBdr/>
         <w:shd w:val="clear" w:color="auto" w:fill="f3f4f6"/>
         <w:spacing/>
@@ -8957,7 +8947,7 @@
     </w:p>
     <w:p>
       <w:pPr>
-        <w:pStyle w:val="1053"/>
+        <w:pStyle w:val="1061"/>
         <w:pBdr/>
         <w:shd w:val="clear" w:color="auto" w:fill="f3f4f6"/>
         <w:spacing/>
@@ -8974,7 +8964,7 @@
     </w:p>
     <w:p>
       <w:pPr>
-        <w:pStyle w:val="1053"/>
+        <w:pStyle w:val="1061"/>
         <w:pBdr/>
         <w:shd w:val="clear" w:color="auto" w:fill="f3f4f6"/>
         <w:spacing/>
@@ -8991,7 +8981,7 @@
     </w:p>
     <w:p>
       <w:pPr>
-        <w:pStyle w:val="1053"/>
+        <w:pStyle w:val="1061"/>
         <w:pBdr/>
         <w:shd w:val="clear" w:color="auto" w:fill="f3f4f6"/>
         <w:spacing/>
@@ -9008,7 +8998,7 @@
     </w:p>
     <w:p>
       <w:pPr>
-        <w:pStyle w:val="1053"/>
+        <w:pStyle w:val="1061"/>
         <w:pBdr/>
         <w:shd w:val="clear" w:color="auto" w:fill="f3f4f6"/>
         <w:spacing/>
@@ -9025,7 +9015,7 @@
     </w:p>
     <w:p>
       <w:pPr>
-        <w:pStyle w:val="1053"/>
+        <w:pStyle w:val="1061"/>
         <w:pBdr/>
         <w:shd w:val="clear" w:color="auto" w:fill="f3f4f6"/>
         <w:spacing/>
@@ -9042,7 +9032,7 @@
     </w:p>
     <w:p>
       <w:pPr>
-        <w:pStyle w:val="1053"/>
+        <w:pStyle w:val="1061"/>
         <w:pBdr/>
         <w:shd w:val="clear" w:color="auto" w:fill="f3f4f6"/>
         <w:spacing/>
@@ -9059,7 +9049,7 @@
     </w:p>
     <w:p>
       <w:pPr>
-        <w:pStyle w:val="1053"/>
+        <w:pStyle w:val="1061"/>
         <w:pBdr/>
         <w:shd w:val="clear" w:color="auto" w:fill="f3f4f6"/>
         <w:spacing/>
@@ -9076,7 +9066,7 @@
     </w:p>
     <w:p>
       <w:pPr>
-        <w:pStyle w:val="1053"/>
+        <w:pStyle w:val="1061"/>
         <w:pBdr/>
         <w:shd w:val="clear" w:color="auto" w:fill="f3f4f6"/>
         <w:spacing/>
@@ -9093,7 +9083,7 @@
     </w:p>
     <w:p>
       <w:pPr>
-        <w:pStyle w:val="1053"/>
+        <w:pStyle w:val="1061"/>
         <w:pBdr/>
         <w:shd w:val="clear" w:color="auto" w:fill="f3f4f6"/>
         <w:spacing/>
@@ -9110,7 +9100,7 @@
     </w:p>
     <w:p>
       <w:pPr>
-        <w:pStyle w:val="1053"/>
+        <w:pStyle w:val="1061"/>
         <w:pBdr/>
         <w:shd w:val="clear" w:color="auto" w:fill="f3f4f6"/>
         <w:spacing/>
@@ -9127,7 +9117,7 @@
     </w:p>
     <w:p>
       <w:pPr>
-        <w:pStyle w:val="1053"/>
+        <w:pStyle w:val="1061"/>
         <w:pBdr/>
         <w:shd w:val="clear" w:color="auto" w:fill="f3f4f6"/>
         <w:spacing/>
@@ -9144,7 +9134,7 @@
     </w:p>
     <w:p>
       <w:pPr>
-        <w:pStyle w:val="1053"/>
+        <w:pStyle w:val="1061"/>
         <w:pBdr/>
         <w:shd w:val="clear" w:color="auto" w:fill="f3f4f6"/>
         <w:spacing/>
@@ -9161,7 +9151,7 @@
     </w:p>
     <w:p>
       <w:pPr>
-        <w:pStyle w:val="1053"/>
+        <w:pStyle w:val="1061"/>
         <w:pBdr/>
         <w:shd w:val="clear" w:color="auto" w:fill="f3f4f6"/>
         <w:spacing/>
@@ -9178,7 +9168,7 @@
     </w:p>
     <w:p>
       <w:pPr>
-        <w:pStyle w:val="1053"/>
+        <w:pStyle w:val="1061"/>
         <w:pBdr/>
         <w:shd w:val="clear" w:color="auto" w:fill="f3f4f6"/>
         <w:spacing/>
@@ -9195,7 +9185,7 @@
     </w:p>
     <w:p>
       <w:pPr>
-        <w:pStyle w:val="1053"/>
+        <w:pStyle w:val="1061"/>
         <w:pBdr/>
         <w:shd w:val="clear" w:color="auto" w:fill="f3f4f6"/>
         <w:spacing/>
@@ -9212,7 +9202,7 @@
     </w:p>
     <w:p>
       <w:pPr>
-        <w:pStyle w:val="1053"/>
+        <w:pStyle w:val="1061"/>
         <w:pBdr/>
         <w:shd w:val="clear" w:color="auto" w:fill="f3f4f6"/>
         <w:spacing/>
@@ -9229,7 +9219,7 @@
     </w:p>
     <w:p>
       <w:pPr>
-        <w:pStyle w:val="1053"/>
+        <w:pStyle w:val="1061"/>
         <w:pBdr/>
         <w:shd w:val="clear" w:color="auto" w:fill="f3f4f6"/>
         <w:spacing/>
@@ -9246,7 +9236,7 @@
     </w:p>
     <w:p>
       <w:pPr>
-        <w:pStyle w:val="1053"/>
+        <w:pStyle w:val="1061"/>
         <w:pBdr/>
         <w:shd w:val="clear" w:color="auto" w:fill="f3f4f6"/>
         <w:spacing/>
@@ -9263,7 +9253,7 @@
     </w:p>
     <w:p>
       <w:pPr>
-        <w:pStyle w:val="1053"/>
+        <w:pStyle w:val="1061"/>
         <w:pBdr/>
         <w:shd w:val="clear" w:color="auto" w:fill="f3f4f6"/>
         <w:spacing/>
@@ -9280,7 +9270,7 @@
     </w:p>
     <w:p>
       <w:pPr>
-        <w:pStyle w:val="1053"/>
+        <w:pStyle w:val="1061"/>
         <w:pBdr/>
         <w:shd w:val="clear" w:color="auto" w:fill="f3f4f6"/>
         <w:spacing/>
@@ -9297,7 +9287,7 @@
     </w:p>
     <w:p>
       <w:pPr>
-        <w:pStyle w:val="1053"/>
+        <w:pStyle w:val="1061"/>
         <w:pBdr/>
         <w:shd w:val="clear" w:color="auto" w:fill="f3f4f6"/>
         <w:spacing/>
@@ -9314,7 +9304,7 @@
     </w:p>
     <w:p>
       <w:pPr>
-        <w:pStyle w:val="1053"/>
+        <w:pStyle w:val="1061"/>
         <w:pBdr/>
         <w:shd w:val="clear" w:color="auto" w:fill="f3f4f6"/>
         <w:spacing/>
@@ -9331,7 +9321,7 @@
     </w:p>
     <w:p>
       <w:pPr>
-        <w:pStyle w:val="1053"/>
+        <w:pStyle w:val="1061"/>
         <w:pBdr/>
         <w:shd w:val="clear" w:color="auto" w:fill="f3f4f6"/>
         <w:spacing/>
@@ -9348,7 +9338,7 @@
     </w:p>
     <w:p>
       <w:pPr>
-        <w:pStyle w:val="1053"/>
+        <w:pStyle w:val="1061"/>
         <w:pBdr/>
         <w:shd w:val="clear" w:color="auto" w:fill="f3f4f6"/>
         <w:spacing/>
@@ -9365,7 +9355,7 @@
     </w:p>
     <w:p>
       <w:pPr>
-        <w:pStyle w:val="1053"/>
+        <w:pStyle w:val="1061"/>
         <w:pBdr/>
         <w:shd w:val="clear" w:color="auto" w:fill="f3f4f6"/>
         <w:spacing/>
@@ -9382,7 +9372,7 @@
     </w:p>
     <w:p>
       <w:pPr>
-        <w:pStyle w:val="1053"/>
+        <w:pStyle w:val="1061"/>
         <w:pBdr/>
         <w:shd w:val="clear" w:color="auto" w:fill="f3f4f6"/>
         <w:spacing/>
@@ -9399,7 +9389,7 @@
     </w:p>
     <w:p>
       <w:pPr>
-        <w:pStyle w:val="1053"/>
+        <w:pStyle w:val="1061"/>
         <w:pBdr/>
         <w:shd w:val="clear" w:color="auto" w:fill="f3f4f6"/>
         <w:spacing/>
@@ -9416,7 +9406,7 @@
     </w:p>
     <w:p>
       <w:pPr>
-        <w:pStyle w:val="1053"/>
+        <w:pStyle w:val="1061"/>
         <w:pBdr/>
         <w:shd w:val="clear" w:color="auto" w:fill="f3f4f6"/>
         <w:spacing/>
@@ -9433,7 +9423,7 @@
     </w:p>
     <w:p>
       <w:pPr>
-        <w:pStyle w:val="1053"/>
+        <w:pStyle w:val="1061"/>
         <w:pBdr/>
         <w:shd w:val="clear" w:color="auto" w:fill="f3f4f6"/>
         <w:spacing/>
@@ -9450,7 +9440,7 @@
     </w:p>
     <w:p>
       <w:pPr>
-        <w:pStyle w:val="1053"/>
+        <w:pStyle w:val="1061"/>
         <w:pBdr/>
         <w:shd w:val="clear" w:color="auto" w:fill="f3f4f6"/>
         <w:spacing/>
@@ -9467,7 +9457,7 @@
     </w:p>
     <w:p>
       <w:pPr>
-        <w:pStyle w:val="1053"/>
+        <w:pStyle w:val="1061"/>
         <w:pBdr/>
         <w:shd w:val="clear" w:color="auto" w:fill="f3f4f6"/>
         <w:spacing/>
@@ -9484,7 +9474,7 @@
     </w:p>
     <w:p>
       <w:pPr>
-        <w:pStyle w:val="1053"/>
+        <w:pStyle w:val="1061"/>
         <w:pBdr/>
         <w:shd w:val="clear" w:color="auto" w:fill="f3f4f6"/>
         <w:spacing/>
@@ -9501,7 +9491,7 @@
     </w:p>
     <w:p>
       <w:pPr>
-        <w:pStyle w:val="1053"/>
+        <w:pStyle w:val="1061"/>
         <w:pBdr/>
         <w:shd w:val="clear" w:color="auto" w:fill="f3f4f6"/>
         <w:spacing/>
@@ -9518,7 +9508,7 @@
     </w:p>
     <w:p>
       <w:pPr>
-        <w:pStyle w:val="1053"/>
+        <w:pStyle w:val="1061"/>
         <w:pBdr/>
         <w:shd w:val="clear" w:color="auto" w:fill="f3f4f6"/>
         <w:spacing/>
@@ -9535,7 +9525,7 @@
     </w:p>
     <w:p>
       <w:pPr>
-        <w:pStyle w:val="1053"/>
+        <w:pStyle w:val="1061"/>
         <w:pBdr/>
         <w:shd w:val="clear" w:color="auto" w:fill="f3f4f6"/>
         <w:spacing/>
@@ -9552,7 +9542,7 @@
     </w:p>
     <w:p>
       <w:pPr>
-        <w:pStyle w:val="1053"/>
+        <w:pStyle w:val="1061"/>
         <w:pBdr/>
         <w:shd w:val="clear" w:color="auto" w:fill="f3f4f6"/>
         <w:spacing/>
@@ -9569,7 +9559,7 @@
     </w:p>
     <w:p>
       <w:pPr>
-        <w:pStyle w:val="1053"/>
+        <w:pStyle w:val="1061"/>
         <w:pBdr/>
         <w:shd w:val="clear" w:color="auto" w:fill="f3f4f6"/>
         <w:spacing/>
@@ -9586,7 +9576,7 @@
     </w:p>
     <w:p>
       <w:pPr>
-        <w:pStyle w:val="1053"/>
+        <w:pStyle w:val="1061"/>
         <w:pBdr/>
         <w:shd w:val="clear" w:color="auto" w:fill="f3f4f6"/>
         <w:spacing/>
@@ -9603,7 +9593,7 @@
     </w:p>
     <w:p>
       <w:pPr>
-        <w:pStyle w:val="1053"/>
+        <w:pStyle w:val="1061"/>
         <w:pBdr/>
         <w:shd w:val="clear" w:color="auto" w:fill="f3f4f6"/>
         <w:spacing/>
@@ -9620,7 +9610,7 @@
     </w:p>
     <w:p>
       <w:pPr>
-        <w:pStyle w:val="1053"/>
+        <w:pStyle w:val="1061"/>
         <w:pBdr/>
         <w:shd w:val="clear" w:color="auto" w:fill="f3f4f6"/>
         <w:spacing/>
@@ -9637,7 +9627,7 @@
     </w:p>
     <w:p>
       <w:pPr>
-        <w:pStyle w:val="1053"/>
+        <w:pStyle w:val="1061"/>
         <w:pBdr/>
         <w:shd w:val="clear" w:color="auto" w:fill="f3f4f6"/>
         <w:spacing/>
@@ -9654,7 +9644,7 @@
     </w:p>
     <w:p>
       <w:pPr>
-        <w:pStyle w:val="1053"/>
+        <w:pStyle w:val="1061"/>
         <w:pBdr/>
         <w:shd w:val="clear" w:color="auto" w:fill="f3f4f6"/>
         <w:spacing/>
@@ -9671,7 +9661,7 @@
     </w:p>
     <w:p>
       <w:pPr>
-        <w:pStyle w:val="1053"/>
+        <w:pStyle w:val="1061"/>
         <w:pBdr/>
         <w:shd w:val="clear" w:color="auto" w:fill="f3f4f6"/>
         <w:spacing/>
@@ -9688,7 +9678,7 @@
     </w:p>
     <w:p>
       <w:pPr>
-        <w:pStyle w:val="1053"/>
+        <w:pStyle w:val="1061"/>
         <w:pBdr/>
         <w:shd w:val="clear" w:color="auto" w:fill="f3f4f6"/>
         <w:spacing/>
@@ -9705,7 +9695,7 @@
     </w:p>
     <w:p>
       <w:pPr>
-        <w:pStyle w:val="1053"/>
+        <w:pStyle w:val="1061"/>
         <w:pBdr/>
         <w:shd w:val="clear" w:color="auto" w:fill="f3f4f6"/>
         <w:spacing/>
@@ -9722,7 +9712,7 @@
     </w:p>
     <w:p>
       <w:pPr>
-        <w:pStyle w:val="1053"/>
+        <w:pStyle w:val="1061"/>
         <w:pBdr/>
         <w:shd w:val="clear" w:color="auto" w:fill="f3f4f6"/>
         <w:spacing/>
@@ -9739,7 +9729,7 @@
     </w:p>
     <w:p>
       <w:pPr>
-        <w:pStyle w:val="1053"/>
+        <w:pStyle w:val="1061"/>
         <w:pBdr/>
         <w:shd w:val="clear" w:color="auto" w:fill="f3f4f6"/>
         <w:spacing/>
@@ -9756,7 +9746,7 @@
     </w:p>
     <w:p>
       <w:pPr>
-        <w:pStyle w:val="1053"/>
+        <w:pStyle w:val="1061"/>
         <w:pBdr/>
         <w:shd w:val="clear" w:color="auto" w:fill="f3f4f6"/>
         <w:spacing/>
@@ -9773,7 +9763,7 @@
     </w:p>
     <w:p>
       <w:pPr>
-        <w:pStyle w:val="1053"/>
+        <w:pStyle w:val="1061"/>
         <w:pBdr/>
         <w:shd w:val="clear" w:color="auto" w:fill="f3f4f6"/>
         <w:spacing/>
@@ -9790,7 +9780,7 @@
     </w:p>
     <w:p>
       <w:pPr>
-        <w:pStyle w:val="1053"/>
+        <w:pStyle w:val="1061"/>
         <w:pBdr/>
         <w:shd w:val="clear" w:color="auto" w:fill="f3f4f6"/>
         <w:spacing/>
@@ -9807,7 +9797,7 @@
     </w:p>
     <w:p>
       <w:pPr>
-        <w:pStyle w:val="1053"/>
+        <w:pStyle w:val="1061"/>
         <w:pBdr/>
         <w:shd w:val="clear" w:color="auto" w:fill="f3f4f6"/>
         <w:spacing/>
@@ -9824,7 +9814,7 @@
     </w:p>
     <w:p>
       <w:pPr>
-        <w:pStyle w:val="1053"/>
+        <w:pStyle w:val="1061"/>
         <w:pBdr/>
         <w:shd w:val="clear" w:color="auto" w:fill="f3f4f6"/>
         <w:spacing/>
@@ -9841,7 +9831,7 @@
     </w:p>
     <w:p>
       <w:pPr>
-        <w:pStyle w:val="1053"/>
+        <w:pStyle w:val="1061"/>
         <w:pBdr/>
         <w:shd w:val="clear" w:color="auto" w:fill="f3f4f6"/>
         <w:spacing/>
@@ -9858,7 +9848,7 @@
     </w:p>
     <w:p>
       <w:pPr>
-        <w:pStyle w:val="1053"/>
+        <w:pStyle w:val="1061"/>
         <w:pBdr/>
         <w:shd w:val="clear" w:color="auto" w:fill="f3f4f6"/>
         <w:spacing/>
@@ -9924,7 +9914,7 @@
 <w:ftr xmlns:wpc="http://schemas.microsoft.com/office/word/2010/wordprocessingCanvas" xmlns:mc="http://schemas.openxmlformats.org/markup-compatibility/2006" xmlns:o="urn:schemas-microsoft-com:office:office" xmlns:r="http://schemas.openxmlformats.org/officeDocument/2006/relationships" xmlns:m="http://schemas.openxmlformats.org/officeDocument/2006/math" xmlns:v="urn:schemas-microsoft-com:vml" xmlns:wp14="http://schemas.microsoft.com/office/word/2010/wordprocessingDrawing" xmlns:wp="http://schemas.openxmlformats.org/drawingml/2006/wordprocessingDrawing" xmlns:w10="urn:schemas-microsoft-com:office:word" xmlns:w="http://schemas.openxmlformats.org/wordprocessingml/2006/main" xmlns:w14="http://schemas.microsoft.com/office/word/2010/wordml" xmlns:w15="http://schemas.microsoft.com/office/word/2012/wordml" xmlns:wpg="http://schemas.microsoft.com/office/word/2010/wordprocessingGroup" xmlns:wpi="http://schemas.microsoft.com/office/word/2010/wordprocessingInk" xmlns:wne="http://schemas.microsoft.com/office/word/2006/wordml" xmlns:a="http://schemas.openxmlformats.org/drawingml/2006/main" xmlns:wps="http://schemas.microsoft.com/office/word/2010/wordprocessingShape" mc:Ignorable="w14 w15 wp14">
   <w:p>
     <w:pPr>
-      <w:pStyle w:val="892"/>
+      <w:pStyle w:val="900"/>
       <w:pBdr/>
       <w:spacing/>
       <w:ind/>
@@ -9980,7 +9970,7 @@
 <w:hdr xmlns:wpc="http://schemas.microsoft.com/office/word/2010/wordprocessingCanvas" xmlns:mc="http://schemas.openxmlformats.org/markup-compatibility/2006" xmlns:o="urn:schemas-microsoft-com:office:office" xmlns:r="http://schemas.openxmlformats.org/officeDocument/2006/relationships" xmlns:m="http://schemas.openxmlformats.org/officeDocument/2006/math" xmlns:v="urn:schemas-microsoft-com:vml" xmlns:wp14="http://schemas.microsoft.com/office/word/2010/wordprocessingDrawing" xmlns:wp="http://schemas.openxmlformats.org/drawingml/2006/wordprocessingDrawing" xmlns:w10="urn:schemas-microsoft-com:office:word" xmlns:w="http://schemas.openxmlformats.org/wordprocessingml/2006/main" xmlns:w14="http://schemas.microsoft.com/office/word/2010/wordml" xmlns:w15="http://schemas.microsoft.com/office/word/2012/wordml" xmlns:wpg="http://schemas.microsoft.com/office/word/2010/wordprocessingGroup" xmlns:wpi="http://schemas.microsoft.com/office/word/2010/wordprocessingInk" xmlns:wne="http://schemas.microsoft.com/office/word/2006/wordml" xmlns:a="http://schemas.openxmlformats.org/drawingml/2006/main" xmlns:wps="http://schemas.microsoft.com/office/word/2010/wordprocessingShape" mc:Ignorable="w14 w15 wp14">
   <w:p>
     <w:pPr>
-      <w:pStyle w:val="890"/>
+      <w:pStyle w:val="898"/>
       <w:pBdr/>
       <w:spacing/>
       <w:ind/>
@@ -10280,7 +10270,7 @@
         <w:spacing/>
         <w:ind w:hanging="360" w:left="1080"/>
       </w:pPr>
-      <w:pStyle w:val="929"/>
+      <w:pStyle w:val="937"/>
       <w:rPr/>
       <w:start w:val="1"/>
       <w:suff w:val="tab"/>
@@ -10413,7 +10403,7 @@
         <w:spacing/>
         <w:ind w:hanging="360" w:left="720"/>
       </w:pPr>
-      <w:pStyle w:val="928"/>
+      <w:pStyle w:val="936"/>
       <w:rPr/>
       <w:start w:val="1"/>
       <w:suff w:val="tab"/>
@@ -10680,7 +10670,7 @@
         <w:spacing/>
         <w:ind w:hanging="360" w:left="1080"/>
       </w:pPr>
-      <w:pStyle w:val="926"/>
+      <w:pStyle w:val="934"/>
       <w:rPr>
         <w:rFonts w:hint="default" w:ascii="Symbol" w:hAnsi="Symbol"/>
       </w:rPr>
@@ -10815,7 +10805,7 @@
         <w:spacing/>
         <w:ind w:hanging="360" w:left="720"/>
       </w:pPr>
-      <w:pStyle w:val="925"/>
+      <w:pStyle w:val="933"/>
       <w:rPr>
         <w:rFonts w:hint="default" w:ascii="Symbol" w:hAnsi="Symbol"/>
       </w:rPr>
@@ -10950,7 +10940,7 @@
         <w:spacing/>
         <w:ind w:hanging="360" w:left="360"/>
       </w:pPr>
-      <w:pStyle w:val="927"/>
+      <w:pStyle w:val="935"/>
       <w:rPr/>
       <w:start w:val="1"/>
       <w:suff w:val="tab"/>
@@ -11083,7 +11073,7 @@
         <w:spacing/>
         <w:ind w:hanging="360" w:left="360"/>
       </w:pPr>
-      <w:pStyle w:val="924"/>
+      <w:pStyle w:val="932"/>
       <w:rPr>
         <w:rFonts w:hint="default" w:ascii="Symbol" w:hAnsi="Symbol"/>
       </w:rPr>
@@ -11939,9 +11929,9 @@
     <w:lsdException w:name="Bibliography" w:uiPriority="37"/>
     <w:lsdException w:name="TOC Heading" w:uiPriority="39" w:qFormat="1"/>
   </w:latentStyles>
-  <w:style w:type="table" w:styleId="745">
+  <w:style w:type="table" w:styleId="753">
     <w:name w:val="Table Grid Light"/>
-    <w:basedOn w:val="904"/>
+    <w:basedOn w:val="912"/>
     <w:uiPriority w:val="59"/>
     <w:pPr>
       <w:pBdr/>
@@ -12138,9 +12128,9 @@
       </w:tcPr>
     </w:tblStylePr>
   </w:style>
-  <w:style w:type="table" w:styleId="746">
+  <w:style w:type="table" w:styleId="754">
     <w:name w:val="Plain Table 1"/>
-    <w:basedOn w:val="904"/>
+    <w:basedOn w:val="912"/>
     <w:uiPriority w:val="59"/>
     <w:pPr>
       <w:pBdr/>
@@ -12363,9 +12353,9 @@
       </w:tcPr>
     </w:tblStylePr>
   </w:style>
-  <w:style w:type="table" w:styleId="747">
+  <w:style w:type="table" w:styleId="755">
     <w:name w:val="Plain Table 2"/>
-    <w:basedOn w:val="904"/>
+    <w:basedOn w:val="912"/>
     <w:uiPriority w:val="59"/>
     <w:pPr>
       <w:pBdr/>
@@ -12596,9 +12586,9 @@
       </w:tcPr>
     </w:tblStylePr>
   </w:style>
-  <w:style w:type="table" w:styleId="748">
+  <w:style w:type="table" w:styleId="756">
     <w:name w:val="Plain Table 3"/>
-    <w:basedOn w:val="904"/>
+    <w:basedOn w:val="912"/>
     <w:uiPriority w:val="99"/>
     <w:pPr>
       <w:pBdr/>
@@ -12826,9 +12816,9 @@
       </w:tcPr>
     </w:tblStylePr>
   </w:style>
-  <w:style w:type="table" w:styleId="749">
+  <w:style w:type="table" w:styleId="757">
     <w:name w:val="Plain Table 4"/>
-    <w:basedOn w:val="904"/>
+    <w:basedOn w:val="912"/>
     <w:uiPriority w:val="99"/>
     <w:pPr>
       <w:pBdr/>
@@ -13042,9 +13032,9 @@
       </w:tcPr>
     </w:tblStylePr>
   </w:style>
-  <w:style w:type="table" w:styleId="750">
+  <w:style w:type="table" w:styleId="758">
     <w:name w:val="Plain Table 5"/>
-    <w:basedOn w:val="904"/>
+    <w:basedOn w:val="912"/>
     <w:uiPriority w:val="99"/>
     <w:pPr>
       <w:pBdr/>
@@ -13275,9 +13265,9 @@
       </w:tcPr>
     </w:tblStylePr>
   </w:style>
-  <w:style w:type="table" w:styleId="751">
+  <w:style w:type="table" w:styleId="759">
     <w:name w:val="Grid Table 1 Light"/>
-    <w:basedOn w:val="904"/>
+    <w:basedOn w:val="912"/>
     <w:uiPriority w:val="99"/>
     <w:pPr>
       <w:pBdr/>
@@ -13498,9 +13488,9 @@
       </w:tcPr>
     </w:tblStylePr>
   </w:style>
-  <w:style w:type="table" w:styleId="752">
+  <w:style w:type="table" w:styleId="760">
     <w:name w:val="Grid Table 1 Light - Accent 1"/>
-    <w:basedOn w:val="904"/>
+    <w:basedOn w:val="912"/>
     <w:uiPriority w:val="99"/>
     <w:pPr>
       <w:pBdr/>
@@ -13721,9 +13711,9 @@
       </w:tcPr>
     </w:tblStylePr>
   </w:style>
-  <w:style w:type="table" w:styleId="753">
+  <w:style w:type="table" w:styleId="761">
     <w:name w:val="Grid Table 1 Light - Accent 2"/>
-    <w:basedOn w:val="904"/>
+    <w:basedOn w:val="912"/>
     <w:uiPriority w:val="99"/>
     <w:pPr>
       <w:pBdr/>
@@ -13944,9 +13934,9 @@
       </w:tcPr>
     </w:tblStylePr>
   </w:style>
-  <w:style w:type="table" w:styleId="754">
+  <w:style w:type="table" w:styleId="762">
     <w:name w:val="Grid Table 1 Light - Accent 3"/>
-    <w:basedOn w:val="904"/>
+    <w:basedOn w:val="912"/>
     <w:uiPriority w:val="99"/>
     <w:pPr>
       <w:pBdr/>
@@ -14167,9 +14157,9 @@
       </w:tcPr>
     </w:tblStylePr>
   </w:style>
-  <w:style w:type="table" w:styleId="755">
+  <w:style w:type="table" w:styleId="763">
     <w:name w:val="Grid Table 1 Light - Accent 4"/>
-    <w:basedOn w:val="904"/>
+    <w:basedOn w:val="912"/>
     <w:uiPriority w:val="99"/>
     <w:pPr>
       <w:pBdr/>
@@ -14390,9 +14380,9 @@
       </w:tcPr>
     </w:tblStylePr>
   </w:style>
-  <w:style w:type="table" w:styleId="756">
+  <w:style w:type="table" w:styleId="764">
     <w:name w:val="Grid Table 1 Light - Accent 5"/>
-    <w:basedOn w:val="904"/>
+    <w:basedOn w:val="912"/>
     <w:uiPriority w:val="99"/>
     <w:pPr>
       <w:pBdr/>
@@ -14613,9 +14603,9 @@
       </w:tcPr>
     </w:tblStylePr>
   </w:style>
-  <w:style w:type="table" w:styleId="757">
+  <w:style w:type="table" w:styleId="765">
     <w:name w:val="Grid Table 1 Light - Accent 6"/>
-    <w:basedOn w:val="904"/>
+    <w:basedOn w:val="912"/>
     <w:uiPriority w:val="99"/>
     <w:pPr>
       <w:pBdr/>
@@ -14836,9 +14826,9 @@
       </w:tcPr>
     </w:tblStylePr>
   </w:style>
-  <w:style w:type="table" w:styleId="758">
+  <w:style w:type="table" w:styleId="766">
     <w:name w:val="Grid Table 2"/>
-    <w:basedOn w:val="904"/>
+    <w:basedOn w:val="912"/>
     <w:uiPriority w:val="99"/>
     <w:pPr>
       <w:pBdr/>
@@ -15068,9 +15058,9 @@
       </w:tcPr>
     </w:tblStylePr>
   </w:style>
-  <w:style w:type="table" w:styleId="759">
+  <w:style w:type="table" w:styleId="767">
     <w:name w:val="Grid Table 2 - Accent 1"/>
-    <w:basedOn w:val="904"/>
+    <w:basedOn w:val="912"/>
     <w:uiPriority w:val="99"/>
     <w:pPr>
       <w:pBdr/>
@@ -15300,9 +15290,9 @@
       </w:tcPr>
     </w:tblStylePr>
   </w:style>
-  <w:style w:type="table" w:styleId="760">
+  <w:style w:type="table" w:styleId="768">
     <w:name w:val="Grid Table 2 - Accent 2"/>
-    <w:basedOn w:val="904"/>
+    <w:basedOn w:val="912"/>
     <w:uiPriority w:val="99"/>
     <w:pPr>
       <w:pBdr/>
@@ -15532,9 +15522,9 @@
       </w:tcPr>
     </w:tblStylePr>
   </w:style>
-  <w:style w:type="table" w:styleId="761">
+  <w:style w:type="table" w:styleId="769">
     <w:name w:val="Grid Table 2 - Accent 3"/>
-    <w:basedOn w:val="904"/>
+    <w:basedOn w:val="912"/>
     <w:uiPriority w:val="99"/>
     <w:pPr>
       <w:pBdr/>
@@ -15764,9 +15754,9 @@
       </w:tcPr>
     </w:tblStylePr>
   </w:style>
-  <w:style w:type="table" w:styleId="762">
+  <w:style w:type="table" w:styleId="770">
     <w:name w:val="Grid Table 2 - Accent 4"/>
-    <w:basedOn w:val="904"/>
+    <w:basedOn w:val="912"/>
     <w:uiPriority w:val="99"/>
     <w:pPr>
       <w:pBdr/>
@@ -15996,9 +15986,9 @@
       </w:tcPr>
     </w:tblStylePr>
   </w:style>
-  <w:style w:type="table" w:styleId="763">
+  <w:style w:type="table" w:styleId="771">
     <w:name w:val="Grid Table 2 - Accent 5"/>
-    <w:basedOn w:val="904"/>
+    <w:basedOn w:val="912"/>
     <w:uiPriority w:val="99"/>
     <w:pPr>
       <w:pBdr/>
@@ -16228,9 +16218,9 @@
       </w:tcPr>
     </w:tblStylePr>
   </w:style>
-  <w:style w:type="table" w:styleId="764">
+  <w:style w:type="table" w:styleId="772">
     <w:name w:val="Grid Table 2 - Accent 6"/>
-    <w:basedOn w:val="904"/>
+    <w:basedOn w:val="912"/>
     <w:uiPriority w:val="99"/>
     <w:pPr>
       <w:pBdr/>
@@ -16460,9 +16450,9 @@
       </w:tcPr>
     </w:tblStylePr>
   </w:style>
-  <w:style w:type="table" w:styleId="765">
+  <w:style w:type="table" w:styleId="773">
     <w:name w:val="Grid Table 3"/>
-    <w:basedOn w:val="904"/>
+    <w:basedOn w:val="912"/>
     <w:uiPriority w:val="99"/>
     <w:pPr>
       <w:pBdr/>
@@ -16705,9 +16695,9 @@
       </w:tcPr>
     </w:tblStylePr>
   </w:style>
-  <w:style w:type="table" w:styleId="766">
+  <w:style w:type="table" w:styleId="774">
     <w:name w:val="Grid Table 3 - Accent 1"/>
-    <w:basedOn w:val="904"/>
+    <w:basedOn w:val="912"/>
     <w:uiPriority w:val="99"/>
     <w:pPr>
       <w:pBdr/>
@@ -16950,9 +16940,9 @@
       </w:tcPr>
     </w:tblStylePr>
   </w:style>
-  <w:style w:type="table" w:styleId="767">
+  <w:style w:type="table" w:styleId="775">
     <w:name w:val="Grid Table 3 - Accent 2"/>
-    <w:basedOn w:val="904"/>
+    <w:basedOn w:val="912"/>
     <w:uiPriority w:val="99"/>
     <w:pPr>
       <w:pBdr/>
@@ -17195,9 +17185,9 @@
       </w:tcPr>
     </w:tblStylePr>
   </w:style>
-  <w:style w:type="table" w:styleId="768">
+  <w:style w:type="table" w:styleId="776">
     <w:name w:val="Grid Table 3 - Accent 3"/>
-    <w:basedOn w:val="904"/>
+    <w:basedOn w:val="912"/>
     <w:uiPriority w:val="99"/>
     <w:pPr>
       <w:pBdr/>
@@ -17440,9 +17430,9 @@
       </w:tcPr>
     </w:tblStylePr>
   </w:style>
-  <w:style w:type="table" w:styleId="769">
+  <w:style w:type="table" w:styleId="777">
     <w:name w:val="Grid Table 3 - Accent 4"/>
-    <w:basedOn w:val="904"/>
+    <w:basedOn w:val="912"/>
     <w:uiPriority w:val="99"/>
     <w:pPr>
       <w:pBdr/>
@@ -17685,9 +17675,9 @@
       </w:tcPr>
     </w:tblStylePr>
   </w:style>
-  <w:style w:type="table" w:styleId="770">
+  <w:style w:type="table" w:styleId="778">
     <w:name w:val="Grid Table 3 - Accent 5"/>
-    <w:basedOn w:val="904"/>
+    <w:basedOn w:val="912"/>
     <w:uiPriority w:val="99"/>
     <w:pPr>
       <w:pBdr/>
@@ -17930,9 +17920,9 @@
       </w:tcPr>
     </w:tblStylePr>
   </w:style>
-  <w:style w:type="table" w:styleId="771">
+  <w:style w:type="table" w:styleId="779">
     <w:name w:val="Grid Table 3 - Accent 6"/>
-    <w:basedOn w:val="904"/>
+    <w:basedOn w:val="912"/>
     <w:uiPriority w:val="99"/>
     <w:pPr>
       <w:pBdr/>
@@ -18175,9 +18165,9 @@
       </w:tcPr>
     </w:tblStylePr>
   </w:style>
-  <w:style w:type="table" w:styleId="772">
+  <w:style w:type="table" w:styleId="780">
     <w:name w:val="Grid Table 4"/>
-    <w:basedOn w:val="904"/>
+    <w:basedOn w:val="912"/>
     <w:uiPriority w:val="59"/>
     <w:pPr>
       <w:pBdr/>
@@ -18408,9 +18398,9 @@
       </w:tcPr>
     </w:tblStylePr>
   </w:style>
-  <w:style w:type="table" w:styleId="773">
+  <w:style w:type="table" w:styleId="781">
     <w:name w:val="Grid Table 4 - Accent 1"/>
-    <w:basedOn w:val="904"/>
+    <w:basedOn w:val="912"/>
     <w:uiPriority w:val="59"/>
     <w:pPr>
       <w:pBdr/>
@@ -18641,9 +18631,9 @@
       </w:tcPr>
     </w:tblStylePr>
   </w:style>
-  <w:style w:type="table" w:styleId="774">
+  <w:style w:type="table" w:styleId="782">
     <w:name w:val="Grid Table 4 - Accent 2"/>
-    <w:basedOn w:val="904"/>
+    <w:basedOn w:val="912"/>
     <w:uiPriority w:val="59"/>
     <w:pPr>
       <w:pBdr/>
@@ -18874,9 +18864,9 @@
       </w:tcPr>
     </w:tblStylePr>
   </w:style>
-  <w:style w:type="table" w:styleId="775">
+  <w:style w:type="table" w:styleId="783">
     <w:name w:val="Grid Table 4 - Accent 3"/>
-    <w:basedOn w:val="904"/>
+    <w:basedOn w:val="912"/>
     <w:uiPriority w:val="59"/>
     <w:pPr>
       <w:pBdr/>
@@ -19107,9 +19097,9 @@
       </w:tcPr>
     </w:tblStylePr>
   </w:style>
-  <w:style w:type="table" w:styleId="776">
+  <w:style w:type="table" w:styleId="784">
     <w:name w:val="Grid Table 4 - Accent 4"/>
-    <w:basedOn w:val="904"/>
+    <w:basedOn w:val="912"/>
     <w:uiPriority w:val="59"/>
     <w:pPr>
       <w:pBdr/>
@@ -19340,9 +19330,9 @@
       </w:tcPr>
     </w:tblStylePr>
   </w:style>
-  <w:style w:type="table" w:styleId="777">
+  <w:style w:type="table" w:styleId="785">
     <w:name w:val="Grid Table 4 - Accent 5"/>
-    <w:basedOn w:val="904"/>
+    <w:basedOn w:val="912"/>
     <w:uiPriority w:val="59"/>
     <w:pPr>
       <w:pBdr/>
@@ -19573,9 +19563,9 @@
       </w:tcPr>
     </w:tblStylePr>
   </w:style>
-  <w:style w:type="table" w:styleId="778">
+  <w:style w:type="table" w:styleId="786">
     <w:name w:val="Grid Table 4 - Accent 6"/>
-    <w:basedOn w:val="904"/>
+    <w:basedOn w:val="912"/>
     <w:uiPriority w:val="59"/>
     <w:pPr>
       <w:pBdr/>
@@ -19806,9 +19796,9 @@
       </w:tcPr>
     </w:tblStylePr>
   </w:style>
-  <w:style w:type="table" w:styleId="779">
+  <w:style w:type="table" w:styleId="787">
     <w:name w:val="Grid Table 5 Dark"/>
-    <w:basedOn w:val="904"/>
+    <w:basedOn w:val="912"/>
     <w:uiPriority w:val="99"/>
     <w:pPr>
       <w:pBdr/>
@@ -20034,9 +20024,9 @@
       </w:tcPr>
     </w:tblStylePr>
   </w:style>
-  <w:style w:type="table" w:styleId="780">
+  <w:style w:type="table" w:styleId="788">
     <w:name w:val="Grid Table 5 Dark- Accent 1"/>
-    <w:basedOn w:val="904"/>
+    <w:basedOn w:val="912"/>
     <w:uiPriority w:val="99"/>
     <w:pPr>
       <w:pBdr/>
@@ -20262,9 +20252,9 @@
       </w:tcPr>
     </w:tblStylePr>
   </w:style>
-  <w:style w:type="table" w:styleId="781">
+  <w:style w:type="table" w:styleId="789">
     <w:name w:val="Grid Table 5 Dark - Accent 2"/>
-    <w:basedOn w:val="904"/>
+    <w:basedOn w:val="912"/>
     <w:uiPriority w:val="99"/>
     <w:pPr>
       <w:pBdr/>
@@ -20490,9 +20480,9 @@
       </w:tcPr>
     </w:tblStylePr>
   </w:style>
-  <w:style w:type="table" w:styleId="782">
+  <w:style w:type="table" w:styleId="790">
     <w:name w:val="Grid Table 5 Dark - Accent 3"/>
-    <w:basedOn w:val="904"/>
+    <w:basedOn w:val="912"/>
     <w:uiPriority w:val="99"/>
     <w:pPr>
       <w:pBdr/>
@@ -20718,9 +20708,9 @@
       </w:tcPr>
     </w:tblStylePr>
   </w:style>
-  <w:style w:type="table" w:styleId="783">
+  <w:style w:type="table" w:styleId="791">
     <w:name w:val="Grid Table 5 Dark- Accent 4"/>
-    <w:basedOn w:val="904"/>
+    <w:basedOn w:val="912"/>
     <w:uiPriority w:val="99"/>
     <w:pPr>
       <w:pBdr/>
@@ -20946,9 +20936,9 @@
       </w:tcPr>
     </w:tblStylePr>
   </w:style>
-  <w:style w:type="table" w:styleId="784">
+  <w:style w:type="table" w:styleId="792">
     <w:name w:val="Grid Table 5 Dark - Accent 5"/>
-    <w:basedOn w:val="904"/>
+    <w:basedOn w:val="912"/>
     <w:uiPriority w:val="99"/>
     <w:pPr>
       <w:pBdr/>
@@ -21174,9 +21164,9 @@
       </w:tcPr>
     </w:tblStylePr>
   </w:style>
-  <w:style w:type="table" w:styleId="785">
+  <w:style w:type="table" w:styleId="793">
     <w:name w:val="Grid Table 5 Dark - Accent 6"/>
-    <w:basedOn w:val="904"/>
+    <w:basedOn w:val="912"/>
     <w:uiPriority w:val="99"/>
     <w:pPr>
       <w:pBdr/>
@@ -21402,9 +21392,9 @@
       </w:tcPr>
     </w:tblStylePr>
   </w:style>
-  <w:style w:type="table" w:styleId="786">
+  <w:style w:type="table" w:styleId="794">
     <w:name w:val="Grid Table 6 Colorful"/>
-    <w:basedOn w:val="904"/>
+    <w:basedOn w:val="912"/>
     <w:uiPriority w:val="99"/>
     <w:pPr>
       <w:pBdr/>
@@ -21632,9 +21622,9 @@
       </w:tcPr>
     </w:tblStylePr>
   </w:style>
-  <w:style w:type="table" w:styleId="787">
+  <w:style w:type="table" w:styleId="795">
     <w:name w:val="Grid Table 6 Colorful - Accent 1"/>
-    <w:basedOn w:val="904"/>
+    <w:basedOn w:val="912"/>
     <w:uiPriority w:val="99"/>
     <w:pPr>
       <w:pBdr/>
@@ -21862,9 +21852,9 @@
       </w:tcPr>
     </w:tblStylePr>
   </w:style>
-  <w:style w:type="table" w:styleId="788">
+  <w:style w:type="table" w:styleId="796">
     <w:name w:val="Grid Table 6 Colorful - Accent 2"/>
-    <w:basedOn w:val="904"/>
+    <w:basedOn w:val="912"/>
     <w:uiPriority w:val="99"/>
     <w:pPr>
       <w:pBdr/>
@@ -22092,9 +22082,9 @@
       </w:tcPr>
     </w:tblStylePr>
   </w:style>
-  <w:style w:type="table" w:styleId="789">
+  <w:style w:type="table" w:styleId="797">
     <w:name w:val="Grid Table 6 Colorful - Accent 3"/>
-    <w:basedOn w:val="904"/>
+    <w:basedOn w:val="912"/>
     <w:uiPriority w:val="99"/>
     <w:pPr>
       <w:pBdr/>
@@ -22322,9 +22312,9 @@
       </w:tcPr>
     </w:tblStylePr>
   </w:style>
-  <w:style w:type="table" w:styleId="790">
+  <w:style w:type="table" w:styleId="798">
     <w:name w:val="Grid Table 6 Colorful - Accent 4"/>
-    <w:basedOn w:val="904"/>
+    <w:basedOn w:val="912"/>
     <w:uiPriority w:val="99"/>
     <w:pPr>
       <w:pBdr/>
@@ -22552,9 +22542,9 @@
       </w:tcPr>
     </w:tblStylePr>
   </w:style>
-  <w:style w:type="table" w:styleId="791">
+  <w:style w:type="table" w:styleId="799">
     <w:name w:val="Grid Table 6 Colorful - Accent 5"/>
-    <w:basedOn w:val="904"/>
+    <w:basedOn w:val="912"/>
     <w:uiPriority w:val="99"/>
     <w:pPr>
       <w:pBdr/>
@@ -22782,9 +22772,9 @@
       </w:tcPr>
     </w:tblStylePr>
   </w:style>
-  <w:style w:type="table" w:styleId="792">
+  <w:style w:type="table" w:styleId="800">
     <w:name w:val="Grid Table 6 Colorful - Accent 6"/>
-    <w:basedOn w:val="904"/>
+    <w:basedOn w:val="912"/>
     <w:uiPriority w:val="99"/>
     <w:pPr>
       <w:pBdr/>
@@ -23012,9 +23002,9 @@
       </w:tcPr>
     </w:tblStylePr>
   </w:style>
-  <w:style w:type="table" w:styleId="793">
+  <w:style w:type="table" w:styleId="801">
     <w:name w:val="Grid Table 7 Colorful"/>
-    <w:basedOn w:val="904"/>
+    <w:basedOn w:val="912"/>
     <w:uiPriority w:val="99"/>
     <w:pPr>
       <w:pBdr/>
@@ -23266,9 +23256,9 @@
       </w:tcPr>
     </w:tblStylePr>
   </w:style>
-  <w:style w:type="table" w:styleId="794">
+  <w:style w:type="table" w:styleId="802">
     <w:name w:val="Grid Table 7 Colorful - Accent 1"/>
-    <w:basedOn w:val="904"/>
+    <w:basedOn w:val="912"/>
     <w:uiPriority w:val="99"/>
     <w:pPr>
       <w:pBdr/>
@@ -23520,9 +23510,9 @@
       </w:tcPr>
     </w:tblStylePr>
   </w:style>
-  <w:style w:type="table" w:styleId="795">
+  <w:style w:type="table" w:styleId="803">
     <w:name w:val="Grid Table 7 Colorful - Accent 2"/>
-    <w:basedOn w:val="904"/>
+    <w:basedOn w:val="912"/>
     <w:uiPriority w:val="99"/>
     <w:pPr>
       <w:pBdr/>
@@ -23774,9 +23764,9 @@
       </w:tcPr>
     </w:tblStylePr>
   </w:style>
-  <w:style w:type="table" w:styleId="796">
+  <w:style w:type="table" w:styleId="804">
     <w:name w:val="Grid Table 7 Colorful - Accent 3"/>
-    <w:basedOn w:val="904"/>
+    <w:basedOn w:val="912"/>
     <w:uiPriority w:val="99"/>
     <w:pPr>
       <w:pBdr/>
@@ -24028,9 +24018,9 @@
       </w:tcPr>
     </w:tblStylePr>
   </w:style>
-  <w:style w:type="table" w:styleId="797">
+  <w:style w:type="table" w:styleId="805">
     <w:name w:val="Grid Table 7 Colorful - Accent 4"/>
-    <w:basedOn w:val="904"/>
+    <w:basedOn w:val="912"/>
     <w:uiPriority w:val="99"/>
     <w:pPr>
       <w:pBdr/>
@@ -24282,9 +24272,9 @@
       </w:tcPr>
     </w:tblStylePr>
   </w:style>
-  <w:style w:type="table" w:styleId="798">
+  <w:style w:type="table" w:styleId="806">
     <w:name w:val="Grid Table 7 Colorful - Accent 5"/>
-    <w:basedOn w:val="904"/>
+    <w:basedOn w:val="912"/>
     <w:uiPriority w:val="99"/>
     <w:pPr>
       <w:pBdr/>
@@ -24536,9 +24526,9 @@
       </w:tcPr>
     </w:tblStylePr>
   </w:style>
-  <w:style w:type="table" w:styleId="799">
+  <w:style w:type="table" w:styleId="807">
     <w:name w:val="Grid Table 7 Colorful - Accent 6"/>
-    <w:basedOn w:val="904"/>
+    <w:basedOn w:val="912"/>
     <w:uiPriority w:val="99"/>
     <w:pPr>
       <w:pBdr/>
@@ -24790,9 +24780,9 @@
       </w:tcPr>
     </w:tblStylePr>
   </w:style>
-  <w:style w:type="table" w:styleId="800">
+  <w:style w:type="table" w:styleId="808">
     <w:name w:val="List Table 1 Light"/>
-    <w:basedOn w:val="904"/>
+    <w:basedOn w:val="912"/>
     <w:uiPriority w:val="99"/>
     <w:pPr>
       <w:pBdr/>
@@ -25006,9 +24996,9 @@
       </w:tcPr>
     </w:tblStylePr>
   </w:style>
-  <w:style w:type="table" w:styleId="801">
+  <w:style w:type="table" w:styleId="809">
     <w:name w:val="List Table 1 Light - Accent 1"/>
-    <w:basedOn w:val="904"/>
+    <w:basedOn w:val="912"/>
     <w:uiPriority w:val="99"/>
     <w:pPr>
       <w:pBdr/>
@@ -25222,9 +25212,9 @@
       </w:tcPr>
     </w:tblStylePr>
   </w:style>
-  <w:style w:type="table" w:styleId="802">
+  <w:style w:type="table" w:styleId="810">
     <w:name w:val="List Table 1 Light - Accent 2"/>
-    <w:basedOn w:val="904"/>
+    <w:basedOn w:val="912"/>
     <w:uiPriority w:val="99"/>
     <w:pPr>
       <w:pBdr/>
@@ -25438,9 +25428,9 @@
       </w:tcPr>
     </w:tblStylePr>
   </w:style>
-  <w:style w:type="table" w:styleId="803">
+  <w:style w:type="table" w:styleId="811">
     <w:name w:val="List Table 1 Light - Accent 3"/>
-    <w:basedOn w:val="904"/>
+    <w:basedOn w:val="912"/>
     <w:uiPriority w:val="99"/>
     <w:pPr>
       <w:pBdr/>
@@ -25654,9 +25644,9 @@
       </w:tcPr>
     </w:tblStylePr>
   </w:style>
-  <w:style w:type="table" w:styleId="804">
+  <w:style w:type="table" w:styleId="812">
     <w:name w:val="List Table 1 Light - Accent 4"/>
-    <w:basedOn w:val="904"/>
+    <w:basedOn w:val="912"/>
     <w:uiPriority w:val="99"/>
     <w:pPr>
       <w:pBdr/>
@@ -25870,9 +25860,9 @@
       </w:tcPr>
     </w:tblStylePr>
   </w:style>
-  <w:style w:type="table" w:styleId="805">
+  <w:style w:type="table" w:styleId="813">
     <w:name w:val="List Table 1 Light - Accent 5"/>
-    <w:basedOn w:val="904"/>
+    <w:basedOn w:val="912"/>
     <w:uiPriority w:val="99"/>
     <w:pPr>
       <w:pBdr/>
@@ -26086,9 +26076,9 @@
       </w:tcPr>
     </w:tblStylePr>
   </w:style>
-  <w:style w:type="table" w:styleId="806">
+  <w:style w:type="table" w:styleId="814">
     <w:name w:val="List Table 1 Light - Accent 6"/>
-    <w:basedOn w:val="904"/>
+    <w:basedOn w:val="912"/>
     <w:uiPriority w:val="99"/>
     <w:pPr>
       <w:pBdr/>
@@ -26302,9 +26292,9 @@
       </w:tcPr>
     </w:tblStylePr>
   </w:style>
-  <w:style w:type="table" w:styleId="807">
+  <w:style w:type="table" w:styleId="815">
     <w:name w:val="List Table 2"/>
-    <w:basedOn w:val="904"/>
+    <w:basedOn w:val="912"/>
     <w:uiPriority w:val="99"/>
     <w:pPr>
       <w:pBdr/>
@@ -26540,9 +26530,9 @@
       </w:tcPr>
     </w:tblStylePr>
   </w:style>
-  <w:style w:type="table" w:styleId="808">
+  <w:style w:type="table" w:styleId="816">
     <w:name w:val="List Table 2 - Accent 1"/>
-    <w:basedOn w:val="904"/>
+    <w:basedOn w:val="912"/>
     <w:uiPriority w:val="99"/>
     <w:pPr>
       <w:pBdr/>
@@ -26778,9 +26768,9 @@
       </w:tcPr>
     </w:tblStylePr>
   </w:style>
-  <w:style w:type="table" w:styleId="809">
+  <w:style w:type="table" w:styleId="817">
     <w:name w:val="List Table 2 - Accent 2"/>
-    <w:basedOn w:val="904"/>
+    <w:basedOn w:val="912"/>
     <w:uiPriority w:val="99"/>
     <w:pPr>
       <w:pBdr/>
@@ -27016,9 +27006,9 @@
       </w:tcPr>
     </w:tblStylePr>
   </w:style>
-  <w:style w:type="table" w:styleId="810">
+  <w:style w:type="table" w:styleId="818">
     <w:name w:val="List Table 2 - Accent 3"/>
-    <w:basedOn w:val="904"/>
+    <w:basedOn w:val="912"/>
     <w:uiPriority w:val="99"/>
     <w:pPr>
       <w:pBdr/>
@@ -27254,9 +27244,9 @@
       </w:tcPr>
     </w:tblStylePr>
   </w:style>
-  <w:style w:type="table" w:styleId="811">
+  <w:style w:type="table" w:styleId="819">
     <w:name w:val="List Table 2 - Accent 4"/>
-    <w:basedOn w:val="904"/>
+    <w:basedOn w:val="912"/>
     <w:uiPriority w:val="99"/>
     <w:pPr>
       <w:pBdr/>
@@ -27492,9 +27482,9 @@
       </w:tcPr>
     </w:tblStylePr>
   </w:style>
-  <w:style w:type="table" w:styleId="812">
+  <w:style w:type="table" w:styleId="820">
     <w:name w:val="List Table 2 - Accent 5"/>
-    <w:basedOn w:val="904"/>
+    <w:basedOn w:val="912"/>
     <w:uiPriority w:val="99"/>
     <w:pPr>
       <w:pBdr/>
@@ -27730,9 +27720,9 @@
       </w:tcPr>
     </w:tblStylePr>
   </w:style>
-  <w:style w:type="table" w:styleId="813">
+  <w:style w:type="table" w:styleId="821">
     <w:name w:val="List Table 2 - Accent 6"/>
-    <w:basedOn w:val="904"/>
+    <w:basedOn w:val="912"/>
     <w:uiPriority w:val="99"/>
     <w:pPr>
       <w:pBdr/>
@@ -27968,9 +27958,9 @@
       </w:tcPr>
     </w:tblStylePr>
   </w:style>
-  <w:style w:type="table" w:styleId="814">
+  <w:style w:type="table" w:styleId="822">
     <w:name w:val="List Table 3"/>
-    <w:basedOn w:val="904"/>
+    <w:basedOn w:val="912"/>
     <w:uiPriority w:val="99"/>
     <w:pPr>
       <w:pBdr/>
@@ -28196,9 +28186,9 @@
       </w:tcPr>
     </w:tblStylePr>
   </w:style>
-  <w:style w:type="table" w:styleId="815">
+  <w:style w:type="table" w:styleId="823">
     <w:name w:val="List Table 3 - Accent 1"/>
-    <w:basedOn w:val="904"/>
+    <w:basedOn w:val="912"/>
     <w:uiPriority w:val="99"/>
     <w:pPr>
       <w:pBdr/>
@@ -28424,9 +28414,9 @@
       </w:tcPr>
     </w:tblStylePr>
   </w:style>
-  <w:style w:type="table" w:styleId="816">
+  <w:style w:type="table" w:styleId="824">
     <w:name w:val="List Table 3 - Accent 2"/>
-    <w:basedOn w:val="904"/>
+    <w:basedOn w:val="912"/>
     <w:uiPriority w:val="99"/>
     <w:pPr>
       <w:pBdr/>
@@ -28652,9 +28642,9 @@
       </w:tcPr>
     </w:tblStylePr>
   </w:style>
-  <w:style w:type="table" w:styleId="817">
+  <w:style w:type="table" w:styleId="825">
     <w:name w:val="List Table 3 - Accent 3"/>
-    <w:basedOn w:val="904"/>
+    <w:basedOn w:val="912"/>
     <w:uiPriority w:val="99"/>
     <w:pPr>
       <w:pBdr/>
@@ -28880,9 +28870,9 @@
       </w:tcPr>
     </w:tblStylePr>
   </w:style>
-  <w:style w:type="table" w:styleId="818">
+  <w:style w:type="table" w:styleId="826">
     <w:name w:val="List Table 3 - Accent 4"/>
-    <w:basedOn w:val="904"/>
+    <w:basedOn w:val="912"/>
     <w:uiPriority w:val="99"/>
     <w:pPr>
       <w:pBdr/>
@@ -29108,9 +29098,9 @@
       </w:tcPr>
     </w:tblStylePr>
   </w:style>
-  <w:style w:type="table" w:styleId="819">
+  <w:style w:type="table" w:styleId="827">
     <w:name w:val="List Table 3 - Accent 5"/>
-    <w:basedOn w:val="904"/>
+    <w:basedOn w:val="912"/>
     <w:uiPriority w:val="99"/>
     <w:pPr>
       <w:pBdr/>
@@ -29336,9 +29326,9 @@
       </w:tcPr>
     </w:tblStylePr>
   </w:style>
-  <w:style w:type="table" w:styleId="820">
+  <w:style w:type="table" w:styleId="828">
     <w:name w:val="List Table 3 - Accent 6"/>
-    <w:basedOn w:val="904"/>
+    <w:basedOn w:val="912"/>
     <w:uiPriority w:val="99"/>
     <w:pPr>
       <w:pBdr/>
@@ -29564,9 +29554,9 @@
       </w:tcPr>
     </w:tblStylePr>
   </w:style>
-  <w:style w:type="table" w:styleId="821">
+  <w:style w:type="table" w:styleId="829">
     <w:name w:val="List Table 4"/>
-    <w:basedOn w:val="904"/>
+    <w:basedOn w:val="912"/>
     <w:uiPriority w:val="99"/>
     <w:pPr>
       <w:pBdr/>
@@ -29789,9 +29779,9 @@
       </w:tcPr>
     </w:tblStylePr>
   </w:style>
-  <w:style w:type="table" w:styleId="822">
+  <w:style w:type="table" w:styleId="830">
     <w:name w:val="List Table 4 - Accent 1"/>
-    <w:basedOn w:val="904"/>
+    <w:basedOn w:val="912"/>
     <w:uiPriority w:val="99"/>
     <w:pPr>
       <w:pBdr/>
@@ -30014,9 +30004,9 @@
       </w:tcPr>
     </w:tblStylePr>
   </w:style>
-  <w:style w:type="table" w:styleId="823">
+  <w:style w:type="table" w:styleId="831">
     <w:name w:val="List Table 4 - Accent 2"/>
-    <w:basedOn w:val="904"/>
+    <w:basedOn w:val="912"/>
     <w:uiPriority w:val="99"/>
     <w:pPr>
       <w:pBdr/>
@@ -30239,9 +30229,9 @@
       </w:tcPr>
     </w:tblStylePr>
   </w:style>
-  <w:style w:type="table" w:styleId="824">
+  <w:style w:type="table" w:styleId="832">
     <w:name w:val="List Table 4 - Accent 3"/>
-    <w:basedOn w:val="904"/>
+    <w:basedOn w:val="912"/>
     <w:uiPriority w:val="99"/>
     <w:pPr>
       <w:pBdr/>
@@ -30464,9 +30454,9 @@
       </w:tcPr>
     </w:tblStylePr>
   </w:style>
-  <w:style w:type="table" w:styleId="825">
+  <w:style w:type="table" w:styleId="833">
     <w:name w:val="List Table 4 - Accent 4"/>
-    <w:basedOn w:val="904"/>
+    <w:basedOn w:val="912"/>
     <w:uiPriority w:val="99"/>
     <w:pPr>
       <w:pBdr/>
@@ -30689,9 +30679,9 @@
       </w:tcPr>
     </w:tblStylePr>
   </w:style>
-  <w:style w:type="table" w:styleId="826">
+  <w:style w:type="table" w:styleId="834">
     <w:name w:val="List Table 4 - Accent 5"/>
-    <w:basedOn w:val="904"/>
+    <w:basedOn w:val="912"/>
     <w:uiPriority w:val="99"/>
     <w:pPr>
       <w:pBdr/>
@@ -30914,9 +30904,9 @@
       </w:tcPr>
     </w:tblStylePr>
   </w:style>
-  <w:style w:type="table" w:styleId="827">
+  <w:style w:type="table" w:styleId="835">
     <w:name w:val="List Table 4 - Accent 6"/>
-    <w:basedOn w:val="904"/>
+    <w:basedOn w:val="912"/>
     <w:uiPriority w:val="99"/>
     <w:pPr>
       <w:pBdr/>
@@ -31139,9 +31129,9 @@
       </w:tcPr>
     </w:tblStylePr>
   </w:style>
-  <w:style w:type="table" w:styleId="828">
+  <w:style w:type="table" w:styleId="836">
     <w:name w:val="List Table 5 Dark"/>
-    <w:basedOn w:val="904"/>
+    <w:basedOn w:val="912"/>
     <w:uiPriority w:val="99"/>
     <w:pPr>
       <w:pBdr/>
@@ -31381,9 +31371,9 @@
       </w:tcPr>
     </w:tblStylePr>
   </w:style>
-  <w:style w:type="table" w:styleId="829">
+  <w:style w:type="table" w:styleId="837">
     <w:name w:val="List Table 5 Dark - Accent 1"/>
-    <w:basedOn w:val="904"/>
+    <w:basedOn w:val="912"/>
     <w:uiPriority w:val="99"/>
     <w:pPr>
       <w:pBdr/>
@@ -31623,9 +31613,9 @@
       </w:tcPr>
     </w:tblStylePr>
   </w:style>
-  <w:style w:type="table" w:styleId="830">
+  <w:style w:type="table" w:styleId="838">
     <w:name w:val="List Table 5 Dark - Accent 2"/>
-    <w:basedOn w:val="904"/>
+    <w:basedOn w:val="912"/>
     <w:uiPriority w:val="99"/>
     <w:pPr>
       <w:pBdr/>
@@ -31865,9 +31855,9 @@
       </w:tcPr>
     </w:tblStylePr>
   </w:style>
-  <w:style w:type="table" w:styleId="831">
+  <w:style w:type="table" w:styleId="839">
     <w:name w:val="List Table 5 Dark - Accent 3"/>
-    <w:basedOn w:val="904"/>
+    <w:basedOn w:val="912"/>
     <w:uiPriority w:val="99"/>
     <w:pPr>
       <w:pBdr/>
@@ -32107,9 +32097,9 @@
       </w:tcPr>
     </w:tblStylePr>
   </w:style>
-  <w:style w:type="table" w:styleId="832">
+  <w:style w:type="table" w:styleId="840">
     <w:name w:val="List Table 5 Dark - Accent 4"/>
-    <w:basedOn w:val="904"/>
+    <w:basedOn w:val="912"/>
     <w:uiPriority w:val="99"/>
     <w:pPr>
       <w:pBdr/>
@@ -32349,9 +32339,9 @@
       </w:tcPr>
     </w:tblStylePr>
   </w:style>
-  <w:style w:type="table" w:styleId="833">
+  <w:style w:type="table" w:styleId="841">
     <w:name w:val="List Table 5 Dark - Accent 5"/>
-    <w:basedOn w:val="904"/>
+    <w:basedOn w:val="912"/>
     <w:uiPriority w:val="99"/>
     <w:pPr>
       <w:pBdr/>
@@ -32591,9 +32581,9 @@
       </w:tcPr>
     </w:tblStylePr>
   </w:style>
-  <w:style w:type="table" w:styleId="834">
+  <w:style w:type="table" w:styleId="842">
     <w:name w:val="List Table 5 Dark - Accent 6"/>
-    <w:basedOn w:val="904"/>
+    <w:basedOn w:val="912"/>
     <w:uiPriority w:val="99"/>
     <w:pPr>
       <w:pBdr/>
@@ -32833,9 +32823,9 @@
       </w:tcPr>
     </w:tblStylePr>
   </w:style>
-  <w:style w:type="table" w:styleId="835">
+  <w:style w:type="table" w:styleId="843">
     <w:name w:val="List Table 6 Colorful"/>
-    <w:basedOn w:val="904"/>
+    <w:basedOn w:val="912"/>
     <w:uiPriority w:val="99"/>
     <w:pPr>
       <w:pBdr/>
@@ -33056,9 +33046,9 @@
       </w:tcPr>
     </w:tblStylePr>
   </w:style>
-  <w:style w:type="table" w:styleId="836">
+  <w:style w:type="table" w:styleId="844">
     <w:name w:val="List Table 6 Colorful - Accent 1"/>
-    <w:basedOn w:val="904"/>
+    <w:basedOn w:val="912"/>
     <w:uiPriority w:val="99"/>
     <w:pPr>
       <w:pBdr/>
@@ -33279,9 +33269,9 @@
       </w:tcPr>
     </w:tblStylePr>
   </w:style>
-  <w:style w:type="table" w:styleId="837">
+  <w:style w:type="table" w:styleId="845">
     <w:name w:val="List Table 6 Colorful - Accent 2"/>
-    <w:basedOn w:val="904"/>
+    <w:basedOn w:val="912"/>
     <w:uiPriority w:val="99"/>
     <w:pPr>
       <w:pBdr/>
@@ -33502,9 +33492,9 @@
       </w:tcPr>
     </w:tblStylePr>
   </w:style>
-  <w:style w:type="table" w:styleId="838">
+  <w:style w:type="table" w:styleId="846">
     <w:name w:val="List Table 6 Colorful - Accent 3"/>
-    <w:basedOn w:val="904"/>
+    <w:basedOn w:val="912"/>
     <w:uiPriority w:val="99"/>
     <w:pPr>
       <w:pBdr/>
@@ -33725,9 +33715,9 @@
       </w:tcPr>
     </w:tblStylePr>
   </w:style>
-  <w:style w:type="table" w:styleId="839">
+  <w:style w:type="table" w:styleId="847">
     <w:name w:val="List Table 6 Colorful - Accent 4"/>
-    <w:basedOn w:val="904"/>
+    <w:basedOn w:val="912"/>
     <w:uiPriority w:val="99"/>
     <w:pPr>
       <w:pBdr/>
@@ -33948,9 +33938,9 @@
       </w:tcPr>
     </w:tblStylePr>
   </w:style>
-  <w:style w:type="table" w:styleId="840">
+  <w:style w:type="table" w:styleId="848">
     <w:name w:val="List Table 6 Colorful - Accent 5"/>
-    <w:basedOn w:val="904"/>
+    <w:basedOn w:val="912"/>
     <w:uiPriority w:val="99"/>
     <w:pPr>
       <w:pBdr/>
@@ -34171,9 +34161,9 @@
       </w:tcPr>
     </w:tblStylePr>
   </w:style>
-  <w:style w:type="table" w:styleId="841">
+  <w:style w:type="table" w:styleId="849">
     <w:name w:val="List Table 6 Colorful - Accent 6"/>
-    <w:basedOn w:val="904"/>
+    <w:basedOn w:val="912"/>
     <w:uiPriority w:val="99"/>
     <w:pPr>
       <w:pBdr/>
@@ -34394,9 +34384,9 @@
       </w:tcPr>
     </w:tblStylePr>
   </w:style>
-  <w:style w:type="table" w:styleId="842">
+  <w:style w:type="table" w:styleId="850">
     <w:name w:val="List Table 7 Colorful"/>
-    <w:basedOn w:val="904"/>
+    <w:basedOn w:val="912"/>
     <w:uiPriority w:val="99"/>
     <w:pPr>
       <w:pBdr/>
@@ -34650,9 +34640,9 @@
       </w:tcPr>
     </w:tblStylePr>
   </w:style>
-  <w:style w:type="table" w:styleId="843">
+  <w:style w:type="table" w:styleId="851">
     <w:name w:val="List Table 7 Colorful - Accent 1"/>
-    <w:basedOn w:val="904"/>
+    <w:basedOn w:val="912"/>
     <w:uiPriority w:val="99"/>
     <w:pPr>
       <w:pBdr/>
@@ -34906,9 +34896,9 @@
       </w:tcPr>
     </w:tblStylePr>
   </w:style>
-  <w:style w:type="table" w:styleId="844">
+  <w:style w:type="table" w:styleId="852">
     <w:name w:val="List Table 7 Colorful - Accent 2"/>
-    <w:basedOn w:val="904"/>
+    <w:basedOn w:val="912"/>
     <w:uiPriority w:val="99"/>
     <w:pPr>
       <w:pBdr/>
@@ -35162,9 +35152,9 @@
       </w:tcPr>
     </w:tblStylePr>
   </w:style>
-  <w:style w:type="table" w:styleId="845">
+  <w:style w:type="table" w:styleId="853">
     <w:name w:val="List Table 7 Colorful - Accent 3"/>
-    <w:basedOn w:val="904"/>
+    <w:basedOn w:val="912"/>
     <w:uiPriority w:val="99"/>
     <w:pPr>
       <w:pBdr/>
@@ -35418,9 +35408,9 @@
       </w:tcPr>
     </w:tblStylePr>
   </w:style>
-  <w:style w:type="table" w:styleId="846">
+  <w:style w:type="table" w:styleId="854">
     <w:name w:val="List Table 7 Colorful - Accent 4"/>
-    <w:basedOn w:val="904"/>
+    <w:basedOn w:val="912"/>
     <w:uiPriority w:val="99"/>
     <w:pPr>
       <w:pBdr/>
@@ -35674,9 +35664,9 @@
       </w:tcPr>
     </w:tblStylePr>
   </w:style>
-  <w:style w:type="table" w:styleId="847">
+  <w:style w:type="table" w:styleId="855">
     <w:name w:val="List Table 7 Colorful - Accent 5"/>
-    <w:basedOn w:val="904"/>
+    <w:basedOn w:val="912"/>
     <w:uiPriority w:val="99"/>
     <w:pPr>
       <w:pBdr/>
@@ -35930,9 +35920,9 @@
       </w:tcPr>
     </w:tblStylePr>
   </w:style>
-  <w:style w:type="table" w:styleId="848">
+  <w:style w:type="table" w:styleId="856">
     <w:name w:val="List Table 7 Colorful - Accent 6"/>
-    <w:basedOn w:val="904"/>
+    <w:basedOn w:val="912"/>
     <w:uiPriority w:val="99"/>
     <w:pPr>
       <w:pBdr/>
@@ -36186,9 +36176,9 @@
       </w:tcPr>
     </w:tblStylePr>
   </w:style>
-  <w:style w:type="table" w:styleId="849">
+  <w:style w:type="table" w:styleId="857">
     <w:name w:val="Lined - Accent"/>
-    <w:basedOn w:val="904"/>
+    <w:basedOn w:val="912"/>
     <w:uiPriority w:val="99"/>
     <w:pPr>
       <w:pBdr/>
@@ -36423,9 +36413,9 @@
       </w:tcPr>
     </w:tblStylePr>
   </w:style>
-  <w:style w:type="table" w:styleId="850">
+  <w:style w:type="table" w:styleId="858">
     <w:name w:val="Lined - Accent 1"/>
-    <w:basedOn w:val="904"/>
+    <w:basedOn w:val="912"/>
     <w:uiPriority w:val="99"/>
     <w:pPr>
       <w:pBdr/>
@@ -36660,9 +36650,9 @@
       </w:tcPr>
     </w:tblStylePr>
   </w:style>
-  <w:style w:type="table" w:styleId="851">
+  <w:style w:type="table" w:styleId="859">
     <w:name w:val="Lined - Accent 2"/>
-    <w:basedOn w:val="904"/>
+    <w:basedOn w:val="912"/>
     <w:uiPriority w:val="99"/>
     <w:pPr>
       <w:pBdr/>
@@ -36897,9 +36887,9 @@
       </w:tcPr>
     </w:tblStylePr>
   </w:style>
-  <w:style w:type="table" w:styleId="852">
+  <w:style w:type="table" w:styleId="860">
     <w:name w:val="Lined - Accent 3"/>
-    <w:basedOn w:val="904"/>
+    <w:basedOn w:val="912"/>
     <w:uiPriority w:val="99"/>
     <w:pPr>
       <w:pBdr/>
@@ -37134,9 +37124,9 @@
       </w:tcPr>
     </w:tblStylePr>
   </w:style>
-  <w:style w:type="table" w:styleId="853">
+  <w:style w:type="table" w:styleId="861">
     <w:name w:val="Lined - Accent 4"/>
-    <w:basedOn w:val="904"/>
+    <w:basedOn w:val="912"/>
     <w:uiPriority w:val="99"/>
     <w:pPr>
       <w:pBdr/>
@@ -37371,9 +37361,9 @@
       </w:tcPr>
     </w:tblStylePr>
   </w:style>
-  <w:style w:type="table" w:styleId="854">
+  <w:style w:type="table" w:styleId="862">
     <w:name w:val="Lined - Accent 5"/>
-    <w:basedOn w:val="904"/>
+    <w:basedOn w:val="912"/>
     <w:uiPriority w:val="99"/>
     <w:pPr>
       <w:pBdr/>
@@ -37608,9 +37598,9 @@
       </w:tcPr>
     </w:tblStylePr>
   </w:style>
-  <w:style w:type="table" w:styleId="855">
+  <w:style w:type="table" w:styleId="863">
     <w:name w:val="Lined - Accent 6"/>
-    <w:basedOn w:val="904"/>
+    <w:basedOn w:val="912"/>
     <w:uiPriority w:val="99"/>
     <w:pPr>
       <w:pBdr/>
@@ -37845,9 +37835,9 @@
       </w:tcPr>
     </w:tblStylePr>
   </w:style>
-  <w:style w:type="table" w:styleId="856">
+  <w:style w:type="table" w:styleId="864">
     <w:name w:val="Bordered &amp; Lined - Accent"/>
-    <w:basedOn w:val="904"/>
+    <w:basedOn w:val="912"/>
     <w:uiPriority w:val="99"/>
     <w:pPr>
       <w:pBdr/>
@@ -38089,9 +38079,9 @@
       </w:tcPr>
     </w:tblStylePr>
   </w:style>
-  <w:style w:type="table" w:styleId="857">
+  <w:style w:type="table" w:styleId="865">
     <w:name w:val="Bordered &amp; Lined - Accent 1"/>
-    <w:basedOn w:val="904"/>
+    <w:basedOn w:val="912"/>
     <w:uiPriority w:val="99"/>
     <w:pPr>
       <w:pBdr/>
@@ -38333,9 +38323,9 @@
       </w:tcPr>
     </w:tblStylePr>
   </w:style>
-  <w:style w:type="table" w:styleId="858">
+  <w:style w:type="table" w:styleId="866">
     <w:name w:val="Bordered &amp; Lined - Accent 2"/>
-    <w:basedOn w:val="904"/>
+    <w:basedOn w:val="912"/>
     <w:uiPriority w:val="99"/>
     <w:pPr>
       <w:pBdr/>
@@ -38577,9 +38567,9 @@
       </w:tcPr>
     </w:tblStylePr>
   </w:style>
-  <w:style w:type="table" w:styleId="859">
+  <w:style w:type="table" w:styleId="867">
     <w:name w:val="Bordered &amp; Lined - Accent 3"/>
-    <w:basedOn w:val="904"/>
+    <w:basedOn w:val="912"/>
     <w:uiPriority w:val="99"/>
     <w:pPr>
       <w:pBdr/>
@@ -38821,9 +38811,9 @@
       </w:tcPr>
     </w:tblStylePr>
   </w:style>
-  <w:style w:type="table" w:styleId="860">
+  <w:style w:type="table" w:styleId="868">
     <w:name w:val="Bordered &amp; Lined - Accent 4"/>
-    <w:basedOn w:val="904"/>
+    <w:basedOn w:val="912"/>
     <w:uiPriority w:val="99"/>
     <w:pPr>
       <w:pBdr/>
@@ -39065,9 +39055,9 @@
       </w:tcPr>
     </w:tblStylePr>
   </w:style>
-  <w:style w:type="table" w:styleId="861">
+  <w:style w:type="table" w:styleId="869">
     <w:name w:val="Bordered &amp; Lined - Accent 5"/>
-    <w:basedOn w:val="904"/>
+    <w:basedOn w:val="912"/>
     <w:uiPriority w:val="99"/>
     <w:pPr>
       <w:pBdr/>
@@ -39309,9 +39299,9 @@
       </w:tcPr>
     </w:tblStylePr>
   </w:style>
-  <w:style w:type="table" w:styleId="862">
+  <w:style w:type="table" w:styleId="870">
     <w:name w:val="Bordered &amp; Lined - Accent 6"/>
-    <w:basedOn w:val="904"/>
+    <w:basedOn w:val="912"/>
     <w:uiPriority w:val="99"/>
     <w:pPr>
       <w:pBdr/>
@@ -39553,9 +39543,9 @@
       </w:tcPr>
     </w:tblStylePr>
   </w:style>
-  <w:style w:type="table" w:styleId="863">
+  <w:style w:type="table" w:styleId="871">
     <w:name w:val="Bordered"/>
-    <w:basedOn w:val="904"/>
+    <w:basedOn w:val="912"/>
     <w:uiPriority w:val="99"/>
     <w:pPr>
       <w:pBdr/>
@@ -39784,9 +39774,9 @@
       </w:tcPr>
     </w:tblStylePr>
   </w:style>
-  <w:style w:type="table" w:styleId="864">
+  <w:style w:type="table" w:styleId="872">
     <w:name w:val="Bordered - Accent 1"/>
-    <w:basedOn w:val="904"/>
+    <w:basedOn w:val="912"/>
     <w:uiPriority w:val="99"/>
     <w:pPr>
       <w:pBdr/>
@@ -40015,9 +40005,9 @@
       </w:tcPr>
     </w:tblStylePr>
   </w:style>
-  <w:style w:type="table" w:styleId="865">
+  <w:style w:type="table" w:styleId="873">
     <w:name w:val="Bordered - Accent 2"/>
-    <w:basedOn w:val="904"/>
+    <w:basedOn w:val="912"/>
     <w:uiPriority w:val="99"/>
     <w:pPr>
       <w:pBdr/>
@@ -40246,9 +40236,9 @@
       </w:tcPr>
     </w:tblStylePr>
   </w:style>
-  <w:style w:type="table" w:styleId="866">
+  <w:style w:type="table" w:styleId="874">
     <w:name w:val="Bordered - Accent 3"/>
-    <w:basedOn w:val="904"/>
+    <w:basedOn w:val="912"/>
     <w:uiPriority w:val="99"/>
     <w:pPr>
       <w:pBdr/>
@@ -40477,9 +40467,9 @@
       </w:tcPr>
     </w:tblStylePr>
   </w:style>
-  <w:style w:type="table" w:styleId="867">
+  <w:style w:type="table" w:styleId="875">
     <w:name w:val="Bordered - Accent 4"/>
-    <w:basedOn w:val="904"/>
+    <w:basedOn w:val="912"/>
     <w:uiPriority w:val="99"/>
     <w:pPr>
       <w:pBdr/>
@@ -40708,9 +40698,9 @@
       </w:tcPr>
     </w:tblStylePr>
   </w:style>
-  <w:style w:type="table" w:styleId="868">
+  <w:style w:type="table" w:styleId="876">
     <w:name w:val="Bordered - Accent 5"/>
-    <w:basedOn w:val="904"/>
+    <w:basedOn w:val="912"/>
     <w:uiPriority w:val="99"/>
     <w:pPr>
       <w:pBdr/>
@@ -40939,9 +40929,9 @@
       </w:tcPr>
     </w:tblStylePr>
   </w:style>
-  <w:style w:type="table" w:styleId="869">
+  <w:style w:type="table" w:styleId="877">
     <w:name w:val="Bordered - Accent 6"/>
-    <w:basedOn w:val="904"/>
+    <w:basedOn w:val="912"/>
     <w:uiPriority w:val="99"/>
     <w:pPr>
       <w:pBdr/>
@@ -41170,10 +41160,10 @@
       </w:tcPr>
     </w:tblStylePr>
   </w:style>
-  <w:style w:type="paragraph" w:styleId="870">
+  <w:style w:type="paragraph" w:styleId="878">
     <w:name w:val="footnote text"/>
-    <w:basedOn w:val="889"/>
-    <w:link w:val="871"/>
+    <w:basedOn w:val="897"/>
+    <w:link w:val="879"/>
     <w:uiPriority w:val="99"/>
     <w:semiHidden/>
     <w:unhideWhenUsed/>
@@ -41187,10 +41177,10 @@
       <w:szCs w:val="20"/>
     </w:rPr>
   </w:style>
-  <w:style w:type="character" w:styleId="871">
+  <w:style w:type="character" w:styleId="879">
     <w:name w:val="Footnote Text Char"/>
-    <w:basedOn w:val="903"/>
-    <w:link w:val="870"/>
+    <w:basedOn w:val="911"/>
+    <w:link w:val="878"/>
     <w:uiPriority w:val="99"/>
     <w:semiHidden/>
     <w:pPr>
@@ -41203,9 +41193,9 @@
       <w:szCs w:val="20"/>
     </w:rPr>
   </w:style>
-  <w:style w:type="character" w:styleId="872">
+  <w:style w:type="character" w:styleId="880">
     <w:name w:val="footnote reference"/>
-    <w:basedOn w:val="903"/>
+    <w:basedOn w:val="911"/>
     <w:uiPriority w:val="99"/>
     <w:semiHidden/>
     <w:unhideWhenUsed/>
@@ -41218,10 +41208,10 @@
       <w:vertAlign w:val="superscript"/>
     </w:rPr>
   </w:style>
-  <w:style w:type="paragraph" w:styleId="873">
+  <w:style w:type="paragraph" w:styleId="881">
     <w:name w:val="endnote text"/>
-    <w:basedOn w:val="889"/>
-    <w:link w:val="874"/>
+    <w:basedOn w:val="897"/>
+    <w:link w:val="882"/>
     <w:uiPriority w:val="99"/>
     <w:semiHidden/>
     <w:unhideWhenUsed/>
@@ -41235,10 +41225,10 @@
       <w:szCs w:val="20"/>
     </w:rPr>
   </w:style>
-  <w:style w:type="character" w:styleId="874">
+  <w:style w:type="character" w:styleId="882">
     <w:name w:val="Endnote Text Char"/>
-    <w:basedOn w:val="903"/>
-    <w:link w:val="873"/>
+    <w:basedOn w:val="911"/>
+    <w:link w:val="881"/>
     <w:uiPriority w:val="99"/>
     <w:semiHidden/>
     <w:pPr>
@@ -41251,9 +41241,9 @@
       <w:szCs w:val="20"/>
     </w:rPr>
   </w:style>
-  <w:style w:type="character" w:styleId="875">
+  <w:style w:type="character" w:styleId="883">
     <w:name w:val="endnote reference"/>
-    <w:basedOn w:val="903"/>
+    <w:basedOn w:val="911"/>
     <w:uiPriority w:val="99"/>
     <w:semiHidden/>
     <w:unhideWhenUsed/>
@@ -41266,9 +41256,9 @@
       <w:vertAlign w:val="superscript"/>
     </w:rPr>
   </w:style>
-  <w:style w:type="character" w:styleId="876">
+  <w:style w:type="character" w:styleId="884">
     <w:name w:val="Hyperlink"/>
-    <w:basedOn w:val="903"/>
+    <w:basedOn w:val="911"/>
     <w:uiPriority w:val="99"/>
     <w:unhideWhenUsed/>
     <w:pPr>
@@ -41281,9 +41271,9 @@
       <w:u w:val="single"/>
     </w:rPr>
   </w:style>
-  <w:style w:type="character" w:styleId="877">
+  <w:style w:type="character" w:styleId="885">
     <w:name w:val="FollowedHyperlink"/>
-    <w:basedOn w:val="903"/>
+    <w:basedOn w:val="911"/>
     <w:uiPriority w:val="99"/>
     <w:semiHidden/>
     <w:unhideWhenUsed/>
@@ -41297,10 +41287,10 @@
       <w:u w:val="single"/>
     </w:rPr>
   </w:style>
-  <w:style w:type="paragraph" w:styleId="878">
+  <w:style w:type="paragraph" w:styleId="886">
     <w:name w:val="toc 1"/>
-    <w:basedOn w:val="889"/>
-    <w:next w:val="889"/>
+    <w:basedOn w:val="897"/>
+    <w:next w:val="897"/>
     <w:uiPriority w:val="39"/>
     <w:unhideWhenUsed/>
     <w:pPr>
@@ -41309,10 +41299,10 @@
       <w:ind/>
     </w:pPr>
   </w:style>
-  <w:style w:type="paragraph" w:styleId="879">
+  <w:style w:type="paragraph" w:styleId="887">
     <w:name w:val="toc 2"/>
-    <w:basedOn w:val="889"/>
-    <w:next w:val="889"/>
+    <w:basedOn w:val="897"/>
+    <w:next w:val="897"/>
     <w:uiPriority w:val="39"/>
     <w:unhideWhenUsed/>
     <w:pPr>
@@ -41321,10 +41311,10 @@
       <w:ind w:left="220"/>
     </w:pPr>
   </w:style>
-  <w:style w:type="paragraph" w:styleId="880">
+  <w:style w:type="paragraph" w:styleId="888">
     <w:name w:val="toc 3"/>
-    <w:basedOn w:val="889"/>
-    <w:next w:val="889"/>
+    <w:basedOn w:val="897"/>
+    <w:next w:val="897"/>
     <w:uiPriority w:val="39"/>
     <w:unhideWhenUsed/>
     <w:pPr>
@@ -41333,10 +41323,10 @@
       <w:ind w:left="440"/>
     </w:pPr>
   </w:style>
-  <w:style w:type="paragraph" w:styleId="881">
+  <w:style w:type="paragraph" w:styleId="889">
     <w:name w:val="toc 4"/>
-    <w:basedOn w:val="889"/>
-    <w:next w:val="889"/>
+    <w:basedOn w:val="897"/>
+    <w:next w:val="897"/>
     <w:uiPriority w:val="39"/>
     <w:unhideWhenUsed/>
     <w:pPr>
@@ -41345,10 +41335,10 @@
       <w:ind w:left="660"/>
     </w:pPr>
   </w:style>
-  <w:style w:type="paragraph" w:styleId="882">
+  <w:style w:type="paragraph" w:styleId="890">
     <w:name w:val="toc 5"/>
-    <w:basedOn w:val="889"/>
-    <w:next w:val="889"/>
+    <w:basedOn w:val="897"/>
+    <w:next w:val="897"/>
     <w:uiPriority w:val="39"/>
     <w:unhideWhenUsed/>
     <w:pPr>
@@ -41357,10 +41347,10 @@
       <w:ind w:left="880"/>
     </w:pPr>
   </w:style>
-  <w:style w:type="paragraph" w:styleId="883">
+  <w:style w:type="paragraph" w:styleId="891">
     <w:name w:val="toc 6"/>
-    <w:basedOn w:val="889"/>
-    <w:next w:val="889"/>
+    <w:basedOn w:val="897"/>
+    <w:next w:val="897"/>
     <w:uiPriority w:val="39"/>
     <w:unhideWhenUsed/>
     <w:pPr>
@@ -41369,10 +41359,10 @@
       <w:ind w:left="1100"/>
     </w:pPr>
   </w:style>
-  <w:style w:type="paragraph" w:styleId="884">
+  <w:style w:type="paragraph" w:styleId="892">
     <w:name w:val="toc 7"/>
-    <w:basedOn w:val="889"/>
-    <w:next w:val="889"/>
+    <w:basedOn w:val="897"/>
+    <w:next w:val="897"/>
     <w:uiPriority w:val="39"/>
     <w:unhideWhenUsed/>
     <w:pPr>
@@ -41381,10 +41371,10 @@
       <w:ind w:left="1320"/>
     </w:pPr>
   </w:style>
-  <w:style w:type="paragraph" w:styleId="885">
+  <w:style w:type="paragraph" w:styleId="893">
     <w:name w:val="toc 8"/>
-    <w:basedOn w:val="889"/>
-    <w:next w:val="889"/>
+    <w:basedOn w:val="897"/>
+    <w:next w:val="897"/>
     <w:uiPriority w:val="39"/>
     <w:unhideWhenUsed/>
     <w:pPr>
@@ -41393,10 +41383,10 @@
       <w:ind w:left="1540"/>
     </w:pPr>
   </w:style>
-  <w:style w:type="paragraph" w:styleId="886">
+  <w:style w:type="paragraph" w:styleId="894">
     <w:name w:val="toc 9"/>
-    <w:basedOn w:val="889"/>
-    <w:next w:val="889"/>
+    <w:basedOn w:val="897"/>
+    <w:next w:val="897"/>
     <w:uiPriority w:val="39"/>
     <w:unhideWhenUsed/>
     <w:pPr>
@@ -41405,9 +41395,9 @@
       <w:ind w:left="1760"/>
     </w:pPr>
   </w:style>
-  <w:style w:type="character" w:styleId="887">
+  <w:style w:type="character" w:styleId="895">
     <w:name w:val="Placeholder Text"/>
-    <w:basedOn w:val="903"/>
+    <w:basedOn w:val="911"/>
     <w:uiPriority w:val="99"/>
     <w:semiHidden/>
     <w:pPr>
@@ -41419,10 +41409,10 @@
       <w:color w:val="666666"/>
     </w:rPr>
   </w:style>
-  <w:style w:type="paragraph" w:styleId="888">
+  <w:style w:type="paragraph" w:styleId="896">
     <w:name w:val="table of figures"/>
-    <w:basedOn w:val="889"/>
-    <w:next w:val="889"/>
+    <w:basedOn w:val="897"/>
+    <w:next w:val="897"/>
     <w:uiPriority w:val="99"/>
     <w:unhideWhenUsed/>
     <w:pPr>
@@ -41431,7 +41421,7 @@
       <w:ind/>
     </w:pPr>
   </w:style>
-  <w:style w:type="paragraph" w:styleId="889" w:default="1">
+  <w:style w:type="paragraph" w:styleId="897" w:default="1">
     <w:name w:val="Normal"/>
     <w:qFormat/>
     <w:pPr>
@@ -41444,10 +41434,10 @@
       <w:sz w:val="21"/>
     </w:rPr>
   </w:style>
-  <w:style w:type="paragraph" w:styleId="890">
+  <w:style w:type="paragraph" w:styleId="898">
     <w:name w:val="Header"/>
-    <w:basedOn w:val="889"/>
-    <w:link w:val="891"/>
+    <w:basedOn w:val="897"/>
+    <w:link w:val="899"/>
     <w:uiPriority w:val="99"/>
     <w:unhideWhenUsed/>
     <w:pPr>
@@ -41460,10 +41450,10 @@
       <w:ind/>
     </w:pPr>
   </w:style>
-  <w:style w:type="character" w:styleId="891" w:customStyle="1">
+  <w:style w:type="character" w:styleId="899" w:customStyle="1">
     <w:name w:val="Header Char"/>
-    <w:basedOn w:val="903"/>
-    <w:link w:val="890"/>
+    <w:basedOn w:val="911"/>
+    <w:link w:val="898"/>
     <w:uiPriority w:val="99"/>
     <w:pPr>
       <w:pBdr/>
@@ -41471,10 +41461,10 @@
       <w:ind/>
     </w:pPr>
   </w:style>
-  <w:style w:type="paragraph" w:styleId="892">
+  <w:style w:type="paragraph" w:styleId="900">
     <w:name w:val="Footer"/>
-    <w:basedOn w:val="889"/>
-    <w:link w:val="893"/>
+    <w:basedOn w:val="897"/>
+    <w:link w:val="901"/>
     <w:uiPriority w:val="99"/>
     <w:unhideWhenUsed/>
     <w:pPr>
@@ -41487,10 +41477,10 @@
       <w:ind/>
     </w:pPr>
   </w:style>
-  <w:style w:type="character" w:styleId="893" w:customStyle="1">
+  <w:style w:type="character" w:styleId="901" w:customStyle="1">
     <w:name w:val="Footer Char"/>
-    <w:basedOn w:val="903"/>
-    <w:link w:val="892"/>
+    <w:basedOn w:val="911"/>
+    <w:link w:val="900"/>
     <w:uiPriority w:val="99"/>
     <w:pPr>
       <w:pBdr/>
@@ -41498,11 +41488,11 @@
       <w:ind/>
     </w:pPr>
   </w:style>
-  <w:style w:type="paragraph" w:styleId="894">
+  <w:style w:type="paragraph" w:styleId="902">
     <w:name w:val="Heading 1"/>
-    <w:basedOn w:val="889"/>
-    <w:next w:val="889"/>
-    <w:link w:val="907"/>
+    <w:basedOn w:val="897"/>
+    <w:next w:val="897"/>
+    <w:link w:val="915"/>
     <w:uiPriority w:val="9"/>
     <w:qFormat/>
     <w:pPr>
@@ -41522,11 +41512,11 @@
       <w:szCs w:val="28"/>
     </w:rPr>
   </w:style>
-  <w:style w:type="paragraph" w:styleId="895">
+  <w:style w:type="paragraph" w:styleId="903">
     <w:name w:val="Heading 2"/>
-    <w:basedOn w:val="889"/>
-    <w:next w:val="889"/>
-    <w:link w:val="908"/>
+    <w:basedOn w:val="897"/>
+    <w:next w:val="897"/>
+    <w:link w:val="916"/>
     <w:uiPriority w:val="9"/>
     <w:unhideWhenUsed/>
     <w:qFormat/>
@@ -41547,11 +41537,11 @@
       <w:szCs w:val="26"/>
     </w:rPr>
   </w:style>
-  <w:style w:type="paragraph" w:styleId="896">
+  <w:style w:type="paragraph" w:styleId="904">
     <w:name w:val="Heading 3"/>
-    <w:basedOn w:val="889"/>
-    <w:next w:val="889"/>
-    <w:link w:val="909"/>
+    <w:basedOn w:val="897"/>
+    <w:next w:val="897"/>
+    <w:link w:val="917"/>
     <w:uiPriority w:val="9"/>
     <w:unhideWhenUsed/>
     <w:qFormat/>
@@ -41571,11 +41561,11 @@
       <w:sz w:val="22"/>
     </w:rPr>
   </w:style>
-  <w:style w:type="paragraph" w:styleId="897">
+  <w:style w:type="paragraph" w:styleId="905">
     <w:name w:val="Heading 4"/>
-    <w:basedOn w:val="889"/>
-    <w:next w:val="889"/>
-    <w:link w:val="937"/>
+    <w:basedOn w:val="897"/>
+    <w:next w:val="897"/>
+    <w:link w:val="945"/>
     <w:uiPriority w:val="9"/>
     <w:semiHidden/>
     <w:unhideWhenUsed/>
@@ -41597,11 +41587,11 @@
       <w:color w:val="4f81bd" w:themeColor="accent1"/>
     </w:rPr>
   </w:style>
-  <w:style w:type="paragraph" w:styleId="898">
+  <w:style w:type="paragraph" w:styleId="906">
     <w:name w:val="Heading 5"/>
-    <w:basedOn w:val="889"/>
-    <w:next w:val="889"/>
-    <w:link w:val="938"/>
+    <w:basedOn w:val="897"/>
+    <w:next w:val="897"/>
+    <w:link w:val="946"/>
     <w:uiPriority w:val="9"/>
     <w:semiHidden/>
     <w:unhideWhenUsed/>
@@ -41619,11 +41609,11 @@
       <w:color w:val="243f60" w:themeColor="accent1" w:themeShade="7F"/>
     </w:rPr>
   </w:style>
-  <w:style w:type="paragraph" w:styleId="899">
+  <w:style w:type="paragraph" w:styleId="907">
     <w:name w:val="Heading 6"/>
-    <w:basedOn w:val="889"/>
-    <w:next w:val="889"/>
-    <w:link w:val="939"/>
+    <w:basedOn w:val="897"/>
+    <w:next w:val="897"/>
+    <w:link w:val="947"/>
     <w:uiPriority w:val="9"/>
     <w:semiHidden/>
     <w:unhideWhenUsed/>
@@ -41643,11 +41633,11 @@
       <w:color w:val="243f60" w:themeColor="accent1" w:themeShade="7F"/>
     </w:rPr>
   </w:style>
-  <w:style w:type="paragraph" w:styleId="900">
+  <w:style w:type="paragraph" w:styleId="908">
     <w:name w:val="Heading 7"/>
-    <w:basedOn w:val="889"/>
-    <w:next w:val="889"/>
-    <w:link w:val="940"/>
+    <w:basedOn w:val="897"/>
+    <w:next w:val="897"/>
+    <w:link w:val="948"/>
     <w:uiPriority w:val="9"/>
     <w:semiHidden/>
     <w:unhideWhenUsed/>
@@ -41667,11 +41657,11 @@
       <w:color w:val="404040" w:themeColor="text1" w:themeTint="BF"/>
     </w:rPr>
   </w:style>
-  <w:style w:type="paragraph" w:styleId="901">
+  <w:style w:type="paragraph" w:styleId="909">
     <w:name w:val="Heading 8"/>
-    <w:basedOn w:val="889"/>
-    <w:next w:val="889"/>
-    <w:link w:val="941"/>
+    <w:basedOn w:val="897"/>
+    <w:next w:val="897"/>
+    <w:link w:val="949"/>
     <w:uiPriority w:val="9"/>
     <w:semiHidden/>
     <w:unhideWhenUsed/>
@@ -41691,11 +41681,11 @@
       <w:szCs w:val="20"/>
     </w:rPr>
   </w:style>
-  <w:style w:type="paragraph" w:styleId="902">
+  <w:style w:type="paragraph" w:styleId="910">
     <w:name w:val="Heading 9"/>
-    <w:basedOn w:val="889"/>
-    <w:next w:val="889"/>
-    <w:link w:val="942"/>
+    <w:basedOn w:val="897"/>
+    <w:next w:val="897"/>
+    <w:link w:val="950"/>
     <w:uiPriority w:val="9"/>
     <w:semiHidden/>
     <w:unhideWhenUsed/>
@@ -41717,7 +41707,7 @@
       <w:szCs w:val="20"/>
     </w:rPr>
   </w:style>
-  <w:style w:type="character" w:styleId="903" w:default="1">
+  <w:style w:type="character" w:styleId="911" w:default="1">
     <w:name w:val="Default Paragraph Font"/>
     <w:uiPriority w:val="1"/>
     <w:semiHidden/>
@@ -41728,7 +41718,7 @@
       <w:ind/>
     </w:pPr>
   </w:style>
-  <w:style w:type="table" w:styleId="904" w:default="1">
+  <w:style w:type="table" w:styleId="912" w:default="1">
     <w:name w:val="Normal Table"/>
     <w:uiPriority w:val="99"/>
     <w:semiHidden/>
@@ -41921,7 +41911,7 @@
       </w:tcPr>
     </w:tblStylePr>
   </w:style>
-  <w:style w:type="numbering" w:styleId="905" w:default="1">
+  <w:style w:type="numbering" w:styleId="913" w:default="1">
     <w:name w:val="No List"/>
     <w:uiPriority w:val="99"/>
     <w:semiHidden/>
@@ -41932,7 +41922,7 @@
       <w:ind/>
     </w:pPr>
   </w:style>
-  <w:style w:type="paragraph" w:styleId="906">
+  <w:style w:type="paragraph" w:styleId="914">
     <w:name w:val="No Spacing"/>
     <w:uiPriority w:val="1"/>
     <w:qFormat/>
@@ -41942,10 +41932,10 @@
       <w:ind/>
     </w:pPr>
   </w:style>
-  <w:style w:type="character" w:styleId="907" w:customStyle="1">
+  <w:style w:type="character" w:styleId="915" w:customStyle="1">
     <w:name w:val="Heading 1 Char"/>
-    <w:basedOn w:val="903"/>
-    <w:link w:val="894"/>
+    <w:basedOn w:val="911"/>
+    <w:link w:val="902"/>
     <w:uiPriority w:val="9"/>
     <w:pPr>
       <w:pBdr/>
@@ -41961,10 +41951,10 @@
       <w:szCs w:val="28"/>
     </w:rPr>
   </w:style>
-  <w:style w:type="character" w:styleId="908" w:customStyle="1">
+  <w:style w:type="character" w:styleId="916" w:customStyle="1">
     <w:name w:val="Heading 2 Char"/>
-    <w:basedOn w:val="903"/>
-    <w:link w:val="895"/>
+    <w:basedOn w:val="911"/>
+    <w:link w:val="903"/>
     <w:uiPriority w:val="9"/>
     <w:pPr>
       <w:pBdr/>
@@ -41980,10 +41970,10 @@
       <w:szCs w:val="26"/>
     </w:rPr>
   </w:style>
-  <w:style w:type="character" w:styleId="909" w:customStyle="1">
+  <w:style w:type="character" w:styleId="917" w:customStyle="1">
     <w:name w:val="Heading 3 Char"/>
-    <w:basedOn w:val="903"/>
-    <w:link w:val="896"/>
+    <w:basedOn w:val="911"/>
+    <w:link w:val="904"/>
     <w:uiPriority w:val="9"/>
     <w:pPr>
       <w:pBdr/>
@@ -41997,11 +41987,11 @@
       <w:color w:val="4f81bd" w:themeColor="accent1"/>
     </w:rPr>
   </w:style>
-  <w:style w:type="paragraph" w:styleId="910">
+  <w:style w:type="paragraph" w:styleId="918">
     <w:name w:val="Title"/>
-    <w:basedOn w:val="889"/>
-    <w:next w:val="889"/>
-    <w:link w:val="911"/>
+    <w:basedOn w:val="897"/>
+    <w:next w:val="897"/>
+    <w:link w:val="919"/>
     <w:uiPriority w:val="10"/>
     <w:qFormat/>
     <w:pPr>
@@ -42022,10 +42012,10 @@
       <w:szCs w:val="52"/>
     </w:rPr>
   </w:style>
-  <w:style w:type="character" w:styleId="911" w:customStyle="1">
+  <w:style w:type="character" w:styleId="919" w:customStyle="1">
     <w:name w:val="Title Char"/>
-    <w:basedOn w:val="903"/>
-    <w:link w:val="910"/>
+    <w:basedOn w:val="911"/>
+    <w:link w:val="918"/>
     <w:uiPriority w:val="10"/>
     <w:pPr>
       <w:pBdr/>
@@ -42040,11 +42030,11 @@
       <w:szCs w:val="52"/>
     </w:rPr>
   </w:style>
-  <w:style w:type="paragraph" w:styleId="912">
+  <w:style w:type="paragraph" w:styleId="920">
     <w:name w:val="Subtitle"/>
-    <w:basedOn w:val="889"/>
-    <w:next w:val="889"/>
-    <w:link w:val="913"/>
+    <w:basedOn w:val="897"/>
+    <w:next w:val="897"/>
+    <w:link w:val="921"/>
     <w:uiPriority w:val="11"/>
     <w:qFormat/>
     <w:pPr>
@@ -42065,10 +42055,10 @@
       <w:szCs w:val="24"/>
     </w:rPr>
   </w:style>
-  <w:style w:type="character" w:styleId="913" w:customStyle="1">
+  <w:style w:type="character" w:styleId="921" w:customStyle="1">
     <w:name w:val="Subtitle Char"/>
-    <w:basedOn w:val="903"/>
-    <w:link w:val="912"/>
+    <w:basedOn w:val="911"/>
+    <w:link w:val="920"/>
     <w:uiPriority w:val="11"/>
     <w:pPr>
       <w:pBdr/>
@@ -42085,9 +42075,9 @@
       <w:szCs w:val="24"/>
     </w:rPr>
   </w:style>
-  <w:style w:type="paragraph" w:styleId="914">
+  <w:style w:type="paragraph" w:styleId="922">
     <w:name w:val="List Paragraph"/>
-    <w:basedOn w:val="889"/>
+    <w:basedOn w:val="897"/>
     <w:uiPriority w:val="34"/>
     <w:qFormat/>
     <w:pPr>
@@ -42097,10 +42087,10 @@
       <w:contextualSpacing w:val="true"/>
     </w:pPr>
   </w:style>
-  <w:style w:type="paragraph" w:styleId="915">
+  <w:style w:type="paragraph" w:styleId="923">
     <w:name w:val="Body Text"/>
-    <w:basedOn w:val="889"/>
-    <w:link w:val="916"/>
+    <w:basedOn w:val="897"/>
+    <w:link w:val="924"/>
     <w:uiPriority w:val="99"/>
     <w:unhideWhenUsed/>
     <w:pPr>
@@ -42109,10 +42099,10 @@
       <w:ind/>
     </w:pPr>
   </w:style>
-  <w:style w:type="character" w:styleId="916" w:customStyle="1">
+  <w:style w:type="character" w:styleId="924" w:customStyle="1">
     <w:name w:val="Body Text Char"/>
-    <w:basedOn w:val="903"/>
-    <w:link w:val="915"/>
+    <w:basedOn w:val="911"/>
+    <w:link w:val="923"/>
     <w:uiPriority w:val="99"/>
     <w:pPr>
       <w:pBdr/>
@@ -42120,10 +42110,10 @@
       <w:ind/>
     </w:pPr>
   </w:style>
-  <w:style w:type="paragraph" w:styleId="917">
+  <w:style w:type="paragraph" w:styleId="925">
     <w:name w:val="Body Text 2"/>
-    <w:basedOn w:val="889"/>
-    <w:link w:val="918"/>
+    <w:basedOn w:val="897"/>
+    <w:link w:val="926"/>
     <w:uiPriority w:val="99"/>
     <w:unhideWhenUsed/>
     <w:pPr>
@@ -42132,10 +42122,10 @@
       <w:ind/>
     </w:pPr>
   </w:style>
-  <w:style w:type="character" w:styleId="918" w:customStyle="1">
+  <w:style w:type="character" w:styleId="926" w:customStyle="1">
     <w:name w:val="Body Text 2 Char"/>
-    <w:basedOn w:val="903"/>
-    <w:link w:val="917"/>
+    <w:basedOn w:val="911"/>
+    <w:link w:val="925"/>
     <w:uiPriority w:val="99"/>
     <w:pPr>
       <w:pBdr/>
@@ -42143,10 +42133,10 @@
       <w:ind/>
     </w:pPr>
   </w:style>
-  <w:style w:type="paragraph" w:styleId="919">
+  <w:style w:type="paragraph" w:styleId="927">
     <w:name w:val="Body Text 3"/>
-    <w:basedOn w:val="889"/>
-    <w:link w:val="920"/>
+    <w:basedOn w:val="897"/>
+    <w:link w:val="928"/>
     <w:uiPriority w:val="99"/>
     <w:unhideWhenUsed/>
     <w:pPr>
@@ -42159,10 +42149,10 @@
       <w:szCs w:val="16"/>
     </w:rPr>
   </w:style>
-  <w:style w:type="character" w:styleId="920" w:customStyle="1">
+  <w:style w:type="character" w:styleId="928" w:customStyle="1">
     <w:name w:val="Body Text 3 Char"/>
-    <w:basedOn w:val="903"/>
-    <w:link w:val="919"/>
+    <w:basedOn w:val="911"/>
+    <w:link w:val="927"/>
     <w:uiPriority w:val="99"/>
     <w:pPr>
       <w:pBdr/>
@@ -42174,9 +42164,9 @@
       <w:szCs w:val="16"/>
     </w:rPr>
   </w:style>
-  <w:style w:type="paragraph" w:styleId="921">
+  <w:style w:type="paragraph" w:styleId="929">
     <w:name w:val="List"/>
-    <w:basedOn w:val="889"/>
+    <w:basedOn w:val="897"/>
     <w:uiPriority w:val="99"/>
     <w:unhideWhenUsed/>
     <w:pPr>
@@ -42186,9 +42176,9 @@
       <w:contextualSpacing w:val="true"/>
     </w:pPr>
   </w:style>
-  <w:style w:type="paragraph" w:styleId="922">
+  <w:style w:type="paragraph" w:styleId="930">
     <w:name w:val="List 2"/>
-    <w:basedOn w:val="889"/>
+    <w:basedOn w:val="897"/>
     <w:uiPriority w:val="99"/>
     <w:unhideWhenUsed/>
     <w:pPr>
@@ -42198,9 +42188,9 @@
       <w:contextualSpacing w:val="true"/>
     </w:pPr>
   </w:style>
-  <w:style w:type="paragraph" w:styleId="923">
+  <w:style w:type="paragraph" w:styleId="931">
     <w:name w:val="List 3"/>
-    <w:basedOn w:val="889"/>
+    <w:basedOn w:val="897"/>
     <w:uiPriority w:val="99"/>
     <w:unhideWhenUsed/>
     <w:pPr>
@@ -42210,9 +42200,9 @@
       <w:contextualSpacing w:val="true"/>
     </w:pPr>
   </w:style>
-  <w:style w:type="paragraph" w:styleId="924">
+  <w:style w:type="paragraph" w:styleId="932">
     <w:name w:val="List Bullet"/>
-    <w:basedOn w:val="889"/>
+    <w:basedOn w:val="897"/>
     <w:uiPriority w:val="99"/>
     <w:unhideWhenUsed/>
     <w:pPr>
@@ -42225,9 +42215,9 @@
       <w:contextualSpacing w:val="true"/>
     </w:pPr>
   </w:style>
-  <w:style w:type="paragraph" w:styleId="925">
+  <w:style w:type="paragraph" w:styleId="933">
     <w:name w:val="List Bullet 2"/>
-    <w:basedOn w:val="889"/>
+    <w:basedOn w:val="897"/>
     <w:uiPriority w:val="99"/>
     <w:unhideWhenUsed/>
     <w:pPr>
@@ -42240,9 +42230,9 @@
       <w:contextualSpacing w:val="true"/>
     </w:pPr>
   </w:style>
-  <w:style w:type="paragraph" w:styleId="926">
+  <w:style w:type="paragraph" w:styleId="934">
     <w:name w:val="List Bullet 3"/>
-    <w:basedOn w:val="889"/>
+    <w:basedOn w:val="897"/>
     <w:uiPriority w:val="99"/>
     <w:unhideWhenUsed/>
     <w:pPr>
@@ -42255,9 +42245,9 @@
       <w:contextualSpacing w:val="true"/>
     </w:pPr>
   </w:style>
-  <w:style w:type="paragraph" w:styleId="927">
+  <w:style w:type="paragraph" w:styleId="935">
     <w:name w:val="List Number"/>
-    <w:basedOn w:val="889"/>
+    <w:basedOn w:val="897"/>
     <w:uiPriority w:val="99"/>
     <w:unhideWhenUsed/>
     <w:pPr>
@@ -42270,9 +42260,9 @@
       <w:contextualSpacing w:val="true"/>
     </w:pPr>
   </w:style>
-  <w:style w:type="paragraph" w:styleId="928">
+  <w:style w:type="paragraph" w:styleId="936">
     <w:name w:val="List Number 2"/>
-    <w:basedOn w:val="889"/>
+    <w:basedOn w:val="897"/>
     <w:uiPriority w:val="99"/>
     <w:unhideWhenUsed/>
     <w:pPr>
@@ -42285,9 +42275,9 @@
       <w:contextualSpacing w:val="true"/>
     </w:pPr>
   </w:style>
-  <w:style w:type="paragraph" w:styleId="929">
+  <w:style w:type="paragraph" w:styleId="937">
     <w:name w:val="List Number 3"/>
-    <w:basedOn w:val="889"/>
+    <w:basedOn w:val="897"/>
     <w:uiPriority w:val="99"/>
     <w:unhideWhenUsed/>
     <w:pPr>
@@ -42300,9 +42290,9 @@
       <w:contextualSpacing w:val="true"/>
     </w:pPr>
   </w:style>
-  <w:style w:type="paragraph" w:styleId="930">
+  <w:style w:type="paragraph" w:styleId="938">
     <w:name w:val="List Continue"/>
-    <w:basedOn w:val="889"/>
+    <w:basedOn w:val="897"/>
     <w:uiPriority w:val="99"/>
     <w:unhideWhenUsed/>
     <w:pPr>
@@ -42312,9 +42302,9 @@
       <w:contextualSpacing w:val="true"/>
     </w:pPr>
   </w:style>
-  <w:style w:type="paragraph" w:styleId="931">
+  <w:style w:type="paragraph" w:styleId="939">
     <w:name w:val="List Continue 2"/>
-    <w:basedOn w:val="889"/>
+    <w:basedOn w:val="897"/>
     <w:uiPriority w:val="99"/>
     <w:unhideWhenUsed/>
     <w:pPr>
@@ -42324,9 +42314,9 @@
       <w:contextualSpacing w:val="true"/>
     </w:pPr>
   </w:style>
-  <w:style w:type="paragraph" w:styleId="932">
+  <w:style w:type="paragraph" w:styleId="940">
     <w:name w:val="List Continue 3"/>
-    <w:basedOn w:val="889"/>
+    <w:basedOn w:val="897"/>
     <w:uiPriority w:val="99"/>
     <w:unhideWhenUsed/>
     <w:pPr>
@@ -42336,9 +42326,9 @@
       <w:contextualSpacing w:val="true"/>
     </w:pPr>
   </w:style>
-  <w:style w:type="paragraph" w:styleId="933">
+  <w:style w:type="paragraph" w:styleId="941">
     <w:name w:val="macro"/>
-    <w:link w:val="934"/>
+    <w:link w:val="942"/>
     <w:uiPriority w:val="99"/>
     <w:unhideWhenUsed/>
     <w:pPr>
@@ -42361,10 +42351,10 @@
       <w:szCs w:val="20"/>
     </w:rPr>
   </w:style>
-  <w:style w:type="character" w:styleId="934" w:customStyle="1">
+  <w:style w:type="character" w:styleId="942" w:customStyle="1">
     <w:name w:val="Macro Text Char"/>
-    <w:basedOn w:val="903"/>
-    <w:link w:val="933"/>
+    <w:basedOn w:val="911"/>
+    <w:link w:val="941"/>
     <w:uiPriority w:val="99"/>
     <w:pPr>
       <w:pBdr/>
@@ -42377,11 +42367,11 @@
       <w:szCs w:val="20"/>
     </w:rPr>
   </w:style>
-  <w:style w:type="paragraph" w:styleId="935">
+  <w:style w:type="paragraph" w:styleId="943">
     <w:name w:val="Quote"/>
-    <w:basedOn w:val="889"/>
-    <w:next w:val="889"/>
-    <w:link w:val="936"/>
+    <w:basedOn w:val="897"/>
+    <w:next w:val="897"/>
+    <w:link w:val="944"/>
     <w:uiPriority w:val="29"/>
     <w:qFormat/>
     <w:pPr>
@@ -42395,10 +42385,10 @@
       <w:color w:val="000000" w:themeColor="text1"/>
     </w:rPr>
   </w:style>
-  <w:style w:type="character" w:styleId="936" w:customStyle="1">
+  <w:style w:type="character" w:styleId="944" w:customStyle="1">
     <w:name w:val="Quote Char"/>
-    <w:basedOn w:val="903"/>
-    <w:link w:val="935"/>
+    <w:basedOn w:val="911"/>
+    <w:link w:val="943"/>
     <w:uiPriority w:val="29"/>
     <w:pPr>
       <w:pBdr/>
@@ -42411,10 +42401,10 @@
       <w:color w:val="000000" w:themeColor="text1"/>
     </w:rPr>
   </w:style>
-  <w:style w:type="character" w:styleId="937" w:customStyle="1">
+  <w:style w:type="character" w:styleId="945" w:customStyle="1">
     <w:name w:val="Heading 4 Char"/>
-    <w:basedOn w:val="903"/>
-    <w:link w:val="897"/>
+    <w:basedOn w:val="911"/>
+    <w:link w:val="905"/>
     <w:uiPriority w:val="9"/>
     <w:semiHidden/>
     <w:pPr>
@@ -42431,10 +42421,10 @@
       <w:color w:val="4f81bd" w:themeColor="accent1"/>
     </w:rPr>
   </w:style>
-  <w:style w:type="character" w:styleId="938" w:customStyle="1">
+  <w:style w:type="character" w:styleId="946" w:customStyle="1">
     <w:name w:val="Heading 5 Char"/>
-    <w:basedOn w:val="903"/>
-    <w:link w:val="898"/>
+    <w:basedOn w:val="911"/>
+    <w:link w:val="906"/>
     <w:uiPriority w:val="9"/>
     <w:semiHidden/>
     <w:pPr>
@@ -42447,10 +42437,10 @@
       <w:color w:val="243f60" w:themeColor="accent1" w:themeShade="7F"/>
     </w:rPr>
   </w:style>
-  <w:style w:type="character" w:styleId="939" w:customStyle="1">
+  <w:style w:type="character" w:styleId="947" w:customStyle="1">
     <w:name w:val="Heading 6 Char"/>
-    <w:basedOn w:val="903"/>
-    <w:link w:val="899"/>
+    <w:basedOn w:val="911"/>
+    <w:link w:val="907"/>
     <w:uiPriority w:val="9"/>
     <w:semiHidden/>
     <w:pPr>
@@ -42465,10 +42455,10 @@
       <w:color w:val="243f60" w:themeColor="accent1" w:themeShade="7F"/>
     </w:rPr>
   </w:style>
-  <w:style w:type="character" w:styleId="940" w:customStyle="1">
+  <w:style w:type="character" w:styleId="948" w:customStyle="1">
     <w:name w:val="Heading 7 Char"/>
-    <w:basedOn w:val="903"/>
-    <w:link w:val="900"/>
+    <w:basedOn w:val="911"/>
+    <w:link w:val="908"/>
     <w:uiPriority w:val="9"/>
     <w:semiHidden/>
     <w:pPr>
@@ -42483,10 +42473,10 @@
       <w:color w:val="404040" w:themeColor="text1" w:themeTint="BF"/>
     </w:rPr>
   </w:style>
-  <w:style w:type="character" w:styleId="941" w:customStyle="1">
+  <w:style w:type="character" w:styleId="949" w:customStyle="1">
     <w:name w:val="Heading 8 Char"/>
-    <w:basedOn w:val="903"/>
-    <w:link w:val="901"/>
+    <w:basedOn w:val="911"/>
+    <w:link w:val="909"/>
     <w:uiPriority w:val="9"/>
     <w:semiHidden/>
     <w:pPr>
@@ -42501,10 +42491,10 @@
       <w:szCs w:val="20"/>
     </w:rPr>
   </w:style>
-  <w:style w:type="character" w:styleId="942" w:customStyle="1">
+  <w:style w:type="character" w:styleId="950" w:customStyle="1">
     <w:name w:val="Heading 9 Char"/>
-    <w:basedOn w:val="903"/>
-    <w:link w:val="902"/>
+    <w:basedOn w:val="911"/>
+    <w:link w:val="910"/>
     <w:uiPriority w:val="9"/>
     <w:semiHidden/>
     <w:pPr>
@@ -42521,10 +42511,10 @@
       <w:szCs w:val="20"/>
     </w:rPr>
   </w:style>
-  <w:style w:type="paragraph" w:styleId="943">
+  <w:style w:type="paragraph" w:styleId="951">
     <w:name w:val="Caption"/>
-    <w:basedOn w:val="889"/>
-    <w:next w:val="889"/>
+    <w:basedOn w:val="897"/>
+    <w:next w:val="897"/>
     <w:uiPriority w:val="35"/>
     <w:semiHidden/>
     <w:unhideWhenUsed/>
@@ -42542,9 +42532,9 @@
       <w:szCs w:val="18"/>
     </w:rPr>
   </w:style>
-  <w:style w:type="character" w:styleId="944">
+  <w:style w:type="character" w:styleId="952">
     <w:name w:val="Strong"/>
-    <w:basedOn w:val="903"/>
+    <w:basedOn w:val="911"/>
     <w:uiPriority w:val="22"/>
     <w:qFormat/>
     <w:pPr>
@@ -42557,9 +42547,9 @@
       <w:bCs/>
     </w:rPr>
   </w:style>
-  <w:style w:type="character" w:styleId="945">
+  <w:style w:type="character" w:styleId="953">
     <w:name w:val="Emphasis"/>
-    <w:basedOn w:val="903"/>
+    <w:basedOn w:val="911"/>
     <w:uiPriority w:val="20"/>
     <w:qFormat/>
     <w:pPr>
@@ -42572,11 +42562,11 @@
       <w:iCs/>
     </w:rPr>
   </w:style>
-  <w:style w:type="paragraph" w:styleId="946">
+  <w:style w:type="paragraph" w:styleId="954">
     <w:name w:val="Intense Quote"/>
-    <w:basedOn w:val="889"/>
-    <w:next w:val="889"/>
-    <w:link w:val="947"/>
+    <w:basedOn w:val="897"/>
+    <w:next w:val="897"/>
+    <w:link w:val="955"/>
     <w:uiPriority w:val="30"/>
     <w:qFormat/>
     <w:pPr>
@@ -42594,10 +42584,10 @@
       <w:color w:val="4f81bd" w:themeColor="accent1"/>
     </w:rPr>
   </w:style>
-  <w:style w:type="character" w:styleId="947" w:customStyle="1">
+  <w:style w:type="character" w:styleId="955" w:customStyle="1">
     <w:name w:val="Intense Quote Char"/>
-    <w:basedOn w:val="903"/>
-    <w:link w:val="946"/>
+    <w:basedOn w:val="911"/>
+    <w:link w:val="954"/>
     <w:uiPriority w:val="30"/>
     <w:pPr>
       <w:pBdr/>
@@ -42612,9 +42602,9 @@
       <w:color w:val="4f81bd" w:themeColor="accent1"/>
     </w:rPr>
   </w:style>
-  <w:style w:type="character" w:styleId="948">
+  <w:style w:type="character" w:styleId="956">
     <w:name w:val="Subtle Emphasis"/>
-    <w:basedOn w:val="903"/>
+    <w:basedOn w:val="911"/>
     <w:uiPriority w:val="19"/>
     <w:qFormat/>
     <w:pPr>
@@ -42628,9 +42618,9 @@
       <w:color w:val="808080" w:themeColor="text1" w:themeTint="7F"/>
     </w:rPr>
   </w:style>
-  <w:style w:type="character" w:styleId="949">
+  <w:style w:type="character" w:styleId="957">
     <w:name w:val="Intense Emphasis"/>
-    <w:basedOn w:val="903"/>
+    <w:basedOn w:val="911"/>
     <w:uiPriority w:val="21"/>
     <w:qFormat/>
     <w:pPr>
@@ -42646,9 +42636,9 @@
       <w:color w:val="4f81bd" w:themeColor="accent1"/>
     </w:rPr>
   </w:style>
-  <w:style w:type="character" w:styleId="950">
+  <w:style w:type="character" w:styleId="958">
     <w:name w:val="Subtle Reference"/>
-    <w:basedOn w:val="903"/>
+    <w:basedOn w:val="911"/>
     <w:uiPriority w:val="31"/>
     <w:qFormat/>
     <w:pPr>
@@ -42662,9 +42652,9 @@
       <w:u w:val="single"/>
     </w:rPr>
   </w:style>
-  <w:style w:type="character" w:styleId="951">
+  <w:style w:type="character" w:styleId="959">
     <w:name w:val="Intense Reference"/>
-    <w:basedOn w:val="903"/>
+    <w:basedOn w:val="911"/>
     <w:uiPriority w:val="32"/>
     <w:qFormat/>
     <w:pPr>
@@ -42681,9 +42671,9 @@
       <w:u w:val="single"/>
     </w:rPr>
   </w:style>
-  <w:style w:type="character" w:styleId="952">
+  <w:style w:type="character" w:styleId="960">
     <w:name w:val="Book Title"/>
-    <w:basedOn w:val="903"/>
+    <w:basedOn w:val="911"/>
     <w:uiPriority w:val="33"/>
     <w:qFormat/>
     <w:pPr>
@@ -42698,10 +42688,10 @@
       <w:spacing w:val="5"/>
     </w:rPr>
   </w:style>
-  <w:style w:type="paragraph" w:styleId="953">
+  <w:style w:type="paragraph" w:styleId="961">
     <w:name w:val="TOC Heading"/>
-    <w:basedOn w:val="894"/>
-    <w:next w:val="889"/>
+    <w:basedOn w:val="902"/>
+    <w:next w:val="897"/>
     <w:uiPriority w:val="39"/>
     <w:semiHidden/>
     <w:unhideWhenUsed/>
@@ -42713,9 +42703,9 @@
       <w:outlineLvl w:val="9"/>
     </w:pPr>
   </w:style>
-  <w:style w:type="table" w:styleId="954">
+  <w:style w:type="table" w:styleId="962">
     <w:name w:val="Table Grid"/>
-    <w:basedOn w:val="904"/>
+    <w:basedOn w:val="912"/>
     <w:uiPriority w:val="59"/>
     <w:pPr>
       <w:pBdr/>
@@ -42912,9 +42902,9 @@
       </w:tcPr>
     </w:tblStylePr>
   </w:style>
-  <w:style w:type="table" w:styleId="955">
+  <w:style w:type="table" w:styleId="963">
     <w:name w:val="Light Shading"/>
-    <w:basedOn w:val="904"/>
+    <w:basedOn w:val="912"/>
     <w:uiPriority w:val="60"/>
     <w:pPr>
       <w:pBdr/>
@@ -43146,9 +43136,9 @@
       </w:tcPr>
     </w:tblStylePr>
   </w:style>
-  <w:style w:type="table" w:styleId="956">
+  <w:style w:type="table" w:styleId="964">
     <w:name w:val="Light Shading Accent 1"/>
-    <w:basedOn w:val="904"/>
+    <w:basedOn w:val="912"/>
     <w:uiPriority w:val="60"/>
     <w:pPr>
       <w:pBdr/>
@@ -43380,9 +43370,9 @@
       </w:tcPr>
     </w:tblStylePr>
   </w:style>
-  <w:style w:type="table" w:styleId="957">
+  <w:style w:type="table" w:styleId="965">
     <w:name w:val="Light Shading Accent 2"/>
-    <w:basedOn w:val="904"/>
+    <w:basedOn w:val="912"/>
     <w:uiPriority w:val="60"/>
     <w:pPr>
       <w:pBdr/>
@@ -43614,9 +43604,9 @@
       </w:tcPr>
     </w:tblStylePr>
   </w:style>
-  <w:style w:type="table" w:styleId="958">
+  <w:style w:type="table" w:styleId="966">
     <w:name w:val="Light Shading Accent 3"/>
-    <w:basedOn w:val="904"/>
+    <w:basedOn w:val="912"/>
     <w:uiPriority w:val="60"/>
     <w:pPr>
       <w:pBdr/>
@@ -43848,9 +43838,9 @@
       </w:tcPr>
     </w:tblStylePr>
   </w:style>
-  <w:style w:type="table" w:styleId="959">
+  <w:style w:type="table" w:styleId="967">
     <w:name w:val="Light Shading Accent 4"/>
-    <w:basedOn w:val="904"/>
+    <w:basedOn w:val="912"/>
     <w:uiPriority w:val="60"/>
     <w:pPr>
       <w:pBdr/>
@@ -44082,9 +44072,9 @@
       </w:tcPr>
     </w:tblStylePr>
   </w:style>
-  <w:style w:type="table" w:styleId="960">
+  <w:style w:type="table" w:styleId="968">
     <w:name w:val="Light Shading Accent 5"/>
-    <w:basedOn w:val="904"/>
+    <w:basedOn w:val="912"/>
     <w:uiPriority w:val="60"/>
     <w:pPr>
       <w:pBdr/>
@@ -44316,9 +44306,9 @@
       </w:tcPr>
     </w:tblStylePr>
   </w:style>
-  <w:style w:type="table" w:styleId="961">
+  <w:style w:type="table" w:styleId="969">
     <w:name w:val="Light Shading Accent 6"/>
-    <w:basedOn w:val="904"/>
+    <w:basedOn w:val="912"/>
     <w:uiPriority w:val="60"/>
     <w:pPr>
       <w:pBdr/>
@@ -44550,9 +44540,9 @@
       </w:tcPr>
     </w:tblStylePr>
   </w:style>
-  <w:style w:type="table" w:styleId="962">
+  <w:style w:type="table" w:styleId="970">
     <w:name w:val="Light List"/>
-    <w:basedOn w:val="904"/>
+    <w:basedOn w:val="912"/>
     <w:uiPriority w:val="61"/>
     <w:pPr>
       <w:pBdr/>
@@ -44782,9 +44772,9 @@
       </w:tcPr>
     </w:tblStylePr>
   </w:style>
-  <w:style w:type="table" w:styleId="963">
+  <w:style w:type="table" w:styleId="971">
     <w:name w:val="Light List Accent 1"/>
-    <w:basedOn w:val="904"/>
+    <w:basedOn w:val="912"/>
     <w:uiPriority w:val="61"/>
     <w:pPr>
       <w:pBdr/>
@@ -45014,9 +45004,9 @@
       </w:tcPr>
     </w:tblStylePr>
   </w:style>
-  <w:style w:type="table" w:styleId="964">
+  <w:style w:type="table" w:styleId="972">
     <w:name w:val="Light List Accent 2"/>
-    <w:basedOn w:val="904"/>
+    <w:basedOn w:val="912"/>
     <w:uiPriority w:val="61"/>
     <w:pPr>
       <w:pBdr/>
@@ -45246,9 +45236,9 @@
       </w:tcPr>
     </w:tblStylePr>
   </w:style>
-  <w:style w:type="table" w:styleId="965">
+  <w:style w:type="table" w:styleId="973">
     <w:name w:val="Light List Accent 3"/>
-    <w:basedOn w:val="904"/>
+    <w:basedOn w:val="912"/>
     <w:uiPriority w:val="61"/>
     <w:pPr>
       <w:pBdr/>
@@ -45478,9 +45468,9 @@
       </w:tcPr>
     </w:tblStylePr>
   </w:style>
-  <w:style w:type="table" w:styleId="966">
+  <w:style w:type="table" w:styleId="974">
     <w:name w:val="Light List Accent 4"/>
-    <w:basedOn w:val="904"/>
+    <w:basedOn w:val="912"/>
     <w:uiPriority w:val="61"/>
     <w:pPr>
       <w:pBdr/>
@@ -45710,9 +45700,9 @@
       </w:tcPr>
     </w:tblStylePr>
   </w:style>
-  <w:style w:type="table" w:styleId="967">
+  <w:style w:type="table" w:styleId="975">
     <w:name w:val="Light List Accent 5"/>
-    <w:basedOn w:val="904"/>
+    <w:basedOn w:val="912"/>
     <w:uiPriority w:val="61"/>
     <w:pPr>
       <w:pBdr/>
@@ -45942,9 +45932,9 @@
       </w:tcPr>
     </w:tblStylePr>
   </w:style>
-  <w:style w:type="table" w:styleId="968">
+  <w:style w:type="table" w:styleId="976">
     <w:name w:val="Light List Accent 6"/>
-    <w:basedOn w:val="904"/>
+    <w:basedOn w:val="912"/>
     <w:uiPriority w:val="61"/>
     <w:pPr>
       <w:pBdr/>
@@ -46174,9 +46164,9 @@
       </w:tcPr>
     </w:tblStylePr>
   </w:style>
-  <w:style w:type="table" w:styleId="969">
+  <w:style w:type="table" w:styleId="977">
     <w:name w:val="Light Grid"/>
-    <w:basedOn w:val="904"/>
+    <w:basedOn w:val="912"/>
     <w:uiPriority w:val="62"/>
     <w:pPr>
       <w:pBdr/>
@@ -46427,9 +46417,9 @@
       </w:tcPr>
     </w:tblStylePr>
   </w:style>
-  <w:style w:type="table" w:styleId="970">
+  <w:style w:type="table" w:styleId="978">
     <w:name w:val="Light Grid Accent 1"/>
-    <w:basedOn w:val="904"/>
+    <w:basedOn w:val="912"/>
     <w:uiPriority w:val="62"/>
     <w:pPr>
       <w:pBdr/>
@@ -46680,9 +46670,9 @@
       </w:tcPr>
     </w:tblStylePr>
   </w:style>
-  <w:style w:type="table" w:styleId="971">
+  <w:style w:type="table" w:styleId="979">
     <w:name w:val="Light Grid Accent 2"/>
-    <w:basedOn w:val="904"/>
+    <w:basedOn w:val="912"/>
     <w:uiPriority w:val="62"/>
     <w:pPr>
       <w:pBdr/>
@@ -46933,9 +46923,9 @@
       </w:tcPr>
     </w:tblStylePr>
   </w:style>
-  <w:style w:type="table" w:styleId="972">
+  <w:style w:type="table" w:styleId="980">
     <w:name w:val="Light Grid Accent 3"/>
-    <w:basedOn w:val="904"/>
+    <w:basedOn w:val="912"/>
     <w:uiPriority w:val="62"/>
     <w:pPr>
       <w:pBdr/>
@@ -47186,9 +47176,9 @@
       </w:tcPr>
     </w:tblStylePr>
   </w:style>
-  <w:style w:type="table" w:styleId="973">
+  <w:style w:type="table" w:styleId="981">
     <w:name w:val="Light Grid Accent 4"/>
-    <w:basedOn w:val="904"/>
+    <w:basedOn w:val="912"/>
     <w:uiPriority w:val="62"/>
     <w:pPr>
       <w:pBdr/>
@@ -47439,9 +47429,9 @@
       </w:tcPr>
     </w:tblStylePr>
   </w:style>
-  <w:style w:type="table" w:styleId="974">
+  <w:style w:type="table" w:styleId="982">
     <w:name w:val="Light Grid Accent 5"/>
-    <w:basedOn w:val="904"/>
+    <w:basedOn w:val="912"/>
     <w:uiPriority w:val="62"/>
     <w:pPr>
       <w:pBdr/>
@@ -47692,9 +47682,9 @@
       </w:tcPr>
     </w:tblStylePr>
   </w:style>
-  <w:style w:type="table" w:styleId="975">
+  <w:style w:type="table" w:styleId="983">
     <w:name w:val="Light Grid Accent 6"/>
-    <w:basedOn w:val="904"/>
+    <w:basedOn w:val="912"/>
     <w:uiPriority w:val="62"/>
     <w:pPr>
       <w:pBdr/>
@@ -47945,9 +47935,9 @@
       </w:tcPr>
     </w:tblStylePr>
   </w:style>
-  <w:style w:type="table" w:styleId="976">
+  <w:style w:type="table" w:styleId="984">
     <w:name w:val="Medium Shading 1"/>
-    <w:basedOn w:val="904"/>
+    <w:basedOn w:val="912"/>
     <w:uiPriority w:val="63"/>
     <w:pPr>
       <w:pBdr/>
@@ -48175,9 +48165,9 @@
       </w:tcPr>
     </w:tblStylePr>
   </w:style>
-  <w:style w:type="table" w:styleId="977">
+  <w:style w:type="table" w:styleId="985">
     <w:name w:val="Medium Shading 1 Accent 1"/>
-    <w:basedOn w:val="904"/>
+    <w:basedOn w:val="912"/>
     <w:uiPriority w:val="63"/>
     <w:pPr>
       <w:pBdr/>
@@ -48405,9 +48395,9 @@
       </w:tcPr>
     </w:tblStylePr>
   </w:style>
-  <w:style w:type="table" w:styleId="978">
+  <w:style w:type="table" w:styleId="986">
     <w:name w:val="Medium Shading 1 Accent 2"/>
-    <w:basedOn w:val="904"/>
+    <w:basedOn w:val="912"/>
     <w:uiPriority w:val="63"/>
     <w:pPr>
       <w:pBdr/>
@@ -48635,9 +48625,9 @@
       </w:tcPr>
     </w:tblStylePr>
   </w:style>
-  <w:style w:type="table" w:styleId="979">
+  <w:style w:type="table" w:styleId="987">
     <w:name w:val="Medium Shading 1 Accent 3"/>
-    <w:basedOn w:val="904"/>
+    <w:basedOn w:val="912"/>
     <w:uiPriority w:val="63"/>
     <w:pPr>
       <w:pBdr/>
@@ -48865,9 +48855,9 @@
       </w:tcPr>
     </w:tblStylePr>
   </w:style>
-  <w:style w:type="table" w:styleId="980">
+  <w:style w:type="table" w:styleId="988">
     <w:name w:val="Medium Shading 1 Accent 4"/>
-    <w:basedOn w:val="904"/>
+    <w:basedOn w:val="912"/>
     <w:uiPriority w:val="63"/>
     <w:pPr>
       <w:pBdr/>
@@ -49095,9 +49085,9 @@
       </w:tcPr>
     </w:tblStylePr>
   </w:style>
-  <w:style w:type="table" w:styleId="981">
+  <w:style w:type="table" w:styleId="989">
     <w:name w:val="Medium Shading 1 Accent 5"/>
-    <w:basedOn w:val="904"/>
+    <w:basedOn w:val="912"/>
     <w:uiPriority w:val="63"/>
     <w:pPr>
       <w:pBdr/>
@@ -49325,9 +49315,9 @@
       </w:tcPr>
     </w:tblStylePr>
   </w:style>
-  <w:style w:type="table" w:styleId="982">
+  <w:style w:type="table" w:styleId="990">
     <w:name w:val="Medium Shading 1 Accent 6"/>
-    <w:basedOn w:val="904"/>
+    <w:basedOn w:val="912"/>
     <w:uiPriority w:val="63"/>
     <w:pPr>
       <w:pBdr/>
@@ -49555,9 +49545,9 @@
       </w:tcPr>
     </w:tblStylePr>
   </w:style>
-  <w:style w:type="table" w:styleId="983">
+  <w:style w:type="table" w:styleId="991">
     <w:name w:val="Medium Shading 2"/>
-    <w:basedOn w:val="904"/>
+    <w:basedOn w:val="912"/>
     <w:uiPriority w:val="64"/>
     <w:pPr>
       <w:pBdr/>
@@ -49810,9 +49800,9 @@
       </w:tcPr>
     </w:tblStylePr>
   </w:style>
-  <w:style w:type="table" w:styleId="984">
+  <w:style w:type="table" w:styleId="992">
     <w:name w:val="Medium Shading 2 Accent 1"/>
-    <w:basedOn w:val="904"/>
+    <w:basedOn w:val="912"/>
     <w:uiPriority w:val="64"/>
     <w:pPr>
       <w:pBdr/>
@@ -50065,9 +50055,9 @@
       </w:tcPr>
     </w:tblStylePr>
   </w:style>
-  <w:style w:type="table" w:styleId="985">
+  <w:style w:type="table" w:styleId="993">
     <w:name w:val="Medium Shading 2 Accent 2"/>
-    <w:basedOn w:val="904"/>
+    <w:basedOn w:val="912"/>
     <w:uiPriority w:val="64"/>
     <w:pPr>
       <w:pBdr/>
@@ -50320,9 +50310,9 @@
       </w:tcPr>
     </w:tblStylePr>
   </w:style>
-  <w:style w:type="table" w:styleId="986">
+  <w:style w:type="table" w:styleId="994">
     <w:name w:val="Medium Shading 2 Accent 3"/>
-    <w:basedOn w:val="904"/>
+    <w:basedOn w:val="912"/>
     <w:uiPriority w:val="64"/>
     <w:pPr>
       <w:pBdr/>
@@ -50575,9 +50565,9 @@
       </w:tcPr>
     </w:tblStylePr>
   </w:style>
-  <w:style w:type="table" w:styleId="987">
+  <w:style w:type="table" w:styleId="995">
     <w:name w:val="Medium Shading 2 Accent 4"/>
-    <w:basedOn w:val="904"/>
+    <w:basedOn w:val="912"/>
     <w:uiPriority w:val="64"/>
     <w:pPr>
       <w:pBdr/>
@@ -50830,9 +50820,9 @@
       </w:tcPr>
     </w:tblStylePr>
   </w:style>
-  <w:style w:type="table" w:styleId="988">
+  <w:style w:type="table" w:styleId="996">
     <w:name w:val="Medium Shading 2 Accent 5"/>
-    <w:basedOn w:val="904"/>
+    <w:basedOn w:val="912"/>
     <w:uiPriority w:val="64"/>
     <w:pPr>
       <w:pBdr/>
@@ -51085,9 +51075,9 @@
       </w:tcPr>
     </w:tblStylePr>
   </w:style>
-  <w:style w:type="table" w:styleId="989">
+  <w:style w:type="table" w:styleId="997">
     <w:name w:val="Medium Shading 2 Accent 6"/>
-    <w:basedOn w:val="904"/>
+    <w:basedOn w:val="912"/>
     <w:uiPriority w:val="64"/>
     <w:pPr>
       <w:pBdr/>
@@ -51340,9 +51330,9 @@
       </w:tcPr>
     </w:tblStylePr>
   </w:style>
-  <w:style w:type="table" w:styleId="990">
+  <w:style w:type="table" w:styleId="998">
     <w:name w:val="Medium List 1"/>
-    <w:basedOn w:val="904"/>
+    <w:basedOn w:val="912"/>
     <w:uiPriority w:val="65"/>
     <w:pPr>
       <w:pBdr/>
@@ -51567,9 +51557,9 @@
       </w:tcPr>
     </w:tblStylePr>
   </w:style>
-  <w:style w:type="table" w:styleId="991">
+  <w:style w:type="table" w:styleId="999">
     <w:name w:val="Medium List 1 Accent 1"/>
-    <w:basedOn w:val="904"/>
+    <w:basedOn w:val="912"/>
     <w:uiPriority w:val="65"/>
     <w:pPr>
       <w:pBdr/>
@@ -51794,9 +51784,9 @@
       </w:tcPr>
     </w:tblStylePr>
   </w:style>
-  <w:style w:type="table" w:styleId="992">
+  <w:style w:type="table" w:styleId="1000">
     <w:name w:val="Medium List 1 Accent 2"/>
-    <w:basedOn w:val="904"/>
+    <w:basedOn w:val="912"/>
     <w:uiPriority w:val="65"/>
     <w:pPr>
       <w:pBdr/>
@@ -52021,9 +52011,9 @@
       </w:tcPr>
     </w:tblStylePr>
   </w:style>
-  <w:style w:type="table" w:styleId="993">
+  <w:style w:type="table" w:styleId="1001">
     <w:name w:val="Medium List 1 Accent 3"/>
-    <w:basedOn w:val="904"/>
+    <w:basedOn w:val="912"/>
     <w:uiPriority w:val="65"/>
     <w:pPr>
       <w:pBdr/>
@@ -52248,9 +52238,9 @@
       </w:tcPr>
     </w:tblStylePr>
   </w:style>
-  <w:style w:type="table" w:styleId="994">
+  <w:style w:type="table" w:styleId="1002">
     <w:name w:val="Medium List 1 Accent 4"/>
-    <w:basedOn w:val="904"/>
+    <w:basedOn w:val="912"/>
     <w:uiPriority w:val="65"/>
     <w:pPr>
       <w:pBdr/>
@@ -52475,9 +52465,9 @@
       </w:tcPr>
     </w:tblStylePr>
   </w:style>
-  <w:style w:type="table" w:styleId="995">
+  <w:style w:type="table" w:styleId="1003">
     <w:name w:val="Medium List 1 Accent 5"/>
-    <w:basedOn w:val="904"/>
+    <w:basedOn w:val="912"/>
     <w:uiPriority w:val="65"/>
     <w:pPr>
       <w:pBdr/>
@@ -52702,9 +52692,9 @@
       </w:tcPr>
     </w:tblStylePr>
   </w:style>
-  <w:style w:type="table" w:styleId="996">
+  <w:style w:type="table" w:styleId="1004">
     <w:name w:val="Medium List 1 Accent 6"/>
-    <w:basedOn w:val="904"/>
+    <w:basedOn w:val="912"/>
     <w:uiPriority w:val="65"/>
     <w:pPr>
       <w:pBdr/>
@@ -52929,9 +52919,9 @@
       </w:tcPr>
     </w:tblStylePr>
   </w:style>
-  <w:style w:type="table" w:styleId="997">
+  <w:style w:type="table" w:styleId="1005">
     <w:name w:val="Medium List 2"/>
-    <w:basedOn w:val="904"/>
+    <w:basedOn w:val="912"/>
     <w:uiPriority w:val="66"/>
     <w:pPr>
       <w:pBdr/>
@@ -53171,9 +53161,9 @@
       </w:tcPr>
     </w:tblStylePr>
   </w:style>
-  <w:style w:type="table" w:styleId="998">
+  <w:style w:type="table" w:styleId="1006">
     <w:name w:val="Medium List 2 Accent 1"/>
-    <w:basedOn w:val="904"/>
+    <w:basedOn w:val="912"/>
     <w:uiPriority w:val="66"/>
     <w:pPr>
       <w:pBdr/>
@@ -53413,9 +53403,9 @@
       </w:tcPr>
     </w:tblStylePr>
   </w:style>
-  <w:style w:type="table" w:styleId="999">
+  <w:style w:type="table" w:styleId="1007">
     <w:name w:val="Medium List 2 Accent 2"/>
-    <w:basedOn w:val="904"/>
+    <w:basedOn w:val="912"/>
     <w:uiPriority w:val="66"/>
     <w:pPr>
       <w:pBdr/>
@@ -53655,9 +53645,9 @@
       </w:tcPr>
     </w:tblStylePr>
   </w:style>
-  <w:style w:type="table" w:styleId="1000">
+  <w:style w:type="table" w:styleId="1008">
     <w:name w:val="Medium List 2 Accent 3"/>
-    <w:basedOn w:val="904"/>
+    <w:basedOn w:val="912"/>
     <w:uiPriority w:val="66"/>
     <w:pPr>
       <w:pBdr/>
@@ -53897,9 +53887,9 @@
       </w:tcPr>
     </w:tblStylePr>
   </w:style>
-  <w:style w:type="table" w:styleId="1001">
+  <w:style w:type="table" w:styleId="1009">
     <w:name w:val="Medium List 2 Accent 4"/>
-    <w:basedOn w:val="904"/>
+    <w:basedOn w:val="912"/>
     <w:uiPriority w:val="66"/>
     <w:pPr>
       <w:pBdr/>
@@ -54139,9 +54129,9 @@
       </w:tcPr>
     </w:tblStylePr>
   </w:style>
-  <w:style w:type="table" w:styleId="1002">
+  <w:style w:type="table" w:styleId="1010">
     <w:name w:val="Medium List 2 Accent 5"/>
-    <w:basedOn w:val="904"/>
+    <w:basedOn w:val="912"/>
     <w:uiPriority w:val="66"/>
     <w:pPr>
       <w:pBdr/>
@@ -54381,9 +54371,9 @@
       </w:tcPr>
     </w:tblStylePr>
   </w:style>
-  <w:style w:type="table" w:styleId="1003">
+  <w:style w:type="table" w:styleId="1011">
     <w:name w:val="Medium List 2 Accent 6"/>
-    <w:basedOn w:val="904"/>
+    <w:basedOn w:val="912"/>
     <w:uiPriority w:val="66"/>
     <w:pPr>
       <w:pBdr/>
@@ -54623,9 +54613,9 @@
       </w:tcPr>
     </w:tblStylePr>
   </w:style>
-  <w:style w:type="table" w:styleId="1004">
+  <w:style w:type="table" w:styleId="1012">
     <w:name w:val="Medium Grid 1"/>
-    <w:basedOn w:val="904"/>
+    <w:basedOn w:val="912"/>
     <w:uiPriority w:val="67"/>
     <w:pPr>
       <w:pBdr/>
@@ -54845,9 +54835,9 @@
       </w:tcPr>
     </w:tblStylePr>
   </w:style>
-  <w:style w:type="table" w:styleId="1005">
+  <w:style w:type="table" w:styleId="1013">
     <w:name w:val="Medium Grid 1 Accent 1"/>
-    <w:basedOn w:val="904"/>
+    <w:basedOn w:val="912"/>
     <w:uiPriority w:val="67"/>
     <w:pPr>
       <w:pBdr/>
@@ -55067,9 +55057,9 @@
       </w:tcPr>
     </w:tblStylePr>
   </w:style>
-  <w:style w:type="table" w:styleId="1006">
+  <w:style w:type="table" w:styleId="1014">
     <w:name w:val="Medium Grid 1 Accent 2"/>
-    <w:basedOn w:val="904"/>
+    <w:basedOn w:val="912"/>
     <w:uiPriority w:val="67"/>
     <w:pPr>
       <w:pBdr/>
@@ -55289,9 +55279,9 @@
       </w:tcPr>
     </w:tblStylePr>
   </w:style>
-  <w:style w:type="table" w:styleId="1007">
+  <w:style w:type="table" w:styleId="1015">
     <w:name w:val="Medium Grid 1 Accent 3"/>
-    <w:basedOn w:val="904"/>
+    <w:basedOn w:val="912"/>
     <w:uiPriority w:val="67"/>
     <w:pPr>
       <w:pBdr/>
@@ -55511,9 +55501,9 @@
       </w:tcPr>
     </w:tblStylePr>
   </w:style>
-  <w:style w:type="table" w:styleId="1008">
+  <w:style w:type="table" w:styleId="1016">
     <w:name w:val="Medium Grid 1 Accent 4"/>
-    <w:basedOn w:val="904"/>
+    <w:basedOn w:val="912"/>
     <w:uiPriority w:val="67"/>
     <w:pPr>
       <w:pBdr/>
@@ -55733,9 +55723,9 @@
       </w:tcPr>
     </w:tblStylePr>
   </w:style>
-  <w:style w:type="table" w:styleId="1009">
+  <w:style w:type="table" w:styleId="1017">
     <w:name w:val="Medium Grid 1 Accent 5"/>
-    <w:basedOn w:val="904"/>
+    <w:basedOn w:val="912"/>
     <w:uiPriority w:val="67"/>
     <w:pPr>
       <w:pBdr/>
@@ -55955,9 +55945,9 @@
       </w:tcPr>
     </w:tblStylePr>
   </w:style>
-  <w:style w:type="table" w:styleId="1010">
+  <w:style w:type="table" w:styleId="1018">
     <w:name w:val="Medium Grid 1 Accent 6"/>
-    <w:basedOn w:val="904"/>
+    <w:basedOn w:val="912"/>
     <w:uiPriority w:val="67"/>
     <w:pPr>
       <w:pBdr/>
@@ -56177,9 +56167,9 @@
       </w:tcPr>
     </w:tblStylePr>
   </w:style>
-  <w:style w:type="table" w:styleId="1011">
+  <w:style w:type="table" w:styleId="1019">
     <w:name w:val="Medium Grid 2"/>
-    <w:basedOn w:val="904"/>
+    <w:basedOn w:val="912"/>
     <w:uiPriority w:val="68"/>
     <w:pPr>
       <w:pBdr/>
@@ -56425,9 +56415,9 @@
       </w:tcPr>
     </w:tblStylePr>
   </w:style>
-  <w:style w:type="table" w:styleId="1012">
+  <w:style w:type="table" w:styleId="1020">
     <w:name w:val="Medium Grid 2 Accent 1"/>
-    <w:basedOn w:val="904"/>
+    <w:basedOn w:val="912"/>
     <w:uiPriority w:val="68"/>
     <w:pPr>
       <w:pBdr/>
@@ -56673,9 +56663,9 @@
       </w:tcPr>
     </w:tblStylePr>
   </w:style>
-  <w:style w:type="table" w:styleId="1013">
+  <w:style w:type="table" w:styleId="1021">
     <w:name w:val="Medium Grid 2 Accent 2"/>
-    <w:basedOn w:val="904"/>
+    <w:basedOn w:val="912"/>
     <w:uiPriority w:val="68"/>
     <w:pPr>
       <w:pBdr/>
@@ -56921,9 +56911,9 @@
       </w:tcPr>
     </w:tblStylePr>
   </w:style>
-  <w:style w:type="table" w:styleId="1014">
+  <w:style w:type="table" w:styleId="1022">
     <w:name w:val="Medium Grid 2 Accent 3"/>
-    <w:basedOn w:val="904"/>
+    <w:basedOn w:val="912"/>
     <w:uiPriority w:val="68"/>
     <w:pPr>
       <w:pBdr/>
@@ -57169,9 +57159,9 @@
       </w:tcPr>
     </w:tblStylePr>
   </w:style>
-  <w:style w:type="table" w:styleId="1015">
+  <w:style w:type="table" w:styleId="1023">
     <w:name w:val="Medium Grid 2 Accent 4"/>
-    <w:basedOn w:val="904"/>
+    <w:basedOn w:val="912"/>
     <w:uiPriority w:val="68"/>
     <w:pPr>
       <w:pBdr/>
@@ -57417,9 +57407,9 @@
       </w:tcPr>
     </w:tblStylePr>
   </w:style>
-  <w:style w:type="table" w:styleId="1016">
+  <w:style w:type="table" w:styleId="1024">
     <w:name w:val="Medium Grid 2 Accent 5"/>
-    <w:basedOn w:val="904"/>
+    <w:basedOn w:val="912"/>
     <w:uiPriority w:val="68"/>
     <w:pPr>
       <w:pBdr/>
@@ -57665,9 +57655,9 @@
       </w:tcPr>
     </w:tblStylePr>
   </w:style>
-  <w:style w:type="table" w:styleId="1017">
+  <w:style w:type="table" w:styleId="1025">
     <w:name w:val="Medium Grid 2 Accent 6"/>
-    <w:basedOn w:val="904"/>
+    <w:basedOn w:val="912"/>
     <w:uiPriority w:val="68"/>
     <w:pPr>
       <w:pBdr/>
@@ -57913,9 +57903,9 @@
       </w:tcPr>
     </w:tblStylePr>
   </w:style>
-  <w:style w:type="table" w:styleId="1018">
+  <w:style w:type="table" w:styleId="1026">
     <w:name w:val="Medium Grid 3"/>
-    <w:basedOn w:val="904"/>
+    <w:basedOn w:val="912"/>
     <w:uiPriority w:val="69"/>
     <w:pPr>
       <w:pBdr/>
@@ -58177,9 +58167,9 @@
       </w:tcPr>
     </w:tblStylePr>
   </w:style>
-  <w:style w:type="table" w:styleId="1019">
+  <w:style w:type="table" w:styleId="1027">
     <w:name w:val="Medium Grid 3 Accent 1"/>
-    <w:basedOn w:val="904"/>
+    <w:basedOn w:val="912"/>
     <w:uiPriority w:val="69"/>
     <w:pPr>
       <w:pBdr/>
@@ -58441,9 +58431,9 @@
       </w:tcPr>
     </w:tblStylePr>
   </w:style>
-  <w:style w:type="table" w:styleId="1020">
+  <w:style w:type="table" w:styleId="1028">
     <w:name w:val="Medium Grid 3 Accent 2"/>
-    <w:basedOn w:val="904"/>
+    <w:basedOn w:val="912"/>
     <w:uiPriority w:val="69"/>
     <w:pPr>
       <w:pBdr/>
@@ -58705,9 +58695,9 @@
       </w:tcPr>
     </w:tblStylePr>
   </w:style>
-  <w:style w:type="table" w:styleId="1021">
+  <w:style w:type="table" w:styleId="1029">
     <w:name w:val="Medium Grid 3 Accent 3"/>
-    <w:basedOn w:val="904"/>
+    <w:basedOn w:val="912"/>
     <w:uiPriority w:val="69"/>
     <w:pPr>
       <w:pBdr/>
@@ -58969,9 +58959,9 @@
       </w:tcPr>
     </w:tblStylePr>
   </w:style>
-  <w:style w:type="table" w:styleId="1022">
+  <w:style w:type="table" w:styleId="1030">
     <w:name w:val="Medium Grid 3 Accent 4"/>
-    <w:basedOn w:val="904"/>
+    <w:basedOn w:val="912"/>
     <w:uiPriority w:val="69"/>
     <w:pPr>
       <w:pBdr/>
@@ -59233,9 +59223,9 @@
       </w:tcPr>
     </w:tblStylePr>
   </w:style>
-  <w:style w:type="table" w:styleId="1023">
+  <w:style w:type="table" w:styleId="1031">
     <w:name w:val="Medium Grid 3 Accent 5"/>
-    <w:basedOn w:val="904"/>
+    <w:basedOn w:val="912"/>
     <w:uiPriority w:val="69"/>
     <w:pPr>
       <w:pBdr/>
@@ -59497,9 +59487,9 @@
       </w:tcPr>
     </w:tblStylePr>
   </w:style>
-  <w:style w:type="table" w:styleId="1024">
+  <w:style w:type="table" w:styleId="1032">
     <w:name w:val="Medium Grid 3 Accent 6"/>
-    <w:basedOn w:val="904"/>
+    <w:basedOn w:val="912"/>
     <w:uiPriority w:val="69"/>
     <w:pPr>
       <w:pBdr/>
@@ -59761,9 +59751,9 @@
       </w:tcPr>
     </w:tblStylePr>
   </w:style>
-  <w:style w:type="table" w:styleId="1025">
+  <w:style w:type="table" w:styleId="1033">
     <w:name w:val="Dark List"/>
-    <w:basedOn w:val="904"/>
+    <w:basedOn w:val="912"/>
     <w:uiPriority w:val="70"/>
     <w:pPr>
       <w:pBdr/>
@@ -59999,9 +59989,9 @@
       </w:tcPr>
     </w:tblStylePr>
   </w:style>
-  <w:style w:type="table" w:styleId="1026">
+  <w:style w:type="table" w:styleId="1034">
     <w:name w:val="Dark List Accent 1"/>
-    <w:basedOn w:val="904"/>
+    <w:basedOn w:val="912"/>
     <w:uiPriority w:val="70"/>
     <w:pPr>
       <w:pBdr/>
@@ -60237,9 +60227,9 @@
       </w:tcPr>
     </w:tblStylePr>
   </w:style>
-  <w:style w:type="table" w:styleId="1027">
+  <w:style w:type="table" w:styleId="1035">
     <w:name w:val="Dark List Accent 2"/>
-    <w:basedOn w:val="904"/>
+    <w:basedOn w:val="912"/>
     <w:uiPriority w:val="70"/>
     <w:pPr>
       <w:pBdr/>
@@ -60475,9 +60465,9 @@
       </w:tcPr>
     </w:tblStylePr>
   </w:style>
-  <w:style w:type="table" w:styleId="1028">
+  <w:style w:type="table" w:styleId="1036">
     <w:name w:val="Dark List Accent 3"/>
-    <w:basedOn w:val="904"/>
+    <w:basedOn w:val="912"/>
     <w:uiPriority w:val="70"/>
     <w:pPr>
       <w:pBdr/>
@@ -60713,9 +60703,9 @@
       </w:tcPr>
     </w:tblStylePr>
   </w:style>
-  <w:style w:type="table" w:styleId="1029">
+  <w:style w:type="table" w:styleId="1037">
     <w:name w:val="Dark List Accent 4"/>
-    <w:basedOn w:val="904"/>
+    <w:basedOn w:val="912"/>
     <w:uiPriority w:val="70"/>
     <w:pPr>
       <w:pBdr/>
@@ -60951,9 +60941,9 @@
       </w:tcPr>
     </w:tblStylePr>
   </w:style>
-  <w:style w:type="table" w:styleId="1030">
+  <w:style w:type="table" w:styleId="1038">
     <w:name w:val="Dark List Accent 5"/>
-    <w:basedOn w:val="904"/>
+    <w:basedOn w:val="912"/>
     <w:uiPriority w:val="70"/>
     <w:pPr>
       <w:pBdr/>
@@ -61189,9 +61179,9 @@
       </w:tcPr>
     </w:tblStylePr>
   </w:style>
-  <w:style w:type="table" w:styleId="1031">
+  <w:style w:type="table" w:styleId="1039">
     <w:name w:val="Dark List Accent 6"/>
-    <w:basedOn w:val="904"/>
+    <w:basedOn w:val="912"/>
     <w:uiPriority w:val="70"/>
     <w:pPr>
       <w:pBdr/>
@@ -61427,9 +61417,9 @@
       </w:tcPr>
     </w:tblStylePr>
   </w:style>
-  <w:style w:type="table" w:styleId="1032">
+  <w:style w:type="table" w:styleId="1040">
     <w:name w:val="Colorful Shading"/>
-    <w:basedOn w:val="904"/>
+    <w:basedOn w:val="912"/>
     <w:uiPriority w:val="71"/>
     <w:pPr>
       <w:pBdr/>
@@ -61676,9 +61666,9 @@
       </w:tcPr>
     </w:tblStylePr>
   </w:style>
-  <w:style w:type="table" w:styleId="1033">
+  <w:style w:type="table" w:styleId="1041">
     <w:name w:val="Colorful Shading Accent 1"/>
-    <w:basedOn w:val="904"/>
+    <w:basedOn w:val="912"/>
     <w:uiPriority w:val="71"/>
     <w:pPr>
       <w:pBdr/>
@@ -61925,9 +61915,9 @@
       </w:tcPr>
     </w:tblStylePr>
   </w:style>
-  <w:style w:type="table" w:styleId="1034">
+  <w:style w:type="table" w:styleId="1042">
     <w:name w:val="Colorful Shading Accent 2"/>
-    <w:basedOn w:val="904"/>
+    <w:basedOn w:val="912"/>
     <w:uiPriority w:val="71"/>
     <w:pPr>
       <w:pBdr/>
@@ -62174,9 +62164,9 @@
       </w:tcPr>
     </w:tblStylePr>
   </w:style>
-  <w:style w:type="table" w:styleId="1035">
+  <w:style w:type="table" w:styleId="1043">
     <w:name w:val="Colorful Shading Accent 3"/>
-    <w:basedOn w:val="904"/>
+    <w:basedOn w:val="912"/>
     <w:uiPriority w:val="71"/>
     <w:pPr>
       <w:pBdr/>
@@ -62417,9 +62407,9 @@
       </w:tcPr>
     </w:tblStylePr>
   </w:style>
-  <w:style w:type="table" w:styleId="1036">
+  <w:style w:type="table" w:styleId="1044">
     <w:name w:val="Colorful Shading Accent 4"/>
-    <w:basedOn w:val="904"/>
+    <w:basedOn w:val="912"/>
     <w:uiPriority w:val="71"/>
     <w:pPr>
       <w:pBdr/>
@@ -62666,9 +62656,9 @@
       </w:tcPr>
     </w:tblStylePr>
   </w:style>
-  <w:style w:type="table" w:styleId="1037">
+  <w:style w:type="table" w:styleId="1045">
     <w:name w:val="Colorful Shading Accent 5"/>
-    <w:basedOn w:val="904"/>
+    <w:basedOn w:val="912"/>
     <w:uiPriority w:val="71"/>
     <w:pPr>
       <w:pBdr/>
@@ -62915,9 +62905,9 @@
       </w:tcPr>
     </w:tblStylePr>
   </w:style>
-  <w:style w:type="table" w:styleId="1038">
+  <w:style w:type="table" w:styleId="1046">
     <w:name w:val="Colorful Shading Accent 6"/>
-    <w:basedOn w:val="904"/>
+    <w:basedOn w:val="912"/>
     <w:uiPriority w:val="71"/>
     <w:pPr>
       <w:pBdr/>
@@ -63164,9 +63154,9 @@
       </w:tcPr>
     </w:tblStylePr>
   </w:style>
-  <w:style w:type="table" w:styleId="1039">
+  <w:style w:type="table" w:styleId="1047">
     <w:name w:val="Colorful List"/>
-    <w:basedOn w:val="904"/>
+    <w:basedOn w:val="912"/>
     <w:uiPriority w:val="72"/>
     <w:pPr>
       <w:pBdr/>
@@ -63393,9 +63383,9 @@
       </w:tcPr>
     </w:tblStylePr>
   </w:style>
-  <w:style w:type="table" w:styleId="1040">
+  <w:style w:type="table" w:styleId="1048">
     <w:name w:val="Colorful List Accent 1"/>
-    <w:basedOn w:val="904"/>
+    <w:basedOn w:val="912"/>
     <w:uiPriority w:val="72"/>
     <w:pPr>
       <w:pBdr/>
@@ -63622,9 +63612,9 @@
       </w:tcPr>
     </w:tblStylePr>
   </w:style>
-  <w:style w:type="table" w:styleId="1041">
+  <w:style w:type="table" w:styleId="1049">
     <w:name w:val="Colorful List Accent 2"/>
-    <w:basedOn w:val="904"/>
+    <w:basedOn w:val="912"/>
     <w:uiPriority w:val="72"/>
     <w:pPr>
       <w:pBdr/>
@@ -63851,9 +63841,9 @@
       </w:tcPr>
     </w:tblStylePr>
   </w:style>
-  <w:style w:type="table" w:styleId="1042">
+  <w:style w:type="table" w:styleId="1050">
     <w:name w:val="Colorful List Accent 3"/>
-    <w:basedOn w:val="904"/>
+    <w:basedOn w:val="912"/>
     <w:uiPriority w:val="72"/>
     <w:pPr>
       <w:pBdr/>
@@ -64080,9 +64070,9 @@
       </w:tcPr>
     </w:tblStylePr>
   </w:style>
-  <w:style w:type="table" w:styleId="1043">
+  <w:style w:type="table" w:styleId="1051">
     <w:name w:val="Colorful List Accent 4"/>
-    <w:basedOn w:val="904"/>
+    <w:basedOn w:val="912"/>
     <w:uiPriority w:val="72"/>
     <w:pPr>
       <w:pBdr/>
@@ -64309,9 +64299,9 @@
       </w:tcPr>
     </w:tblStylePr>
   </w:style>
-  <w:style w:type="table" w:styleId="1044">
+  <w:style w:type="table" w:styleId="1052">
     <w:name w:val="Colorful List Accent 5"/>
-    <w:basedOn w:val="904"/>
+    <w:basedOn w:val="912"/>
     <w:uiPriority w:val="72"/>
     <w:pPr>
       <w:pBdr/>
@@ -64538,9 +64528,9 @@
       </w:tcPr>
     </w:tblStylePr>
   </w:style>
-  <w:style w:type="table" w:styleId="1045">
+  <w:style w:type="table" w:styleId="1053">
     <w:name w:val="Colorful List Accent 6"/>
-    <w:basedOn w:val="904"/>
+    <w:basedOn w:val="912"/>
     <w:uiPriority w:val="72"/>
     <w:pPr>
       <w:pBdr/>
@@ -64767,9 +64757,9 @@
       </w:tcPr>
     </w:tblStylePr>
   </w:style>
-  <w:style w:type="table" w:styleId="1046">
+  <w:style w:type="table" w:styleId="1054">
     <w:name w:val="Colorful Grid"/>
-    <w:basedOn w:val="904"/>
+    <w:basedOn w:val="912"/>
     <w:uiPriority w:val="73"/>
     <w:pPr>
       <w:pBdr/>
@@ -64988,9 +64978,9 @@
       </w:tcPr>
     </w:tblStylePr>
   </w:style>
-  <w:style w:type="table" w:styleId="1047">
+  <w:style w:type="table" w:styleId="1055">
     <w:name w:val="Colorful Grid Accent 1"/>
-    <w:basedOn w:val="904"/>
+    <w:basedOn w:val="912"/>
     <w:uiPriority w:val="73"/>
     <w:pPr>
       <w:pBdr/>
@@ -65209,9 +65199,9 @@
       </w:tcPr>
     </w:tblStylePr>
   </w:style>
-  <w:style w:type="table" w:styleId="1048">
+  <w:style w:type="table" w:styleId="1056">
     <w:name w:val="Colorful Grid Accent 2"/>
-    <w:basedOn w:val="904"/>
+    <w:basedOn w:val="912"/>
     <w:uiPriority w:val="73"/>
     <w:pPr>
       <w:pBdr/>
@@ -65430,9 +65420,9 @@
       </w:tcPr>
     </w:tblStylePr>
   </w:style>
-  <w:style w:type="table" w:styleId="1049">
+  <w:style w:type="table" w:styleId="1057">
     <w:name w:val="Colorful Grid Accent 3"/>
-    <w:basedOn w:val="904"/>
+    <w:basedOn w:val="912"/>
     <w:uiPriority w:val="73"/>
     <w:pPr>
       <w:pBdr/>
@@ -65651,9 +65641,9 @@
       </w:tcPr>
     </w:tblStylePr>
   </w:style>
-  <w:style w:type="table" w:styleId="1050">
+  <w:style w:type="table" w:styleId="1058">
     <w:name w:val="Colorful Grid Accent 4"/>
-    <w:basedOn w:val="904"/>
+    <w:basedOn w:val="912"/>
     <w:uiPriority w:val="73"/>
     <w:pPr>
       <w:pBdr/>
@@ -65872,9 +65862,9 @@
       </w:tcPr>
     </w:tblStylePr>
   </w:style>
-  <w:style w:type="table" w:styleId="1051">
+  <w:style w:type="table" w:styleId="1059">
     <w:name w:val="Colorful Grid Accent 5"/>
-    <w:basedOn w:val="904"/>
+    <w:basedOn w:val="912"/>
     <w:uiPriority w:val="73"/>
     <w:pPr>
       <w:pBdr/>
@@ -66093,9 +66083,9 @@
       </w:tcPr>
     </w:tblStylePr>
   </w:style>
-  <w:style w:type="table" w:styleId="1052">
+  <w:style w:type="table" w:styleId="1060">
     <w:name w:val="Colorful Grid Accent 6"/>
-    <w:basedOn w:val="904"/>
+    <w:basedOn w:val="912"/>
     <w:uiPriority w:val="73"/>
     <w:pPr>
       <w:pBdr/>
@@ -66314,7 +66304,7 @@
       </w:tcPr>
     </w:tblStylePr>
   </w:style>
-  <w:style w:type="paragraph" w:styleId="1053" w:customStyle="1">
+  <w:style w:type="paragraph" w:styleId="1061" w:customStyle="1">
     <w:name w:val="CodeBlock"/>
     <w:pPr>
       <w:pBdr/>

--- a/Лаба 1 - ETL.docx
+++ b/Лаба 1 - ETL.docx
@@ -386,12 +386,75 @@
         <w:pBdr/>
         <w:spacing/>
         <w:ind/>
-        <w:rPr/>
-      </w:pPr>
+        <w:rPr>
+          <w:highlight w:val="none"/>
+        </w:rPr>
+      </w:pPr>
+      <w:r/>
       <w:r>
-        <w:t xml:space="preserve">В OLTP этой работы первичные ID задаются фиксированным seed.sql. Поэтому CustomerID, ProductID, OrderID и OrderItemID являются PRIMARY KEY, но не IDENTITY.</w:t>
+        <w:t xml:space="preserve">В OLTP этой работы CustomerID, ProductID, OrderID и OrderItemID являются PRIMARY KEY и должны быть настроены как IDENTITY. Поскольку фиксированный </w:t>
+      </w:r>
+      <w:r>
+        <w:rPr>
+          <w:b/>
+          <w:bCs/>
+          <w:i w:val="0"/>
+          <w:iCs w:val="0"/>
+        </w:rPr>
+        <w:t xml:space="preserve">seed.sql</w:t>
+      </w:r>
+      <w:r>
+        <w:rPr>
+          <w:b/>
+          <w:bCs/>
+          <w:i w:val="0"/>
+          <w:iCs w:val="0"/>
+        </w:rPr>
+        <w:t xml:space="preserve"> </w:t>
+      </w:r>
+      <w:r>
+        <w:t xml:space="preserve">задаёт значения этих идентификаторов явно, при загрузке данных необходимо учитывать особенность вста</w:t>
+      </w:r>
+      <w:r>
+        <w:t xml:space="preserve">вки значений в IDENTITY-поля.</w:t>
       </w:r>
       <w:r/>
+      <w:r/>
+    </w:p>
+    <w:p>
+      <w:pPr>
+        <w:pBdr/>
+        <w:spacing/>
+        <w:ind/>
+        <w:rPr/>
+      </w:pPr>
+      <w:r>
+        <w:rPr>
+          <w:highlight w:val="none"/>
+        </w:rPr>
+      </w:r>
+      <w:r>
+        <w:t xml:space="preserve">Для фиксированного </w:t>
+      </w:r>
+      <w:r>
+        <w:rPr>
+          <w:b/>
+          <w:bCs/>
+        </w:rPr>
+        <w:t xml:space="preserve">seed.sql</w:t>
+      </w:r>
+      <w:r>
+        <w:t xml:space="preserve"> рекомендуется использовать SET IDENTITY_INSERT ... ON/OFF. </w:t>
+      </w:r>
+      <w:r>
+        <w:t xml:space="preserve">Альтернативный вариант — удалить явно заданные ID из INSERT и позволить SQL Server генерировать их автоматически, предварительно обеспечив корректное формирование и использование связанных внешних ключей.</w:t>
+      </w:r>
+      <w:r/>
+      <w:r>
+        <w:rPr>
+          <w:highlight w:val="none"/>
+        </w:rPr>
+      </w:r>
     </w:p>
     <w:p>
       <w:pPr>
@@ -8030,6 +8093,12 @@
           <w:highlight w:val="none"/>
         </w:rPr>
       </w:r>
+      <w:r>
+        <w:rPr>
+          <w:rFonts w:ascii="DejaVu Sans" w:hAnsi="DejaVu Sans"/>
+          <w:highlight w:val="none"/>
+        </w:rPr>
+      </w:r>
     </w:p>
     <w:p>
       <w:pPr>
@@ -8051,6 +8120,11 @@
       </w:r>
       <w:r>
         <w:t xml:space="preserve"> запросы выполняются из DWH.</w:t>
+      </w:r>
+      <w:r>
+        <w:rPr>
+          <w:highlight w:val="none"/>
+        </w:rPr>
       </w:r>
       <w:r>
         <w:rPr>
